--- a/Overdracht.docx
+++ b/Overdracht.docx
@@ -2180,7 +2180,7 @@
         <w:t xml:space="preserve">Probeer dan als het mogelijk is en jullie er zeker van zijn dat het lukt een simulatie te maken van de kart en de testbaan zodat jullie altijd iets kunnen testen.</w:t>
         <w:br/>
         <w:br/>
-        <w:t xml:space="preserve">Verder zijn er een aantal dingen die nog meer getest en uitgebouwd moet worden, dit zijn:</w:t>
+        <w:t xml:space="preserve">Verder zijn er een aantal dingen die nog meer getest en uitgebouwd moeten worden, dit zijn:</w:t>
       </w:r>
       <w:r>
         <w:rPr>
@@ -2403,7 +2403,7 @@
           <w:szCs w:val="22"/>
           <w:highlight w:val="none"/>
         </w:rPr>
-        <w:t xml:space="preserve">Zorgen dat de kart stabieller rijdt wanneer het langs stippellijnen gaat</w:t>
+        <w:t xml:space="preserve">Zorgen dat de kart stabieler rijdt wanneer het langs stippellijnen gaat</w:t>
       </w:r>
       <w:r>
         <w:rPr>
@@ -2482,7 +2482,7 @@
           <w:szCs w:val="22"/>
           <w:highlight w:val="none"/>
         </w:rPr>
-        <w:t xml:space="preserve">Zorgen dat de kart net van de baan afschiet bij een zebrapad</w:t>
+        <w:t xml:space="preserve">Zorgen dat de kart niet van de baan afschiet bij een zebrapad</w:t>
       </w:r>
       <w:r>
         <w:rPr>
@@ -2579,7 +2579,7 @@
           <w:szCs w:val="22"/>
           <w:highlight w:val="none"/>
         </w:rPr>
-        <w:t xml:space="preserve">Wij moedigen jullie ook aan om naar onze onderzoeken te kijken met de hoop dat jullie hier wat informatie uitkunnen halen over bepaalde aspecten binnen het project.</w:t>
+        <w:t xml:space="preserve">Wij moedigen jullie ook aan om naar onze onderzoeken te kijken met de hoop dat jullie hier wat informatie uit kunnen halen over bepaalde aspecten binnen het project.</w:t>
       </w:r>
       <w:r>
         <w:rPr>
@@ -2780,11 +2780,11 @@
           <w:szCs w:val="22"/>
           <w:highlight w:val="none"/>
         </w:rPr>
-        <w:t xml:space="preserve">In dit project hebben wij ook Anydesk gebruikt om makkelijker de code te debuggen wanneer we met de NUC op de kart bezig waren. Jullie mogen zelf beslissen wat makkelijker of handiger is maar dit is wat onze oplossing was.</w:t>
+        <w:t xml:space="preserve">In dit project hebben wij ook AnyDesk gebruikt om makkelijker de code te debuggen wanneer we met de NUC op de kart bezig waren. Jullie mogen zelf beslissen wat makkelijker of handiger is maar dit was onze oplossing.</w:t>
         <w:br/>
-        <w:t xml:space="preserve">Wat wij ook elke keer meenamen was een monitor, muis en toetsenbord en een parasool.</w:t>
+        <w:t xml:space="preserve">Wat wij ook elke keer meenamen was een monitor, muis en toetsenbord en een parasol.</w:t>
         <w:br/>
-        <w:t xml:space="preserve">De monitor, muis en toetsenbord was gebruikt wanneer we op locatie waren en het internet van het RDW onstabiel was, en de parasool hadden we mee om op de baan nog iets op de laptop te kunnen zien wanneer we op Anydesk met de code bezig waren.</w:t>
+        <w:t xml:space="preserve">De monitor, muis en toetsenbord gebruikten wij wanneer we op locatie waren en het internet van het RDW onstabiel was, en de parasol hadden we mee om op de baan nog iets op de laptop te kunnen zien wanneer we op Anydesk met de code bezig waren.</w:t>
       </w:r>
       <w:r>
         <w:rPr>

--- a/Overdracht.docx
+++ b/Overdracht.docx
@@ -31,6 +31,15 @@
           <w:bCs/>
           <w:sz w:val="36"/>
           <w:szCs w:val="36"/>
+        </w:rPr>
+      </w:r>
+      <w:r>
+        <w:rPr>
+          <w:b/>
+          <w:bCs/>
+          <w:sz w:val="36"/>
+          <w:szCs w:val="36"/>
+          <w:highlight w:val="none"/>
         </w:rPr>
       </w:r>
     </w:p>
@@ -113,6 +122,15 @@
           <w:szCs w:val="22"/>
         </w:rPr>
       </w:r>
+      <w:r>
+        <w:rPr>
+          <w:b w:val="0"/>
+          <w:bCs w:val="0"/>
+          <w:sz w:val="22"/>
+          <w:szCs w:val="22"/>
+          <w:highlight w:val="none"/>
+        </w:rPr>
+      </w:r>
     </w:p>
     <w:p>
       <w:pPr>
@@ -147,10 +165,19 @@
           <w:highlight w:val="none"/>
         </w:rPr>
       </w:r>
+      <w:r>
+        <w:rPr>
+          <w:b w:val="0"/>
+          <w:bCs w:val="0"/>
+          <w:sz w:val="22"/>
+          <w:szCs w:val="22"/>
+          <w:highlight w:val="none"/>
+        </w:rPr>
+      </w:r>
     </w:p>
     <w:tbl>
       <w:tblPr>
-        <w:tblStyle w:val="12"/>
+        <w:tblStyle w:val="705"/>
         <w:tblW w:w="0" w:type="auto"/>
         <w:tblBorders/>
         <w:tblLayout w:type="fixed"/>
@@ -192,6 +219,15 @@
                 <w:highlight w:val="none"/>
               </w:rPr>
               <w:t xml:space="preserve">Naam</w:t>
+            </w:r>
+            <w:r>
+              <w:rPr>
+                <w:b/>
+                <w:bCs/>
+                <w:sz w:val="22"/>
+                <w:szCs w:val="22"/>
+                <w:highlight w:val="none"/>
+              </w:rPr>
             </w:r>
             <w:r>
               <w:rPr>
@@ -242,6 +278,15 @@
                 <w:highlight w:val="none"/>
               </w:rPr>
             </w:r>
+            <w:r>
+              <w:rPr>
+                <w:b/>
+                <w:bCs/>
+                <w:sz w:val="22"/>
+                <w:szCs w:val="22"/>
+                <w:highlight w:val="none"/>
+              </w:rPr>
+            </w:r>
           </w:p>
         </w:tc>
         <w:tc>
@@ -282,6 +327,15 @@
                 <w:highlight w:val="none"/>
               </w:rPr>
             </w:r>
+            <w:r>
+              <w:rPr>
+                <w:b/>
+                <w:bCs/>
+                <w:sz w:val="22"/>
+                <w:szCs w:val="22"/>
+                <w:highlight w:val="none"/>
+              </w:rPr>
+            </w:r>
           </w:p>
         </w:tc>
         <w:tc>
@@ -312,6 +366,15 @@
                 <w:highlight w:val="none"/>
               </w:rPr>
               <w:t xml:space="preserve">Functie binnen het project</w:t>
+            </w:r>
+            <w:r>
+              <w:rPr>
+                <w:b/>
+                <w:bCs/>
+                <w:sz w:val="22"/>
+                <w:szCs w:val="22"/>
+                <w:highlight w:val="none"/>
+              </w:rPr>
             </w:r>
             <w:r>
               <w:rPr>
@@ -367,6 +430,15 @@
                 <w:highlight w:val="none"/>
               </w:rPr>
             </w:r>
+            <w:r>
+              <w:rPr>
+                <w:b w:val="0"/>
+                <w:bCs w:val="0"/>
+                <w:sz w:val="22"/>
+                <w:szCs w:val="22"/>
+                <w:highlight w:val="none"/>
+              </w:rPr>
+            </w:r>
           </w:p>
         </w:tc>
         <w:tc>
@@ -407,6 +479,15 @@
                 <w:highlight w:val="none"/>
               </w:rPr>
             </w:r>
+            <w:r>
+              <w:rPr>
+                <w:b w:val="0"/>
+                <w:bCs w:val="0"/>
+                <w:sz w:val="22"/>
+                <w:szCs w:val="22"/>
+                <w:highlight w:val="none"/>
+              </w:rPr>
+            </w:r>
           </w:p>
         </w:tc>
         <w:tc>
@@ -437,6 +518,15 @@
                 <w:highlight w:val="none"/>
               </w:rPr>
               <w:t xml:space="preserve">1093379@hr.nl</w:t>
+            </w:r>
+            <w:r>
+              <w:rPr>
+                <w:b w:val="0"/>
+                <w:bCs w:val="0"/>
+                <w:sz w:val="22"/>
+                <w:szCs w:val="22"/>
+                <w:highlight w:val="none"/>
+              </w:rPr>
             </w:r>
             <w:r>
               <w:rPr>
@@ -506,6 +596,15 @@
                 <w:highlight w:val="none"/>
               </w:rPr>
             </w:r>
+            <w:r>
+              <w:rPr>
+                <w:b w:val="0"/>
+                <w:bCs w:val="0"/>
+                <w:sz w:val="22"/>
+                <w:szCs w:val="22"/>
+                <w:highlight w:val="none"/>
+              </w:rPr>
+            </w:r>
           </w:p>
         </w:tc>
       </w:tr>
@@ -541,6 +640,15 @@
                 <w:highlight w:val="none"/>
               </w:rPr>
               <w:t xml:space="preserve">Tom Heijmans</w:t>
+            </w:r>
+            <w:r>
+              <w:rPr>
+                <w:b w:val="0"/>
+                <w:bCs w:val="0"/>
+                <w:sz w:val="22"/>
+                <w:szCs w:val="22"/>
+                <w:highlight w:val="none"/>
+              </w:rPr>
             </w:r>
             <w:r>
               <w:rPr>
@@ -597,15 +705,6 @@
               <w:rPr>
                 <w:b w:val="0"/>
                 <w:bCs w:val="0"/>
-                <w:color w:val="000000" w:themeColor="text1"/>
-                <w:sz w:val="22"/>
-                <w:szCs w:val="22"/>
-                <w:highlight w:val="none"/>
-              </w:rPr>
-            </w:r>
-            <w:r>
-              <w:rPr>
-                <w:rFonts w:ascii="Arial" w:hAnsi="Arial" w:eastAsia="Arial" w:cs="Arial"/>
                 <w:color w:val="000000" w:themeColor="text1"/>
                 <w:sz w:val="22"/>
                 <w:szCs w:val="22"/>
@@ -674,49 +773,11 @@
               </w:rPr>
               <w:t xml:space="preserve">@hr.nl</w:t>
             </w:r>
-            <w:r/>
-            <w:r>
-              <w:rPr>
-                <w:rFonts w:ascii="Arial" w:hAnsi="Arial" w:eastAsia="Arial" w:cs="Arial"/>
-                <w:color w:val="000000" w:themeColor="text1"/>
-                <w:sz w:val="22"/>
-                <w:szCs w:val="22"/>
-                <w:highlight w:val="none"/>
-              </w:rPr>
-            </w:r>
             <w:r>
               <w:rPr>
                 <w:b w:val="0"/>
                 <w:bCs w:val="0"/>
                 <w:color w:val="000000" w:themeColor="text1"/>
-                <w:sz w:val="22"/>
-                <w:szCs w:val="22"/>
-                <w:highlight w:val="none"/>
-              </w:rPr>
-            </w:r>
-            <w:r>
-              <w:rPr>
-                <w:b w:val="0"/>
-                <w:bCs w:val="0"/>
-                <w:color w:val="000000" w:themeColor="text1"/>
-                <w:sz w:val="22"/>
-                <w:szCs w:val="22"/>
-                <w:highlight w:val="none"/>
-              </w:rPr>
-            </w:r>
-            <w:r>
-              <w:rPr>
-                <w:b w:val="0"/>
-                <w:bCs w:val="0"/>
-                <w:sz w:val="22"/>
-                <w:szCs w:val="22"/>
-                <w:highlight w:val="none"/>
-              </w:rPr>
-            </w:r>
-            <w:r>
-              <w:rPr>
-                <w:b w:val="0"/>
-                <w:bCs w:val="0"/>
                 <w:sz w:val="22"/>
                 <w:szCs w:val="22"/>
                 <w:highlight w:val="none"/>
@@ -772,6 +833,15 @@
                 <w:highlight w:val="none"/>
               </w:rPr>
             </w:r>
+            <w:r>
+              <w:rPr>
+                <w:b w:val="0"/>
+                <w:bCs w:val="0"/>
+                <w:sz w:val="22"/>
+                <w:szCs w:val="22"/>
+                <w:highlight w:val="none"/>
+              </w:rPr>
+            </w:r>
           </w:p>
         </w:tc>
       </w:tr>
@@ -808,6 +878,15 @@
                 <w:highlight w:val="none"/>
               </w:rPr>
               <w:t xml:space="preserve">Hannah Saunders</w:t>
+            </w:r>
+            <w:r>
+              <w:rPr>
+                <w:b w:val="0"/>
+                <w:bCs w:val="0"/>
+                <w:sz w:val="22"/>
+                <w:szCs w:val="22"/>
+                <w:highlight w:val="none"/>
+              </w:rPr>
             </w:r>
             <w:r>
               <w:rPr>
@@ -934,49 +1013,11 @@
               </w:rPr>
               <w:t xml:space="preserve">@hr.nl</w:t>
             </w:r>
-            <w:r/>
-            <w:r>
-              <w:rPr>
-                <w:rFonts w:ascii="Arial" w:hAnsi="Arial" w:eastAsia="Arial" w:cs="Arial"/>
-                <w:color w:val="000000" w:themeColor="text1"/>
-                <w:sz w:val="22"/>
-                <w:szCs w:val="22"/>
-                <w:highlight w:val="none"/>
-              </w:rPr>
-            </w:r>
             <w:r>
               <w:rPr>
                 <w:b w:val="0"/>
                 <w:bCs w:val="0"/>
                 <w:color w:val="000000" w:themeColor="text1"/>
-                <w:sz w:val="22"/>
-                <w:szCs w:val="22"/>
-                <w:highlight w:val="none"/>
-              </w:rPr>
-            </w:r>
-            <w:r>
-              <w:rPr>
-                <w:b w:val="0"/>
-                <w:bCs w:val="0"/>
-                <w:color w:val="000000" w:themeColor="text1"/>
-                <w:sz w:val="22"/>
-                <w:szCs w:val="22"/>
-                <w:highlight w:val="none"/>
-              </w:rPr>
-            </w:r>
-            <w:r>
-              <w:rPr>
-                <w:b w:val="0"/>
-                <w:bCs w:val="0"/>
-                <w:sz w:val="22"/>
-                <w:szCs w:val="22"/>
-                <w:highlight w:val="none"/>
-              </w:rPr>
-            </w:r>
-            <w:r>
-              <w:rPr>
-                <w:b w:val="0"/>
-                <w:bCs w:val="0"/>
                 <w:sz w:val="22"/>
                 <w:szCs w:val="22"/>
                 <w:highlight w:val="none"/>
@@ -1023,6 +1064,15 @@
                 <w:highlight w:val="none"/>
               </w:rPr>
               <w:t xml:space="preserve">Bezig geweest met LIDAR en onderzoek navigatie</w:t>
+            </w:r>
+            <w:r>
+              <w:rPr>
+                <w:b w:val="0"/>
+                <w:bCs w:val="0"/>
+                <w:sz w:val="22"/>
+                <w:szCs w:val="22"/>
+                <w:highlight w:val="none"/>
+              </w:rPr>
             </w:r>
             <w:r>
               <w:rPr>
@@ -1175,36 +1225,6 @@
                 <w:highlight w:val="none"/>
               </w:rPr>
             </w:r>
-            <w:r>
-              <w:rPr>
-                <w:b w:val="0"/>
-                <w:bCs w:val="0"/>
-                <w:color w:val="000000" w:themeColor="text1"/>
-                <w:sz w:val="22"/>
-                <w:szCs w:val="22"/>
-                <w:highlight w:val="none"/>
-              </w:rPr>
-            </w:r>
-            <w:r>
-              <w:rPr>
-                <w:b w:val="0"/>
-                <w:bCs w:val="0"/>
-                <w:color w:val="000000" w:themeColor="text1"/>
-                <w:sz w:val="22"/>
-                <w:szCs w:val="22"/>
-                <w:highlight w:val="none"/>
-              </w:rPr>
-            </w:r>
-            <w:r>
-              <w:rPr>
-                <w:b w:val="0"/>
-                <w:bCs w:val="0"/>
-                <w:color w:val="000000" w:themeColor="text1"/>
-                <w:sz w:val="22"/>
-                <w:szCs w:val="22"/>
-                <w:highlight w:val="none"/>
-              </w:rPr>
-            </w:r>
           </w:p>
         </w:tc>
         <w:tc>
@@ -1258,49 +1278,11 @@
               </w:rPr>
               <w:t xml:space="preserve">@hr.nl</w:t>
             </w:r>
-            <w:r/>
-            <w:r>
-              <w:rPr>
-                <w:rFonts w:ascii="Arial" w:hAnsi="Arial" w:eastAsia="Arial" w:cs="Arial"/>
-                <w:color w:val="000000" w:themeColor="text1"/>
-                <w:sz w:val="22"/>
-                <w:szCs w:val="22"/>
-                <w:highlight w:val="none"/>
-              </w:rPr>
-            </w:r>
             <w:r>
               <w:rPr>
                 <w:b w:val="0"/>
                 <w:bCs w:val="0"/>
                 <w:color w:val="000000" w:themeColor="text1"/>
-                <w:sz w:val="22"/>
-                <w:szCs w:val="22"/>
-                <w:highlight w:val="none"/>
-              </w:rPr>
-            </w:r>
-            <w:r>
-              <w:rPr>
-                <w:b w:val="0"/>
-                <w:bCs w:val="0"/>
-                <w:color w:val="000000" w:themeColor="text1"/>
-                <w:sz w:val="22"/>
-                <w:szCs w:val="22"/>
-                <w:highlight w:val="none"/>
-              </w:rPr>
-            </w:r>
-            <w:r>
-              <w:rPr>
-                <w:b w:val="0"/>
-                <w:bCs w:val="0"/>
-                <w:sz w:val="22"/>
-                <w:szCs w:val="22"/>
-                <w:highlight w:val="none"/>
-              </w:rPr>
-            </w:r>
-            <w:r>
-              <w:rPr>
-                <w:b w:val="0"/>
-                <w:bCs w:val="0"/>
                 <w:sz w:val="22"/>
                 <w:szCs w:val="22"/>
                 <w:highlight w:val="none"/>
@@ -1357,7 +1339,6 @@
               </w:rPr>
               <w:t xml:space="preserve">Bezig geweest met</w:t>
             </w:r>
-            <w:r/>
             <w:r>
               <w:rPr>
                 <w:b w:val="0"/>
@@ -1367,6 +1348,15 @@
                 <w:highlight w:val="none"/>
               </w:rPr>
               <w:t xml:space="preserve"> lijn detectie</w:t>
+            </w:r>
+            <w:r>
+              <w:rPr>
+                <w:b w:val="0"/>
+                <w:bCs w:val="0"/>
+                <w:sz w:val="22"/>
+                <w:szCs w:val="22"/>
+                <w:highlight w:val="none"/>
+              </w:rPr>
             </w:r>
             <w:r>
               <w:rPr>
@@ -1411,6 +1401,15 @@
                 <w:highlight w:val="none"/>
               </w:rPr>
               <w:t xml:space="preserve">Merel van der Leeden</w:t>
+            </w:r>
+            <w:r>
+              <w:rPr>
+                <w:b w:val="0"/>
+                <w:bCs w:val="0"/>
+                <w:sz w:val="22"/>
+                <w:szCs w:val="22"/>
+                <w:highlight w:val="none"/>
+              </w:rPr>
             </w:r>
             <w:r>
               <w:rPr>
@@ -1537,49 +1536,11 @@
               </w:rPr>
               <w:t xml:space="preserve">@hr.nl</w:t>
             </w:r>
-            <w:r/>
-            <w:r>
-              <w:rPr>
-                <w:rFonts w:ascii="Arial" w:hAnsi="Arial" w:eastAsia="Arial" w:cs="Arial"/>
-                <w:color w:val="000000" w:themeColor="text1"/>
-                <w:sz w:val="22"/>
-                <w:szCs w:val="22"/>
-                <w:highlight w:val="none"/>
-              </w:rPr>
-            </w:r>
             <w:r>
               <w:rPr>
                 <w:b w:val="0"/>
                 <w:bCs w:val="0"/>
                 <w:color w:val="000000" w:themeColor="text1"/>
-                <w:sz w:val="22"/>
-                <w:szCs w:val="22"/>
-                <w:highlight w:val="none"/>
-              </w:rPr>
-            </w:r>
-            <w:r>
-              <w:rPr>
-                <w:b w:val="0"/>
-                <w:bCs w:val="0"/>
-                <w:color w:val="000000" w:themeColor="text1"/>
-                <w:sz w:val="22"/>
-                <w:szCs w:val="22"/>
-                <w:highlight w:val="none"/>
-              </w:rPr>
-            </w:r>
-            <w:r>
-              <w:rPr>
-                <w:b w:val="0"/>
-                <w:bCs w:val="0"/>
-                <w:sz w:val="22"/>
-                <w:szCs w:val="22"/>
-                <w:highlight w:val="none"/>
-              </w:rPr>
-            </w:r>
-            <w:r>
-              <w:rPr>
-                <w:b w:val="0"/>
-                <w:bCs w:val="0"/>
                 <w:sz w:val="22"/>
                 <w:szCs w:val="22"/>
                 <w:highlight w:val="none"/>
@@ -1655,6 +1616,15 @@
                 <w:highlight w:val="none"/>
               </w:rPr>
             </w:r>
+            <w:r>
+              <w:rPr>
+                <w:b w:val="0"/>
+                <w:bCs w:val="0"/>
+                <w:sz w:val="22"/>
+                <w:szCs w:val="22"/>
+                <w:highlight w:val="none"/>
+              </w:rPr>
+            </w:r>
           </w:p>
         </w:tc>
       </w:tr>
@@ -1730,6 +1700,13 @@
           <w:highlight w:val="none"/>
         </w:rPr>
       </w:r>
+      <w:r>
+        <w:rPr>
+          <w:sz w:val="22"/>
+          <w:szCs w:val="22"/>
+          <w:highlight w:val="none"/>
+        </w:rPr>
+      </w:r>
     </w:p>
     <w:p>
       <w:pPr>
@@ -1752,6 +1729,13 @@
           <w:highlight w:val="none"/>
         </w:rPr>
         <w:t xml:space="preserve">Zeker zijn er stukken in de code waarvan we weten dat het niet perfect is, maar het valt te refactoren en te verbeteren.</w:t>
+      </w:r>
+      <w:r>
+        <w:rPr>
+          <w:sz w:val="22"/>
+          <w:szCs w:val="22"/>
+          <w:highlight w:val="none"/>
+        </w:rPr>
       </w:r>
       <w:r>
         <w:rPr>
@@ -2143,6 +2127,15 @@
           <w:highlight w:val="none"/>
         </w:rPr>
       </w:r>
+      <w:r>
+        <w:rPr>
+          <w:b/>
+          <w:bCs/>
+          <w:sz w:val="36"/>
+          <w:szCs w:val="36"/>
+          <w:highlight w:val="none"/>
+        </w:rPr>
+      </w:r>
     </w:p>
     <w:p>
       <w:pPr>
@@ -2176,8 +2169,24 @@
         </w:rPr>
         <w:br/>
         <w:t xml:space="preserve">Tijdens de challenge gaan jullie zeker tegen wat moeilijkheden aankomen, voornamelijk dat de karts niet werken of dat het weer tegenzit.</w:t>
+      </w:r>
+      <w:r>
+        <w:rPr>
+          <w:sz w:val="22"/>
+          <w:szCs w:val="22"/>
+          <w:highlight w:val="none"/>
+        </w:rPr>
         <w:br/>
         <w:t xml:space="preserve">Probeer dan als het mogelijk is en jullie er zeker van zijn dat het lukt een simulatie te maken van de kart en de testbaan zodat jullie altijd iets kunnen testen.</w:t>
+        <w:br/>
+        <w:t xml:space="preserve">Probeer ook in de huidige code iets te maken die beelden opneemt om makkelijker te zien wat waar fout gaat. Zo voorkomen jullie te moeten gokken wat er is gebeurt wanneer er toch iets niet goed gaat.</w:t>
+      </w:r>
+      <w:r>
+        <w:rPr>
+          <w:sz w:val="22"/>
+          <w:szCs w:val="22"/>
+          <w:highlight w:val="none"/>
+        </w:rPr>
         <w:br/>
         <w:br/>
         <w:t xml:space="preserve">Verder zijn er een aantal dingen die nog meer getest en uitgebouwd moeten worden, dit zijn:</w:t>
@@ -2189,10 +2198,18 @@
           <w:highlight w:val="none"/>
         </w:rPr>
       </w:r>
+      <w:r/>
+      <w:r>
+        <w:rPr>
+          <w:sz w:val="22"/>
+          <w:szCs w:val="22"/>
+          <w:highlight w:val="none"/>
+        </w:rPr>
+      </w:r>
     </w:p>
     <w:p>
       <w:pPr>
-        <w:pStyle w:val="668"/>
+        <w:pStyle w:val="894"/>
         <w:numPr>
           <w:ilvl w:val="0"/>
           <w:numId w:val="1"/>
@@ -2225,10 +2242,17 @@
           <w:highlight w:val="none"/>
         </w:rPr>
       </w:r>
+      <w:r>
+        <w:rPr>
+          <w:sz w:val="22"/>
+          <w:szCs w:val="22"/>
+          <w:highlight w:val="none"/>
+        </w:rPr>
+      </w:r>
     </w:p>
     <w:p>
       <w:pPr>
-        <w:pStyle w:val="668"/>
+        <w:pStyle w:val="894"/>
         <w:numPr>
           <w:ilvl w:val="0"/>
           <w:numId w:val="1"/>
@@ -2261,10 +2285,17 @@
           <w:highlight w:val="none"/>
         </w:rPr>
       </w:r>
+      <w:r>
+        <w:rPr>
+          <w:sz w:val="22"/>
+          <w:szCs w:val="22"/>
+          <w:highlight w:val="none"/>
+        </w:rPr>
+      </w:r>
     </w:p>
     <w:p>
       <w:pPr>
-        <w:pStyle w:val="668"/>
+        <w:pStyle w:val="894"/>
         <w:numPr>
           <w:ilvl w:val="0"/>
           <w:numId w:val="1"/>
@@ -2297,10 +2328,17 @@
           <w:highlight w:val="none"/>
         </w:rPr>
       </w:r>
+      <w:r>
+        <w:rPr>
+          <w:sz w:val="22"/>
+          <w:szCs w:val="22"/>
+          <w:highlight w:val="none"/>
+        </w:rPr>
+      </w:r>
     </w:p>
     <w:p>
       <w:pPr>
-        <w:pStyle w:val="668"/>
+        <w:pStyle w:val="894"/>
         <w:numPr>
           <w:ilvl w:val="0"/>
           <w:numId w:val="1"/>
@@ -2333,10 +2371,17 @@
           <w:highlight w:val="none"/>
         </w:rPr>
       </w:r>
+      <w:r>
+        <w:rPr>
+          <w:sz w:val="22"/>
+          <w:szCs w:val="22"/>
+          <w:highlight w:val="none"/>
+        </w:rPr>
+      </w:r>
     </w:p>
     <w:p>
       <w:pPr>
-        <w:pStyle w:val="668"/>
+        <w:pStyle w:val="894"/>
         <w:numPr>
           <w:ilvl w:val="0"/>
           <w:numId w:val="1"/>
@@ -2379,7 +2424,7 @@
     </w:p>
     <w:p>
       <w:pPr>
-        <w:pStyle w:val="668"/>
+        <w:pStyle w:val="894"/>
         <w:numPr>
           <w:ilvl w:val="0"/>
           <w:numId w:val="1"/>
@@ -2422,7 +2467,7 @@
     </w:p>
     <w:p>
       <w:pPr>
-        <w:pStyle w:val="668"/>
+        <w:pStyle w:val="894"/>
         <w:numPr>
           <w:ilvl w:val="0"/>
           <w:numId w:val="1"/>
@@ -2455,10 +2500,17 @@
           <w:highlight w:val="none"/>
         </w:rPr>
       </w:r>
+      <w:r>
+        <w:rPr>
+          <w:sz w:val="22"/>
+          <w:szCs w:val="22"/>
+          <w:highlight w:val="none"/>
+        </w:rPr>
+      </w:r>
     </w:p>
     <w:p>
       <w:pPr>
-        <w:pStyle w:val="668"/>
+        <w:pStyle w:val="894"/>
         <w:numPr>
           <w:ilvl w:val="0"/>
           <w:numId w:val="1"/>
@@ -2536,12 +2588,29 @@
           <w:highlight w:val="none"/>
         </w:rPr>
       </w:r>
+    </w:p>
+    <w:p>
+      <w:pPr>
+        <w:pBdr/>
+        <w:tabs>
+          <w:tab w:val="left" w:leader="none" w:pos="3962"/>
+        </w:tabs>
+        <w:spacing/>
+        <w:ind w:firstLine="0" w:left="0"/>
+        <w:jc w:val="left"/>
+        <w:rPr>
+          <w:sz w:val="22"/>
+          <w:szCs w:val="22"/>
+          <w:highlight w:val="none"/>
+        </w:rPr>
+      </w:pPr>
       <w:r>
         <w:rPr>
           <w:sz w:val="22"/>
           <w:szCs w:val="22"/>
           <w:highlight w:val="none"/>
         </w:rPr>
+        <w:t xml:space="preserve">Wij moedigen jullie ook aan om naar onze onderzoeken te kijken met de hoop dat jullie hier wat informatie uit kunnen halen over bepaalde aspecten binnen het project.</w:t>
       </w:r>
       <w:r>
         <w:rPr>
@@ -2579,7 +2648,7 @@
           <w:szCs w:val="22"/>
           <w:highlight w:val="none"/>
         </w:rPr>
-        <w:t xml:space="preserve">Wij moedigen jullie ook aan om naar onze onderzoeken te kijken met de hoop dat jullie hier wat informatie uit kunnen halen over bepaalde aspecten binnen het project.</w:t>
+        <w:t xml:space="preserve">Wij hebben tijdens</w:t>
       </w:r>
       <w:r>
         <w:rPr>
@@ -2587,30 +2656,14 @@
           <w:szCs w:val="22"/>
           <w:highlight w:val="none"/>
         </w:rPr>
+        <w:t xml:space="preserve"> dit project ook een aantal test videos gemaakt die jullie kunnen gebruiken met de code. Deze videos zijn wel aardig groot dus als jullie deze willen moet je Fabio een bericht sturen. Die gaat jullie dan een link sturen naar zijn share waar alles op staat.</w:t>
       </w:r>
-    </w:p>
-    <w:p>
-      <w:pPr>
-        <w:pBdr/>
-        <w:tabs>
-          <w:tab w:val="left" w:leader="none" w:pos="3962"/>
-        </w:tabs>
-        <w:spacing/>
-        <w:ind w:firstLine="0" w:left="0"/>
-        <w:jc w:val="left"/>
-        <w:rPr>
-          <w:sz w:val="22"/>
-          <w:szCs w:val="22"/>
-          <w:highlight w:val="none"/>
-        </w:rPr>
-      </w:pPr>
       <w:r>
         <w:rPr>
           <w:sz w:val="22"/>
           <w:szCs w:val="22"/>
           <w:highlight w:val="none"/>
         </w:rPr>
-        <w:t xml:space="preserve">Wij hebben tijdens dit project ook een aantal test videos gemaakt die jullie kunnen gebruiken met de code. Deze videos zijn wel aardig groot dus als jullie deze willen moet je Fabio een bericht sturen. Die gaat jullie dan een link sturen naar zijn share waar alles op staat.</w:t>
       </w:r>
       <w:r>
         <w:rPr>
@@ -2678,7 +2731,7 @@
       <w:hyperlink r:id="rId9" w:tooltip="https://www.youtube.com/watch?v=bAQNVsA4Kn4" w:history="1">
         <w:r>
           <w:rPr>
-            <w:rStyle w:val="187"/>
+            <w:rStyle w:val="876"/>
             <w:sz w:val="22"/>
             <w:szCs w:val="22"/>
             <w:highlight w:val="none"/>
@@ -2687,7 +2740,7 @@
         </w:r>
         <w:r>
           <w:rPr>
-            <w:rStyle w:val="187"/>
+            <w:rStyle w:val="876"/>
             <w:sz w:val="22"/>
             <w:szCs w:val="22"/>
             <w:highlight w:val="none"/>
@@ -2713,7 +2766,7 @@
       <w:hyperlink r:id="rId10" w:tooltip="https://github.com/SelfDrivingChallenge/ClosedCategory/tree/main" w:history="1">
         <w:r>
           <w:rPr>
-            <w:rStyle w:val="187"/>
+            <w:rStyle w:val="876"/>
             <w:sz w:val="22"/>
             <w:szCs w:val="22"/>
             <w:highlight w:val="none"/>
@@ -2722,7 +2775,7 @@
         </w:r>
         <w:r>
           <w:rPr>
-            <w:rStyle w:val="187"/>
+            <w:rStyle w:val="876"/>
             <w:sz w:val="22"/>
             <w:szCs w:val="22"/>
             <w:highlight w:val="none"/>
@@ -2730,7 +2783,7 @@
         </w:r>
         <w:r>
           <w:rPr>
-            <w:rStyle w:val="187"/>
+            <w:rStyle w:val="876"/>
             <w:sz w:val="22"/>
             <w:szCs w:val="22"/>
             <w:highlight w:val="none"/>
@@ -2780,11 +2833,34 @@
           <w:szCs w:val="22"/>
           <w:highlight w:val="none"/>
         </w:rPr>
-        <w:t xml:space="preserve">In dit project hebben wij ook AnyDesk gebruikt om makkelijker de code te debuggen wanneer we met de NUC op de kart bezig waren. Jullie mogen zelf beslissen wat makkelijker of handiger is maar dit was onze oplossing.</w:t>
+        <w:t xml:space="preserve">In dit project hebben wij ook A</w:t>
+      </w:r>
+      <w:r>
+        <w:rPr>
+          <w:sz w:val="22"/>
+          <w:szCs w:val="22"/>
+          <w:highlight w:val="none"/>
+        </w:rPr>
+        <w:t xml:space="preserve">nyDesk gebruikt om makkelijker de code te debuggen wanneer we met de NUC op de kart bezig waren. Jullie mogen zelf beslissen wat makkelijker of handiger is maar dit was onze oplossing.</w:t>
         <w:br/>
-        <w:t xml:space="preserve">Wat wij ook elke keer meenamen was een monitor, muis en toetsenbord en een parasol.</w:t>
+        <w:t xml:space="preserve">Wat wij ook elke keer meenamen was een monitor, muis en toetsenbord en </w:t>
+      </w:r>
+      <w:r>
+        <w:rPr>
+          <w:sz w:val="22"/>
+          <w:szCs w:val="22"/>
+          <w:highlight w:val="none"/>
+        </w:rPr>
+        <w:t xml:space="preserve">een parasol.</w:t>
         <w:br/>
         <w:t xml:space="preserve">De monitor, muis en toetsenbord gebruikten wij wanneer we op locatie waren en het internet van het RDW onstabiel was, en de parasol hadden we mee om op de baan nog iets op de laptop te kunnen zien wanneer we op Anydesk met de code bezig waren.</w:t>
+      </w:r>
+      <w:r>
+        <w:rPr>
+          <w:sz w:val="22"/>
+          <w:szCs w:val="22"/>
+          <w:highlight w:val="none"/>
+        </w:rPr>
       </w:r>
       <w:r>
         <w:rPr>
@@ -2849,34 +2925,6 @@
           <w:highlight w:val="none"/>
         </w:rPr>
       </w:r>
-      <w:r>
-        <w:rPr>
-          <w:sz w:val="22"/>
-          <w:szCs w:val="22"/>
-          <w:highlight w:val="none"/>
-        </w:rPr>
-      </w:r>
-      <w:r>
-        <w:rPr>
-          <w:sz w:val="22"/>
-          <w:szCs w:val="22"/>
-          <w:highlight w:val="none"/>
-        </w:rPr>
-      </w:r>
-      <w:r>
-        <w:rPr>
-          <w:sz w:val="22"/>
-          <w:szCs w:val="22"/>
-          <w:highlight w:val="none"/>
-        </w:rPr>
-      </w:r>
-      <w:r>
-        <w:rPr>
-          <w:sz w:val="22"/>
-          <w:szCs w:val="22"/>
-          <w:highlight w:val="none"/>
-        </w:rPr>
-      </w:r>
     </w:p>
     <w:p>
       <w:pPr>
@@ -2913,10 +2961,8 @@
       </w:r>
       <w:r>
         <w:rPr>
-          <w:b/>
-          <w:bCs/>
-          <w:sz w:val="36"/>
-          <w:szCs w:val="36"/>
+          <w:sz w:val="22"/>
+          <w:szCs w:val="22"/>
           <w:highlight w:val="none"/>
         </w:rPr>
       </w:r>
@@ -2943,7 +2989,6 @@
         <w:ind/>
         <w:rPr/>
       </w:pPr>
-      <w:r/>
       <w:r>
         <w:separator/>
       </w:r>
@@ -2958,7 +3003,6 @@
         <w:ind/>
         <w:rPr/>
       </w:pPr>
-      <w:r/>
       <w:r>
         <w:continuationSeparator/>
       </w:r>
@@ -2978,7 +3022,6 @@
         <w:ind/>
         <w:rPr/>
       </w:pPr>
-      <w:r/>
       <w:r>
         <w:separator/>
       </w:r>
@@ -2993,7 +3036,6 @@
         <w:ind/>
         <w:rPr/>
       </w:pPr>
-      <w:r/>
       <w:r>
         <w:continuationSeparator/>
       </w:r>
@@ -3466,9 +3508,9 @@
     <w:lsdException w:name="Bibliography" w:uiPriority="37"/>
     <w:lsdException w:name="TOC Heading" w:uiPriority="39" w:qFormat="1"/>
   </w:latentStyles>
-  <w:style w:type="table" w:styleId="12">
+  <w:style w:type="table" w:styleId="705">
     <w:name w:val="Table Grid"/>
-    <w:basedOn w:val="665"/>
+    <w:basedOn w:val="891"/>
     <w:uiPriority w:val="59"/>
     <w:pPr>
       <w:pBdr/>
@@ -3665,9 +3707,9 @@
       </w:tcPr>
     </w:tblStylePr>
   </w:style>
-  <w:style w:type="table" w:styleId="13">
+  <w:style w:type="table" w:styleId="706">
     <w:name w:val="Table Grid Light"/>
-    <w:basedOn w:val="665"/>
+    <w:basedOn w:val="891"/>
     <w:uiPriority w:val="59"/>
     <w:pPr>
       <w:pBdr/>
@@ -3864,9 +3906,9 @@
       </w:tcPr>
     </w:tblStylePr>
   </w:style>
-  <w:style w:type="table" w:styleId="14">
+  <w:style w:type="table" w:styleId="707">
     <w:name w:val="Plain Table 1"/>
-    <w:basedOn w:val="665"/>
+    <w:basedOn w:val="891"/>
     <w:uiPriority w:val="59"/>
     <w:pPr>
       <w:pBdr/>
@@ -4089,9 +4131,9 @@
       </w:tcPr>
     </w:tblStylePr>
   </w:style>
-  <w:style w:type="table" w:styleId="15">
+  <w:style w:type="table" w:styleId="708">
     <w:name w:val="Plain Table 2"/>
-    <w:basedOn w:val="665"/>
+    <w:basedOn w:val="891"/>
     <w:uiPriority w:val="59"/>
     <w:pPr>
       <w:pBdr/>
@@ -4322,9 +4364,9 @@
       </w:tcPr>
     </w:tblStylePr>
   </w:style>
-  <w:style w:type="table" w:styleId="16">
+  <w:style w:type="table" w:styleId="709">
     <w:name w:val="Plain Table 3"/>
-    <w:basedOn w:val="665"/>
+    <w:basedOn w:val="891"/>
     <w:uiPriority w:val="99"/>
     <w:pPr>
       <w:pBdr/>
@@ -4552,9 +4594,9 @@
       </w:tcPr>
     </w:tblStylePr>
   </w:style>
-  <w:style w:type="table" w:styleId="17">
+  <w:style w:type="table" w:styleId="710">
     <w:name w:val="Plain Table 4"/>
-    <w:basedOn w:val="665"/>
+    <w:basedOn w:val="891"/>
     <w:uiPriority w:val="99"/>
     <w:pPr>
       <w:pBdr/>
@@ -4768,9 +4810,9 @@
       </w:tcPr>
     </w:tblStylePr>
   </w:style>
-  <w:style w:type="table" w:styleId="18">
+  <w:style w:type="table" w:styleId="711">
     <w:name w:val="Plain Table 5"/>
-    <w:basedOn w:val="665"/>
+    <w:basedOn w:val="891"/>
     <w:uiPriority w:val="99"/>
     <w:pPr>
       <w:pBdr/>
@@ -5001,9 +5043,9 @@
       </w:tcPr>
     </w:tblStylePr>
   </w:style>
-  <w:style w:type="table" w:styleId="19">
+  <w:style w:type="table" w:styleId="712">
     <w:name w:val="Grid Table 1 Light"/>
-    <w:basedOn w:val="665"/>
+    <w:basedOn w:val="891"/>
     <w:uiPriority w:val="99"/>
     <w:pPr>
       <w:pBdr/>
@@ -5224,9 +5266,9 @@
       </w:tcPr>
     </w:tblStylePr>
   </w:style>
-  <w:style w:type="table" w:styleId="20">
+  <w:style w:type="table" w:styleId="713">
     <w:name w:val="Grid Table 1 Light - Accent 1"/>
-    <w:basedOn w:val="665"/>
+    <w:basedOn w:val="891"/>
     <w:uiPriority w:val="99"/>
     <w:pPr>
       <w:pBdr/>
@@ -5447,9 +5489,9 @@
       </w:tcPr>
     </w:tblStylePr>
   </w:style>
-  <w:style w:type="table" w:styleId="21">
+  <w:style w:type="table" w:styleId="714">
     <w:name w:val="Grid Table 1 Light - Accent 2"/>
-    <w:basedOn w:val="665"/>
+    <w:basedOn w:val="891"/>
     <w:uiPriority w:val="99"/>
     <w:pPr>
       <w:pBdr/>
@@ -5670,9 +5712,9 @@
       </w:tcPr>
     </w:tblStylePr>
   </w:style>
-  <w:style w:type="table" w:styleId="22">
+  <w:style w:type="table" w:styleId="715">
     <w:name w:val="Grid Table 1 Light - Accent 3"/>
-    <w:basedOn w:val="665"/>
+    <w:basedOn w:val="891"/>
     <w:uiPriority w:val="99"/>
     <w:pPr>
       <w:pBdr/>
@@ -5893,9 +5935,9 @@
       </w:tcPr>
     </w:tblStylePr>
   </w:style>
-  <w:style w:type="table" w:styleId="23">
+  <w:style w:type="table" w:styleId="716">
     <w:name w:val="Grid Table 1 Light - Accent 4"/>
-    <w:basedOn w:val="665"/>
+    <w:basedOn w:val="891"/>
     <w:uiPriority w:val="99"/>
     <w:pPr>
       <w:pBdr/>
@@ -6116,9 +6158,9 @@
       </w:tcPr>
     </w:tblStylePr>
   </w:style>
-  <w:style w:type="table" w:styleId="24">
+  <w:style w:type="table" w:styleId="717">
     <w:name w:val="Grid Table 1 Light - Accent 5"/>
-    <w:basedOn w:val="665"/>
+    <w:basedOn w:val="891"/>
     <w:uiPriority w:val="99"/>
     <w:pPr>
       <w:pBdr/>
@@ -6339,9 +6381,9 @@
       </w:tcPr>
     </w:tblStylePr>
   </w:style>
-  <w:style w:type="table" w:styleId="25">
+  <w:style w:type="table" w:styleId="718">
     <w:name w:val="Grid Table 1 Light - Accent 6"/>
-    <w:basedOn w:val="665"/>
+    <w:basedOn w:val="891"/>
     <w:uiPriority w:val="99"/>
     <w:pPr>
       <w:pBdr/>
@@ -6562,9 +6604,9 @@
       </w:tcPr>
     </w:tblStylePr>
   </w:style>
-  <w:style w:type="table" w:styleId="26">
+  <w:style w:type="table" w:styleId="719">
     <w:name w:val="Grid Table 2"/>
-    <w:basedOn w:val="665"/>
+    <w:basedOn w:val="891"/>
     <w:uiPriority w:val="99"/>
     <w:pPr>
       <w:pBdr/>
@@ -6794,9 +6836,9 @@
       </w:tcPr>
     </w:tblStylePr>
   </w:style>
-  <w:style w:type="table" w:styleId="27">
+  <w:style w:type="table" w:styleId="720">
     <w:name w:val="Grid Table 2 - Accent 1"/>
-    <w:basedOn w:val="665"/>
+    <w:basedOn w:val="891"/>
     <w:uiPriority w:val="99"/>
     <w:pPr>
       <w:pBdr/>
@@ -7026,9 +7068,9 @@
       </w:tcPr>
     </w:tblStylePr>
   </w:style>
-  <w:style w:type="table" w:styleId="28">
+  <w:style w:type="table" w:styleId="721">
     <w:name w:val="Grid Table 2 - Accent 2"/>
-    <w:basedOn w:val="665"/>
+    <w:basedOn w:val="891"/>
     <w:uiPriority w:val="99"/>
     <w:pPr>
       <w:pBdr/>
@@ -7258,9 +7300,9 @@
       </w:tcPr>
     </w:tblStylePr>
   </w:style>
-  <w:style w:type="table" w:styleId="29">
+  <w:style w:type="table" w:styleId="722">
     <w:name w:val="Grid Table 2 - Accent 3"/>
-    <w:basedOn w:val="665"/>
+    <w:basedOn w:val="891"/>
     <w:uiPriority w:val="99"/>
     <w:pPr>
       <w:pBdr/>
@@ -7490,9 +7532,9 @@
       </w:tcPr>
     </w:tblStylePr>
   </w:style>
-  <w:style w:type="table" w:styleId="30">
+  <w:style w:type="table" w:styleId="723">
     <w:name w:val="Grid Table 2 - Accent 4"/>
-    <w:basedOn w:val="665"/>
+    <w:basedOn w:val="891"/>
     <w:uiPriority w:val="99"/>
     <w:pPr>
       <w:pBdr/>
@@ -7722,9 +7764,9 @@
       </w:tcPr>
     </w:tblStylePr>
   </w:style>
-  <w:style w:type="table" w:styleId="31">
+  <w:style w:type="table" w:styleId="724">
     <w:name w:val="Grid Table 2 - Accent 5"/>
-    <w:basedOn w:val="665"/>
+    <w:basedOn w:val="891"/>
     <w:uiPriority w:val="99"/>
     <w:pPr>
       <w:pBdr/>
@@ -7954,9 +7996,9 @@
       </w:tcPr>
     </w:tblStylePr>
   </w:style>
-  <w:style w:type="table" w:styleId="32">
+  <w:style w:type="table" w:styleId="725">
     <w:name w:val="Grid Table 2 - Accent 6"/>
-    <w:basedOn w:val="665"/>
+    <w:basedOn w:val="891"/>
     <w:uiPriority w:val="99"/>
     <w:pPr>
       <w:pBdr/>
@@ -8186,9 +8228,9 @@
       </w:tcPr>
     </w:tblStylePr>
   </w:style>
-  <w:style w:type="table" w:styleId="33">
+  <w:style w:type="table" w:styleId="726">
     <w:name w:val="Grid Table 3"/>
-    <w:basedOn w:val="665"/>
+    <w:basedOn w:val="891"/>
     <w:uiPriority w:val="99"/>
     <w:pPr>
       <w:pBdr/>
@@ -8287,29 +8329,6 @@
         <w:tblBorders/>
       </w:tblPr>
       <w:tcPr>
-        <w:shd w:color="ffffff"/>
-        <w:tcBorders>
-          <w:top w:val="none" w:color="000000" w:sz="4" w:space="0"/>
-          <w:left w:val="none" w:color="000000" w:sz="4" w:space="0"/>
-          <w:bottom w:val="none" w:color="000000" w:sz="4" w:space="0"/>
-          <w:right w:val="none" w:color="000000" w:sz="4" w:space="0"/>
-        </w:tcBorders>
-      </w:tcPr>
-    </w:tblStylePr>
-    <w:tblStylePr w:type="firstRow">
-      <w:rPr>
-        <w:b/>
-        <w:color w:val="404040"/>
-      </w:rPr>
-      <w:pPr>
-        <w:pBdr/>
-        <w:spacing/>
-        <w:ind/>
-      </w:pPr>
-      <w:tblPr>
-        <w:tblBorders/>
-      </w:tblPr>
-      <w:tcPr>
         <w:shd w:val="clear" w:color="ffffff"/>
         <w:tcBorders>
           <w:top w:val="none" w:color="000000" w:sz="4" w:space="0"/>
@@ -8319,30 +8338,7 @@
         </w:tcBorders>
       </w:tcPr>
     </w:tblStylePr>
-    <w:tblStylePr w:type="lastCol">
-      <w:rPr>
-        <w:i/>
-        <w:color w:val="404040"/>
-      </w:rPr>
-      <w:pPr>
-        <w:pBdr/>
-        <w:spacing/>
-        <w:ind/>
-      </w:pPr>
-      <w:tblPr>
-        <w:tblBorders/>
-      </w:tblPr>
-      <w:tcPr>
-        <w:shd w:color="ffffff"/>
-        <w:tcBorders>
-          <w:top w:val="none" w:color="000000" w:sz="4" w:space="0"/>
-          <w:left w:val="none" w:color="000000" w:sz="4" w:space="0"/>
-          <w:bottom w:val="none" w:color="000000" w:sz="4" w:space="0"/>
-          <w:right w:val="none" w:color="000000" w:sz="4" w:space="0"/>
-        </w:tcBorders>
-      </w:tcPr>
-    </w:tblStylePr>
-    <w:tblStylePr w:type="lastRow">
+    <w:tblStylePr w:type="firstRow">
       <w:rPr>
         <w:b/>
         <w:color w:val="404040"/>
@@ -8365,6 +8361,52 @@
         </w:tcBorders>
       </w:tcPr>
     </w:tblStylePr>
+    <w:tblStylePr w:type="lastCol">
+      <w:rPr>
+        <w:i/>
+        <w:color w:val="404040"/>
+      </w:rPr>
+      <w:pPr>
+        <w:pBdr/>
+        <w:spacing/>
+        <w:ind/>
+      </w:pPr>
+      <w:tblPr>
+        <w:tblBorders/>
+      </w:tblPr>
+      <w:tcPr>
+        <w:shd w:val="clear" w:color="ffffff"/>
+        <w:tcBorders>
+          <w:top w:val="none" w:color="000000" w:sz="4" w:space="0"/>
+          <w:left w:val="none" w:color="000000" w:sz="4" w:space="0"/>
+          <w:bottom w:val="none" w:color="000000" w:sz="4" w:space="0"/>
+          <w:right w:val="none" w:color="000000" w:sz="4" w:space="0"/>
+        </w:tcBorders>
+      </w:tcPr>
+    </w:tblStylePr>
+    <w:tblStylePr w:type="lastRow">
+      <w:rPr>
+        <w:b/>
+        <w:color w:val="404040"/>
+      </w:rPr>
+      <w:pPr>
+        <w:pBdr/>
+        <w:spacing/>
+        <w:ind/>
+      </w:pPr>
+      <w:tblPr>
+        <w:tblBorders/>
+      </w:tblPr>
+      <w:tcPr>
+        <w:shd w:val="clear" w:color="ffffff"/>
+        <w:tcBorders>
+          <w:top w:val="none" w:color="000000" w:sz="4" w:space="0"/>
+          <w:left w:val="none" w:color="000000" w:sz="4" w:space="0"/>
+          <w:bottom w:val="none" w:color="000000" w:sz="4" w:space="0"/>
+          <w:right w:val="none" w:color="000000" w:sz="4" w:space="0"/>
+        </w:tcBorders>
+      </w:tcPr>
+    </w:tblStylePr>
     <w:tblStylePr w:type="nwCell">
       <w:pPr>
         <w:pBdr/>
@@ -8431,9 +8473,9 @@
       </w:tcPr>
     </w:tblStylePr>
   </w:style>
-  <w:style w:type="table" w:styleId="34">
+  <w:style w:type="table" w:styleId="727">
     <w:name w:val="Grid Table 3 - Accent 1"/>
-    <w:basedOn w:val="665"/>
+    <w:basedOn w:val="891"/>
     <w:uiPriority w:val="99"/>
     <w:pPr>
       <w:pBdr/>
@@ -8532,29 +8574,6 @@
         <w:tblBorders/>
       </w:tblPr>
       <w:tcPr>
-        <w:shd w:color="ffffff"/>
-        <w:tcBorders>
-          <w:top w:val="none" w:color="000000" w:sz="4" w:space="0"/>
-          <w:left w:val="none" w:color="000000" w:sz="4" w:space="0"/>
-          <w:bottom w:val="none" w:color="000000" w:sz="4" w:space="0"/>
-          <w:right w:val="none" w:color="000000" w:sz="4" w:space="0"/>
-        </w:tcBorders>
-      </w:tcPr>
-    </w:tblStylePr>
-    <w:tblStylePr w:type="firstRow">
-      <w:rPr>
-        <w:b/>
-        <w:color w:val="404040"/>
-      </w:rPr>
-      <w:pPr>
-        <w:pBdr/>
-        <w:spacing/>
-        <w:ind/>
-      </w:pPr>
-      <w:tblPr>
-        <w:tblBorders/>
-      </w:tblPr>
-      <w:tcPr>
         <w:shd w:val="clear" w:color="ffffff"/>
         <w:tcBorders>
           <w:top w:val="none" w:color="000000" w:sz="4" w:space="0"/>
@@ -8564,30 +8583,7 @@
         </w:tcBorders>
       </w:tcPr>
     </w:tblStylePr>
-    <w:tblStylePr w:type="lastCol">
-      <w:rPr>
-        <w:i/>
-        <w:color w:val="404040"/>
-      </w:rPr>
-      <w:pPr>
-        <w:pBdr/>
-        <w:spacing/>
-        <w:ind/>
-      </w:pPr>
-      <w:tblPr>
-        <w:tblBorders/>
-      </w:tblPr>
-      <w:tcPr>
-        <w:shd w:color="ffffff"/>
-        <w:tcBorders>
-          <w:top w:val="none" w:color="000000" w:sz="4" w:space="0"/>
-          <w:left w:val="none" w:color="000000" w:sz="4" w:space="0"/>
-          <w:bottom w:val="none" w:color="000000" w:sz="4" w:space="0"/>
-          <w:right w:val="none" w:color="000000" w:sz="4" w:space="0"/>
-        </w:tcBorders>
-      </w:tcPr>
-    </w:tblStylePr>
-    <w:tblStylePr w:type="lastRow">
+    <w:tblStylePr w:type="firstRow">
       <w:rPr>
         <w:b/>
         <w:color w:val="404040"/>
@@ -8610,6 +8606,52 @@
         </w:tcBorders>
       </w:tcPr>
     </w:tblStylePr>
+    <w:tblStylePr w:type="lastCol">
+      <w:rPr>
+        <w:i/>
+        <w:color w:val="404040"/>
+      </w:rPr>
+      <w:pPr>
+        <w:pBdr/>
+        <w:spacing/>
+        <w:ind/>
+      </w:pPr>
+      <w:tblPr>
+        <w:tblBorders/>
+      </w:tblPr>
+      <w:tcPr>
+        <w:shd w:val="clear" w:color="ffffff"/>
+        <w:tcBorders>
+          <w:top w:val="none" w:color="000000" w:sz="4" w:space="0"/>
+          <w:left w:val="none" w:color="000000" w:sz="4" w:space="0"/>
+          <w:bottom w:val="none" w:color="000000" w:sz="4" w:space="0"/>
+          <w:right w:val="none" w:color="000000" w:sz="4" w:space="0"/>
+        </w:tcBorders>
+      </w:tcPr>
+    </w:tblStylePr>
+    <w:tblStylePr w:type="lastRow">
+      <w:rPr>
+        <w:b/>
+        <w:color w:val="404040"/>
+      </w:rPr>
+      <w:pPr>
+        <w:pBdr/>
+        <w:spacing/>
+        <w:ind/>
+      </w:pPr>
+      <w:tblPr>
+        <w:tblBorders/>
+      </w:tblPr>
+      <w:tcPr>
+        <w:shd w:val="clear" w:color="ffffff"/>
+        <w:tcBorders>
+          <w:top w:val="none" w:color="000000" w:sz="4" w:space="0"/>
+          <w:left w:val="none" w:color="000000" w:sz="4" w:space="0"/>
+          <w:bottom w:val="none" w:color="000000" w:sz="4" w:space="0"/>
+          <w:right w:val="none" w:color="000000" w:sz="4" w:space="0"/>
+        </w:tcBorders>
+      </w:tcPr>
+    </w:tblStylePr>
     <w:tblStylePr w:type="nwCell">
       <w:pPr>
         <w:pBdr/>
@@ -8676,9 +8718,9 @@
       </w:tcPr>
     </w:tblStylePr>
   </w:style>
-  <w:style w:type="table" w:styleId="35">
+  <w:style w:type="table" w:styleId="728">
     <w:name w:val="Grid Table 3 - Accent 2"/>
-    <w:basedOn w:val="665"/>
+    <w:basedOn w:val="891"/>
     <w:uiPriority w:val="99"/>
     <w:pPr>
       <w:pBdr/>
@@ -8777,29 +8819,6 @@
         <w:tblBorders/>
       </w:tblPr>
       <w:tcPr>
-        <w:shd w:color="ffffff"/>
-        <w:tcBorders>
-          <w:top w:val="none" w:color="000000" w:sz="4" w:space="0"/>
-          <w:left w:val="none" w:color="000000" w:sz="4" w:space="0"/>
-          <w:bottom w:val="none" w:color="000000" w:sz="4" w:space="0"/>
-          <w:right w:val="none" w:color="000000" w:sz="4" w:space="0"/>
-        </w:tcBorders>
-      </w:tcPr>
-    </w:tblStylePr>
-    <w:tblStylePr w:type="firstRow">
-      <w:rPr>
-        <w:b/>
-        <w:color w:val="404040"/>
-      </w:rPr>
-      <w:pPr>
-        <w:pBdr/>
-        <w:spacing/>
-        <w:ind/>
-      </w:pPr>
-      <w:tblPr>
-        <w:tblBorders/>
-      </w:tblPr>
-      <w:tcPr>
         <w:shd w:val="clear" w:color="ffffff"/>
         <w:tcBorders>
           <w:top w:val="none" w:color="000000" w:sz="4" w:space="0"/>
@@ -8809,30 +8828,7 @@
         </w:tcBorders>
       </w:tcPr>
     </w:tblStylePr>
-    <w:tblStylePr w:type="lastCol">
-      <w:rPr>
-        <w:i/>
-        <w:color w:val="404040"/>
-      </w:rPr>
-      <w:pPr>
-        <w:pBdr/>
-        <w:spacing/>
-        <w:ind/>
-      </w:pPr>
-      <w:tblPr>
-        <w:tblBorders/>
-      </w:tblPr>
-      <w:tcPr>
-        <w:shd w:color="ffffff"/>
-        <w:tcBorders>
-          <w:top w:val="none" w:color="000000" w:sz="4" w:space="0"/>
-          <w:left w:val="none" w:color="000000" w:sz="4" w:space="0"/>
-          <w:bottom w:val="none" w:color="000000" w:sz="4" w:space="0"/>
-          <w:right w:val="none" w:color="000000" w:sz="4" w:space="0"/>
-        </w:tcBorders>
-      </w:tcPr>
-    </w:tblStylePr>
-    <w:tblStylePr w:type="lastRow">
+    <w:tblStylePr w:type="firstRow">
       <w:rPr>
         <w:b/>
         <w:color w:val="404040"/>
@@ -8855,6 +8851,52 @@
         </w:tcBorders>
       </w:tcPr>
     </w:tblStylePr>
+    <w:tblStylePr w:type="lastCol">
+      <w:rPr>
+        <w:i/>
+        <w:color w:val="404040"/>
+      </w:rPr>
+      <w:pPr>
+        <w:pBdr/>
+        <w:spacing/>
+        <w:ind/>
+      </w:pPr>
+      <w:tblPr>
+        <w:tblBorders/>
+      </w:tblPr>
+      <w:tcPr>
+        <w:shd w:val="clear" w:color="ffffff"/>
+        <w:tcBorders>
+          <w:top w:val="none" w:color="000000" w:sz="4" w:space="0"/>
+          <w:left w:val="none" w:color="000000" w:sz="4" w:space="0"/>
+          <w:bottom w:val="none" w:color="000000" w:sz="4" w:space="0"/>
+          <w:right w:val="none" w:color="000000" w:sz="4" w:space="0"/>
+        </w:tcBorders>
+      </w:tcPr>
+    </w:tblStylePr>
+    <w:tblStylePr w:type="lastRow">
+      <w:rPr>
+        <w:b/>
+        <w:color w:val="404040"/>
+      </w:rPr>
+      <w:pPr>
+        <w:pBdr/>
+        <w:spacing/>
+        <w:ind/>
+      </w:pPr>
+      <w:tblPr>
+        <w:tblBorders/>
+      </w:tblPr>
+      <w:tcPr>
+        <w:shd w:val="clear" w:color="ffffff"/>
+        <w:tcBorders>
+          <w:top w:val="none" w:color="000000" w:sz="4" w:space="0"/>
+          <w:left w:val="none" w:color="000000" w:sz="4" w:space="0"/>
+          <w:bottom w:val="none" w:color="000000" w:sz="4" w:space="0"/>
+          <w:right w:val="none" w:color="000000" w:sz="4" w:space="0"/>
+        </w:tcBorders>
+      </w:tcPr>
+    </w:tblStylePr>
     <w:tblStylePr w:type="nwCell">
       <w:pPr>
         <w:pBdr/>
@@ -8921,9 +8963,9 @@
       </w:tcPr>
     </w:tblStylePr>
   </w:style>
-  <w:style w:type="table" w:styleId="36">
+  <w:style w:type="table" w:styleId="729">
     <w:name w:val="Grid Table 3 - Accent 3"/>
-    <w:basedOn w:val="665"/>
+    <w:basedOn w:val="891"/>
     <w:uiPriority w:val="99"/>
     <w:pPr>
       <w:pBdr/>
@@ -9022,29 +9064,6 @@
         <w:tblBorders/>
       </w:tblPr>
       <w:tcPr>
-        <w:shd w:color="ffffff"/>
-        <w:tcBorders>
-          <w:top w:val="none" w:color="000000" w:sz="4" w:space="0"/>
-          <w:left w:val="none" w:color="000000" w:sz="4" w:space="0"/>
-          <w:bottom w:val="none" w:color="000000" w:sz="4" w:space="0"/>
-          <w:right w:val="none" w:color="000000" w:sz="4" w:space="0"/>
-        </w:tcBorders>
-      </w:tcPr>
-    </w:tblStylePr>
-    <w:tblStylePr w:type="firstRow">
-      <w:rPr>
-        <w:b/>
-        <w:color w:val="404040"/>
-      </w:rPr>
-      <w:pPr>
-        <w:pBdr/>
-        <w:spacing/>
-        <w:ind/>
-      </w:pPr>
-      <w:tblPr>
-        <w:tblBorders/>
-      </w:tblPr>
-      <w:tcPr>
         <w:shd w:val="clear" w:color="ffffff"/>
         <w:tcBorders>
           <w:top w:val="none" w:color="000000" w:sz="4" w:space="0"/>
@@ -9054,30 +9073,7 @@
         </w:tcBorders>
       </w:tcPr>
     </w:tblStylePr>
-    <w:tblStylePr w:type="lastCol">
-      <w:rPr>
-        <w:i/>
-        <w:color w:val="404040"/>
-      </w:rPr>
-      <w:pPr>
-        <w:pBdr/>
-        <w:spacing/>
-        <w:ind/>
-      </w:pPr>
-      <w:tblPr>
-        <w:tblBorders/>
-      </w:tblPr>
-      <w:tcPr>
-        <w:shd w:color="ffffff"/>
-        <w:tcBorders>
-          <w:top w:val="none" w:color="000000" w:sz="4" w:space="0"/>
-          <w:left w:val="none" w:color="000000" w:sz="4" w:space="0"/>
-          <w:bottom w:val="none" w:color="000000" w:sz="4" w:space="0"/>
-          <w:right w:val="none" w:color="000000" w:sz="4" w:space="0"/>
-        </w:tcBorders>
-      </w:tcPr>
-    </w:tblStylePr>
-    <w:tblStylePr w:type="lastRow">
+    <w:tblStylePr w:type="firstRow">
       <w:rPr>
         <w:b/>
         <w:color w:val="404040"/>
@@ -9100,6 +9096,52 @@
         </w:tcBorders>
       </w:tcPr>
     </w:tblStylePr>
+    <w:tblStylePr w:type="lastCol">
+      <w:rPr>
+        <w:i/>
+        <w:color w:val="404040"/>
+      </w:rPr>
+      <w:pPr>
+        <w:pBdr/>
+        <w:spacing/>
+        <w:ind/>
+      </w:pPr>
+      <w:tblPr>
+        <w:tblBorders/>
+      </w:tblPr>
+      <w:tcPr>
+        <w:shd w:val="clear" w:color="ffffff"/>
+        <w:tcBorders>
+          <w:top w:val="none" w:color="000000" w:sz="4" w:space="0"/>
+          <w:left w:val="none" w:color="000000" w:sz="4" w:space="0"/>
+          <w:bottom w:val="none" w:color="000000" w:sz="4" w:space="0"/>
+          <w:right w:val="none" w:color="000000" w:sz="4" w:space="0"/>
+        </w:tcBorders>
+      </w:tcPr>
+    </w:tblStylePr>
+    <w:tblStylePr w:type="lastRow">
+      <w:rPr>
+        <w:b/>
+        <w:color w:val="404040"/>
+      </w:rPr>
+      <w:pPr>
+        <w:pBdr/>
+        <w:spacing/>
+        <w:ind/>
+      </w:pPr>
+      <w:tblPr>
+        <w:tblBorders/>
+      </w:tblPr>
+      <w:tcPr>
+        <w:shd w:val="clear" w:color="ffffff"/>
+        <w:tcBorders>
+          <w:top w:val="none" w:color="000000" w:sz="4" w:space="0"/>
+          <w:left w:val="none" w:color="000000" w:sz="4" w:space="0"/>
+          <w:bottom w:val="none" w:color="000000" w:sz="4" w:space="0"/>
+          <w:right w:val="none" w:color="000000" w:sz="4" w:space="0"/>
+        </w:tcBorders>
+      </w:tcPr>
+    </w:tblStylePr>
     <w:tblStylePr w:type="nwCell">
       <w:pPr>
         <w:pBdr/>
@@ -9166,9 +9208,9 @@
       </w:tcPr>
     </w:tblStylePr>
   </w:style>
-  <w:style w:type="table" w:styleId="37">
+  <w:style w:type="table" w:styleId="730">
     <w:name w:val="Grid Table 3 - Accent 4"/>
-    <w:basedOn w:val="665"/>
+    <w:basedOn w:val="891"/>
     <w:uiPriority w:val="99"/>
     <w:pPr>
       <w:pBdr/>
@@ -9267,29 +9309,6 @@
         <w:tblBorders/>
       </w:tblPr>
       <w:tcPr>
-        <w:shd w:color="ffffff"/>
-        <w:tcBorders>
-          <w:top w:val="none" w:color="000000" w:sz="4" w:space="0"/>
-          <w:left w:val="none" w:color="000000" w:sz="4" w:space="0"/>
-          <w:bottom w:val="none" w:color="000000" w:sz="4" w:space="0"/>
-          <w:right w:val="none" w:color="000000" w:sz="4" w:space="0"/>
-        </w:tcBorders>
-      </w:tcPr>
-    </w:tblStylePr>
-    <w:tblStylePr w:type="firstRow">
-      <w:rPr>
-        <w:b/>
-        <w:color w:val="404040"/>
-      </w:rPr>
-      <w:pPr>
-        <w:pBdr/>
-        <w:spacing/>
-        <w:ind/>
-      </w:pPr>
-      <w:tblPr>
-        <w:tblBorders/>
-      </w:tblPr>
-      <w:tcPr>
         <w:shd w:val="clear" w:color="ffffff"/>
         <w:tcBorders>
           <w:top w:val="none" w:color="000000" w:sz="4" w:space="0"/>
@@ -9299,30 +9318,7 @@
         </w:tcBorders>
       </w:tcPr>
     </w:tblStylePr>
-    <w:tblStylePr w:type="lastCol">
-      <w:rPr>
-        <w:i/>
-        <w:color w:val="404040"/>
-      </w:rPr>
-      <w:pPr>
-        <w:pBdr/>
-        <w:spacing/>
-        <w:ind/>
-      </w:pPr>
-      <w:tblPr>
-        <w:tblBorders/>
-      </w:tblPr>
-      <w:tcPr>
-        <w:shd w:color="ffffff"/>
-        <w:tcBorders>
-          <w:top w:val="none" w:color="000000" w:sz="4" w:space="0"/>
-          <w:left w:val="none" w:color="000000" w:sz="4" w:space="0"/>
-          <w:bottom w:val="none" w:color="000000" w:sz="4" w:space="0"/>
-          <w:right w:val="none" w:color="000000" w:sz="4" w:space="0"/>
-        </w:tcBorders>
-      </w:tcPr>
-    </w:tblStylePr>
-    <w:tblStylePr w:type="lastRow">
+    <w:tblStylePr w:type="firstRow">
       <w:rPr>
         <w:b/>
         <w:color w:val="404040"/>
@@ -9345,6 +9341,52 @@
         </w:tcBorders>
       </w:tcPr>
     </w:tblStylePr>
+    <w:tblStylePr w:type="lastCol">
+      <w:rPr>
+        <w:i/>
+        <w:color w:val="404040"/>
+      </w:rPr>
+      <w:pPr>
+        <w:pBdr/>
+        <w:spacing/>
+        <w:ind/>
+      </w:pPr>
+      <w:tblPr>
+        <w:tblBorders/>
+      </w:tblPr>
+      <w:tcPr>
+        <w:shd w:val="clear" w:color="ffffff"/>
+        <w:tcBorders>
+          <w:top w:val="none" w:color="000000" w:sz="4" w:space="0"/>
+          <w:left w:val="none" w:color="000000" w:sz="4" w:space="0"/>
+          <w:bottom w:val="none" w:color="000000" w:sz="4" w:space="0"/>
+          <w:right w:val="none" w:color="000000" w:sz="4" w:space="0"/>
+        </w:tcBorders>
+      </w:tcPr>
+    </w:tblStylePr>
+    <w:tblStylePr w:type="lastRow">
+      <w:rPr>
+        <w:b/>
+        <w:color w:val="404040"/>
+      </w:rPr>
+      <w:pPr>
+        <w:pBdr/>
+        <w:spacing/>
+        <w:ind/>
+      </w:pPr>
+      <w:tblPr>
+        <w:tblBorders/>
+      </w:tblPr>
+      <w:tcPr>
+        <w:shd w:val="clear" w:color="ffffff"/>
+        <w:tcBorders>
+          <w:top w:val="none" w:color="000000" w:sz="4" w:space="0"/>
+          <w:left w:val="none" w:color="000000" w:sz="4" w:space="0"/>
+          <w:bottom w:val="none" w:color="000000" w:sz="4" w:space="0"/>
+          <w:right w:val="none" w:color="000000" w:sz="4" w:space="0"/>
+        </w:tcBorders>
+      </w:tcPr>
+    </w:tblStylePr>
     <w:tblStylePr w:type="nwCell">
       <w:pPr>
         <w:pBdr/>
@@ -9411,9 +9453,9 @@
       </w:tcPr>
     </w:tblStylePr>
   </w:style>
-  <w:style w:type="table" w:styleId="38">
+  <w:style w:type="table" w:styleId="731">
     <w:name w:val="Grid Table 3 - Accent 5"/>
-    <w:basedOn w:val="665"/>
+    <w:basedOn w:val="891"/>
     <w:uiPriority w:val="99"/>
     <w:pPr>
       <w:pBdr/>
@@ -9512,29 +9554,6 @@
         <w:tblBorders/>
       </w:tblPr>
       <w:tcPr>
-        <w:shd w:color="ffffff"/>
-        <w:tcBorders>
-          <w:top w:val="none" w:color="000000" w:sz="4" w:space="0"/>
-          <w:left w:val="none" w:color="000000" w:sz="4" w:space="0"/>
-          <w:bottom w:val="none" w:color="000000" w:sz="4" w:space="0"/>
-          <w:right w:val="none" w:color="000000" w:sz="4" w:space="0"/>
-        </w:tcBorders>
-      </w:tcPr>
-    </w:tblStylePr>
-    <w:tblStylePr w:type="firstRow">
-      <w:rPr>
-        <w:b/>
-        <w:color w:val="404040"/>
-      </w:rPr>
-      <w:pPr>
-        <w:pBdr/>
-        <w:spacing/>
-        <w:ind/>
-      </w:pPr>
-      <w:tblPr>
-        <w:tblBorders/>
-      </w:tblPr>
-      <w:tcPr>
         <w:shd w:val="clear" w:color="ffffff"/>
         <w:tcBorders>
           <w:top w:val="none" w:color="000000" w:sz="4" w:space="0"/>
@@ -9544,30 +9563,7 @@
         </w:tcBorders>
       </w:tcPr>
     </w:tblStylePr>
-    <w:tblStylePr w:type="lastCol">
-      <w:rPr>
-        <w:i/>
-        <w:color w:val="404040"/>
-      </w:rPr>
-      <w:pPr>
-        <w:pBdr/>
-        <w:spacing/>
-        <w:ind/>
-      </w:pPr>
-      <w:tblPr>
-        <w:tblBorders/>
-      </w:tblPr>
-      <w:tcPr>
-        <w:shd w:color="ffffff"/>
-        <w:tcBorders>
-          <w:top w:val="none" w:color="000000" w:sz="4" w:space="0"/>
-          <w:left w:val="none" w:color="000000" w:sz="4" w:space="0"/>
-          <w:bottom w:val="none" w:color="000000" w:sz="4" w:space="0"/>
-          <w:right w:val="none" w:color="000000" w:sz="4" w:space="0"/>
-        </w:tcBorders>
-      </w:tcPr>
-    </w:tblStylePr>
-    <w:tblStylePr w:type="lastRow">
+    <w:tblStylePr w:type="firstRow">
       <w:rPr>
         <w:b/>
         <w:color w:val="404040"/>
@@ -9590,6 +9586,52 @@
         </w:tcBorders>
       </w:tcPr>
     </w:tblStylePr>
+    <w:tblStylePr w:type="lastCol">
+      <w:rPr>
+        <w:i/>
+        <w:color w:val="404040"/>
+      </w:rPr>
+      <w:pPr>
+        <w:pBdr/>
+        <w:spacing/>
+        <w:ind/>
+      </w:pPr>
+      <w:tblPr>
+        <w:tblBorders/>
+      </w:tblPr>
+      <w:tcPr>
+        <w:shd w:val="clear" w:color="ffffff"/>
+        <w:tcBorders>
+          <w:top w:val="none" w:color="000000" w:sz="4" w:space="0"/>
+          <w:left w:val="none" w:color="000000" w:sz="4" w:space="0"/>
+          <w:bottom w:val="none" w:color="000000" w:sz="4" w:space="0"/>
+          <w:right w:val="none" w:color="000000" w:sz="4" w:space="0"/>
+        </w:tcBorders>
+      </w:tcPr>
+    </w:tblStylePr>
+    <w:tblStylePr w:type="lastRow">
+      <w:rPr>
+        <w:b/>
+        <w:color w:val="404040"/>
+      </w:rPr>
+      <w:pPr>
+        <w:pBdr/>
+        <w:spacing/>
+        <w:ind/>
+      </w:pPr>
+      <w:tblPr>
+        <w:tblBorders/>
+      </w:tblPr>
+      <w:tcPr>
+        <w:shd w:val="clear" w:color="ffffff"/>
+        <w:tcBorders>
+          <w:top w:val="none" w:color="000000" w:sz="4" w:space="0"/>
+          <w:left w:val="none" w:color="000000" w:sz="4" w:space="0"/>
+          <w:bottom w:val="none" w:color="000000" w:sz="4" w:space="0"/>
+          <w:right w:val="none" w:color="000000" w:sz="4" w:space="0"/>
+        </w:tcBorders>
+      </w:tcPr>
+    </w:tblStylePr>
     <w:tblStylePr w:type="nwCell">
       <w:pPr>
         <w:pBdr/>
@@ -9656,9 +9698,9 @@
       </w:tcPr>
     </w:tblStylePr>
   </w:style>
-  <w:style w:type="table" w:styleId="39">
+  <w:style w:type="table" w:styleId="732">
     <w:name w:val="Grid Table 3 - Accent 6"/>
-    <w:basedOn w:val="665"/>
+    <w:basedOn w:val="891"/>
     <w:uiPriority w:val="99"/>
     <w:pPr>
       <w:pBdr/>
@@ -9757,29 +9799,6 @@
         <w:tblBorders/>
       </w:tblPr>
       <w:tcPr>
-        <w:shd w:color="ffffff"/>
-        <w:tcBorders>
-          <w:top w:val="none" w:color="000000" w:sz="4" w:space="0"/>
-          <w:left w:val="none" w:color="000000" w:sz="4" w:space="0"/>
-          <w:bottom w:val="none" w:color="000000" w:sz="4" w:space="0"/>
-          <w:right w:val="none" w:color="000000" w:sz="4" w:space="0"/>
-        </w:tcBorders>
-      </w:tcPr>
-    </w:tblStylePr>
-    <w:tblStylePr w:type="firstRow">
-      <w:rPr>
-        <w:b/>
-        <w:color w:val="404040"/>
-      </w:rPr>
-      <w:pPr>
-        <w:pBdr/>
-        <w:spacing/>
-        <w:ind/>
-      </w:pPr>
-      <w:tblPr>
-        <w:tblBorders/>
-      </w:tblPr>
-      <w:tcPr>
         <w:shd w:val="clear" w:color="ffffff"/>
         <w:tcBorders>
           <w:top w:val="none" w:color="000000" w:sz="4" w:space="0"/>
@@ -9789,30 +9808,7 @@
         </w:tcBorders>
       </w:tcPr>
     </w:tblStylePr>
-    <w:tblStylePr w:type="lastCol">
-      <w:rPr>
-        <w:i/>
-        <w:color w:val="404040"/>
-      </w:rPr>
-      <w:pPr>
-        <w:pBdr/>
-        <w:spacing/>
-        <w:ind/>
-      </w:pPr>
-      <w:tblPr>
-        <w:tblBorders/>
-      </w:tblPr>
-      <w:tcPr>
-        <w:shd w:color="ffffff"/>
-        <w:tcBorders>
-          <w:top w:val="none" w:color="000000" w:sz="4" w:space="0"/>
-          <w:left w:val="none" w:color="000000" w:sz="4" w:space="0"/>
-          <w:bottom w:val="none" w:color="000000" w:sz="4" w:space="0"/>
-          <w:right w:val="none" w:color="000000" w:sz="4" w:space="0"/>
-        </w:tcBorders>
-      </w:tcPr>
-    </w:tblStylePr>
-    <w:tblStylePr w:type="lastRow">
+    <w:tblStylePr w:type="firstRow">
       <w:rPr>
         <w:b/>
         <w:color w:val="404040"/>
@@ -9835,6 +9831,52 @@
         </w:tcBorders>
       </w:tcPr>
     </w:tblStylePr>
+    <w:tblStylePr w:type="lastCol">
+      <w:rPr>
+        <w:i/>
+        <w:color w:val="404040"/>
+      </w:rPr>
+      <w:pPr>
+        <w:pBdr/>
+        <w:spacing/>
+        <w:ind/>
+      </w:pPr>
+      <w:tblPr>
+        <w:tblBorders/>
+      </w:tblPr>
+      <w:tcPr>
+        <w:shd w:val="clear" w:color="ffffff"/>
+        <w:tcBorders>
+          <w:top w:val="none" w:color="000000" w:sz="4" w:space="0"/>
+          <w:left w:val="none" w:color="000000" w:sz="4" w:space="0"/>
+          <w:bottom w:val="none" w:color="000000" w:sz="4" w:space="0"/>
+          <w:right w:val="none" w:color="000000" w:sz="4" w:space="0"/>
+        </w:tcBorders>
+      </w:tcPr>
+    </w:tblStylePr>
+    <w:tblStylePr w:type="lastRow">
+      <w:rPr>
+        <w:b/>
+        <w:color w:val="404040"/>
+      </w:rPr>
+      <w:pPr>
+        <w:pBdr/>
+        <w:spacing/>
+        <w:ind/>
+      </w:pPr>
+      <w:tblPr>
+        <w:tblBorders/>
+      </w:tblPr>
+      <w:tcPr>
+        <w:shd w:val="clear" w:color="ffffff"/>
+        <w:tcBorders>
+          <w:top w:val="none" w:color="000000" w:sz="4" w:space="0"/>
+          <w:left w:val="none" w:color="000000" w:sz="4" w:space="0"/>
+          <w:bottom w:val="none" w:color="000000" w:sz="4" w:space="0"/>
+          <w:right w:val="none" w:color="000000" w:sz="4" w:space="0"/>
+        </w:tcBorders>
+      </w:tcPr>
+    </w:tblStylePr>
     <w:tblStylePr w:type="nwCell">
       <w:pPr>
         <w:pBdr/>
@@ -9901,9 +9943,9 @@
       </w:tcPr>
     </w:tblStylePr>
   </w:style>
-  <w:style w:type="table" w:styleId="40">
+  <w:style w:type="table" w:styleId="733">
     <w:name w:val="Grid Table 4"/>
-    <w:basedOn w:val="665"/>
+    <w:basedOn w:val="891"/>
     <w:uiPriority w:val="59"/>
     <w:pPr>
       <w:pBdr/>
@@ -10134,9 +10176,9 @@
       </w:tcPr>
     </w:tblStylePr>
   </w:style>
-  <w:style w:type="table" w:styleId="41">
+  <w:style w:type="table" w:styleId="734">
     <w:name w:val="Grid Table 4 - Accent 1"/>
-    <w:basedOn w:val="665"/>
+    <w:basedOn w:val="891"/>
     <w:uiPriority w:val="59"/>
     <w:pPr>
       <w:pBdr/>
@@ -10367,9 +10409,9 @@
       </w:tcPr>
     </w:tblStylePr>
   </w:style>
-  <w:style w:type="table" w:styleId="42">
+  <w:style w:type="table" w:styleId="735">
     <w:name w:val="Grid Table 4 - Accent 2"/>
-    <w:basedOn w:val="665"/>
+    <w:basedOn w:val="891"/>
     <w:uiPriority w:val="59"/>
     <w:pPr>
       <w:pBdr/>
@@ -10600,9 +10642,9 @@
       </w:tcPr>
     </w:tblStylePr>
   </w:style>
-  <w:style w:type="table" w:styleId="43">
+  <w:style w:type="table" w:styleId="736">
     <w:name w:val="Grid Table 4 - Accent 3"/>
-    <w:basedOn w:val="665"/>
+    <w:basedOn w:val="891"/>
     <w:uiPriority w:val="59"/>
     <w:pPr>
       <w:pBdr/>
@@ -10833,9 +10875,9 @@
       </w:tcPr>
     </w:tblStylePr>
   </w:style>
-  <w:style w:type="table" w:styleId="44">
+  <w:style w:type="table" w:styleId="737">
     <w:name w:val="Grid Table 4 - Accent 4"/>
-    <w:basedOn w:val="665"/>
+    <w:basedOn w:val="891"/>
     <w:uiPriority w:val="59"/>
     <w:pPr>
       <w:pBdr/>
@@ -11066,9 +11108,9 @@
       </w:tcPr>
     </w:tblStylePr>
   </w:style>
-  <w:style w:type="table" w:styleId="45">
+  <w:style w:type="table" w:styleId="738">
     <w:name w:val="Grid Table 4 - Accent 5"/>
-    <w:basedOn w:val="665"/>
+    <w:basedOn w:val="891"/>
     <w:uiPriority w:val="59"/>
     <w:pPr>
       <w:pBdr/>
@@ -11299,9 +11341,9 @@
       </w:tcPr>
     </w:tblStylePr>
   </w:style>
-  <w:style w:type="table" w:styleId="46">
+  <w:style w:type="table" w:styleId="739">
     <w:name w:val="Grid Table 4 - Accent 6"/>
-    <w:basedOn w:val="665"/>
+    <w:basedOn w:val="891"/>
     <w:uiPriority w:val="59"/>
     <w:pPr>
       <w:pBdr/>
@@ -11532,9 +11574,9 @@
       </w:tcPr>
     </w:tblStylePr>
   </w:style>
-  <w:style w:type="table" w:styleId="47">
+  <w:style w:type="table" w:styleId="740">
     <w:name w:val="Grid Table 5 Dark"/>
-    <w:basedOn w:val="665"/>
+    <w:basedOn w:val="891"/>
     <w:uiPriority w:val="99"/>
     <w:pPr>
       <w:pBdr/>
@@ -11760,9 +11802,9 @@
       </w:tcPr>
     </w:tblStylePr>
   </w:style>
-  <w:style w:type="table" w:styleId="48">
+  <w:style w:type="table" w:styleId="741">
     <w:name w:val="Grid Table 5 Dark- Accent 1"/>
-    <w:basedOn w:val="665"/>
+    <w:basedOn w:val="891"/>
     <w:uiPriority w:val="99"/>
     <w:pPr>
       <w:pBdr/>
@@ -11988,9 +12030,9 @@
       </w:tcPr>
     </w:tblStylePr>
   </w:style>
-  <w:style w:type="table" w:styleId="49">
+  <w:style w:type="table" w:styleId="742">
     <w:name w:val="Grid Table 5 Dark - Accent 2"/>
-    <w:basedOn w:val="665"/>
+    <w:basedOn w:val="891"/>
     <w:uiPriority w:val="99"/>
     <w:pPr>
       <w:pBdr/>
@@ -12216,9 +12258,9 @@
       </w:tcPr>
     </w:tblStylePr>
   </w:style>
-  <w:style w:type="table" w:styleId="50">
+  <w:style w:type="table" w:styleId="743">
     <w:name w:val="Grid Table 5 Dark - Accent 3"/>
-    <w:basedOn w:val="665"/>
+    <w:basedOn w:val="891"/>
     <w:uiPriority w:val="99"/>
     <w:pPr>
       <w:pBdr/>
@@ -12444,9 +12486,9 @@
       </w:tcPr>
     </w:tblStylePr>
   </w:style>
-  <w:style w:type="table" w:styleId="51">
+  <w:style w:type="table" w:styleId="744">
     <w:name w:val="Grid Table 5 Dark- Accent 4"/>
-    <w:basedOn w:val="665"/>
+    <w:basedOn w:val="891"/>
     <w:uiPriority w:val="99"/>
     <w:pPr>
       <w:pBdr/>
@@ -12672,9 +12714,9 @@
       </w:tcPr>
     </w:tblStylePr>
   </w:style>
-  <w:style w:type="table" w:styleId="52">
+  <w:style w:type="table" w:styleId="745">
     <w:name w:val="Grid Table 5 Dark - Accent 5"/>
-    <w:basedOn w:val="665"/>
+    <w:basedOn w:val="891"/>
     <w:uiPriority w:val="99"/>
     <w:pPr>
       <w:pBdr/>
@@ -12900,9 +12942,9 @@
       </w:tcPr>
     </w:tblStylePr>
   </w:style>
-  <w:style w:type="table" w:styleId="53">
+  <w:style w:type="table" w:styleId="746">
     <w:name w:val="Grid Table 5 Dark - Accent 6"/>
-    <w:basedOn w:val="665"/>
+    <w:basedOn w:val="891"/>
     <w:uiPriority w:val="99"/>
     <w:pPr>
       <w:pBdr/>
@@ -13128,9 +13170,9 @@
       </w:tcPr>
     </w:tblStylePr>
   </w:style>
-  <w:style w:type="table" w:styleId="54">
+  <w:style w:type="table" w:styleId="747">
     <w:name w:val="Grid Table 6 Colorful"/>
-    <w:basedOn w:val="665"/>
+    <w:basedOn w:val="891"/>
     <w:uiPriority w:val="99"/>
     <w:pPr>
       <w:pBdr/>
@@ -13358,9 +13400,9 @@
       </w:tcPr>
     </w:tblStylePr>
   </w:style>
-  <w:style w:type="table" w:styleId="55">
+  <w:style w:type="table" w:styleId="748">
     <w:name w:val="Grid Table 6 Colorful - Accent 1"/>
-    <w:basedOn w:val="665"/>
+    <w:basedOn w:val="891"/>
     <w:uiPriority w:val="99"/>
     <w:pPr>
       <w:pBdr/>
@@ -13588,9 +13630,9 @@
       </w:tcPr>
     </w:tblStylePr>
   </w:style>
-  <w:style w:type="table" w:styleId="56">
+  <w:style w:type="table" w:styleId="749">
     <w:name w:val="Grid Table 6 Colorful - Accent 2"/>
-    <w:basedOn w:val="665"/>
+    <w:basedOn w:val="891"/>
     <w:uiPriority w:val="99"/>
     <w:pPr>
       <w:pBdr/>
@@ -13818,9 +13860,9 @@
       </w:tcPr>
     </w:tblStylePr>
   </w:style>
-  <w:style w:type="table" w:styleId="57">
+  <w:style w:type="table" w:styleId="750">
     <w:name w:val="Grid Table 6 Colorful - Accent 3"/>
-    <w:basedOn w:val="665"/>
+    <w:basedOn w:val="891"/>
     <w:uiPriority w:val="99"/>
     <w:pPr>
       <w:pBdr/>
@@ -14048,9 +14090,9 @@
       </w:tcPr>
     </w:tblStylePr>
   </w:style>
-  <w:style w:type="table" w:styleId="58">
+  <w:style w:type="table" w:styleId="751">
     <w:name w:val="Grid Table 6 Colorful - Accent 4"/>
-    <w:basedOn w:val="665"/>
+    <w:basedOn w:val="891"/>
     <w:uiPriority w:val="99"/>
     <w:pPr>
       <w:pBdr/>
@@ -14278,9 +14320,9 @@
       </w:tcPr>
     </w:tblStylePr>
   </w:style>
-  <w:style w:type="table" w:styleId="59">
+  <w:style w:type="table" w:styleId="752">
     <w:name w:val="Grid Table 6 Colorful - Accent 5"/>
-    <w:basedOn w:val="665"/>
+    <w:basedOn w:val="891"/>
     <w:uiPriority w:val="99"/>
     <w:pPr>
       <w:pBdr/>
@@ -14508,9 +14550,9 @@
       </w:tcPr>
     </w:tblStylePr>
   </w:style>
-  <w:style w:type="table" w:styleId="60">
+  <w:style w:type="table" w:styleId="753">
     <w:name w:val="Grid Table 6 Colorful - Accent 6"/>
-    <w:basedOn w:val="665"/>
+    <w:basedOn w:val="891"/>
     <w:uiPriority w:val="99"/>
     <w:pPr>
       <w:pBdr/>
@@ -14738,9 +14780,9 @@
       </w:tcPr>
     </w:tblStylePr>
   </w:style>
-  <w:style w:type="table" w:styleId="61">
+  <w:style w:type="table" w:styleId="754">
     <w:name w:val="Grid Table 7 Colorful"/>
-    <w:basedOn w:val="665"/>
+    <w:basedOn w:val="891"/>
     <w:uiPriority w:val="99"/>
     <w:pPr>
       <w:pBdr/>
@@ -14842,11 +14884,11 @@
         <w:tblBorders/>
       </w:tblPr>
       <w:tcPr>
-        <w:shd w:color="ffffff"/>
+        <w:shd w:val="clear" w:color="ffffff"/>
         <w:tcBorders>
-          <w:top w:val="none"/>
-          <w:left w:val="none"/>
-          <w:bottom w:val="none"/>
+          <w:top w:val="none" w:color="000000" w:sz="4" w:space="0"/>
+          <w:left w:val="none" w:color="000000" w:sz="4" w:space="0"/>
+          <w:bottom w:val="none" w:color="000000" w:sz="4" w:space="0"/>
           <w:right w:val="single" w:color="000000" w:themeColor="text1" w:themeTint="80" w:sz="4" w:space="0"/>
         </w:tcBorders>
       </w:tcPr>
@@ -14869,10 +14911,10 @@
       <w:tcPr>
         <w:shd w:val="clear" w:color="ffffff" w:themeColor="light1" w:fill="ffffff" w:themeFill="light1"/>
         <w:tcBorders>
-          <w:top w:val="none"/>
-          <w:left w:val="none"/>
+          <w:top w:val="none" w:color="000000" w:sz="4" w:space="0"/>
+          <w:left w:val="none" w:color="000000" w:sz="4" w:space="0"/>
           <w:bottom w:val="single" w:color="000000" w:themeColor="text1" w:themeTint="80" w:sz="4" w:space="0"/>
-          <w:right w:val="none"/>
+          <w:right w:val="none" w:color="000000" w:sz="4" w:space="0"/>
         </w:tcBorders>
       </w:tcPr>
     </w:tblStylePr>
@@ -14892,12 +14934,12 @@
         <w:tblBorders/>
       </w:tblPr>
       <w:tcPr>
-        <w:shd w:color="ffffff"/>
+        <w:shd w:val="clear" w:color="ffffff"/>
         <w:tcBorders>
-          <w:top w:val="none"/>
+          <w:top w:val="none" w:color="000000" w:sz="4" w:space="0"/>
           <w:left w:val="single" w:color="000000" w:themeColor="text1" w:themeTint="80" w:sz="4" w:space="0"/>
-          <w:bottom w:val="none"/>
-          <w:right w:val="none"/>
+          <w:bottom w:val="none" w:color="000000" w:sz="4" w:space="0"/>
+          <w:right w:val="none" w:color="000000" w:sz="4" w:space="0"/>
         </w:tcBorders>
       </w:tcPr>
     </w:tblStylePr>
@@ -14920,9 +14962,9 @@
         <w:shd w:val="clear" w:color="ffffff" w:themeColor="light1" w:fill="ffffff" w:themeFill="light1"/>
         <w:tcBorders>
           <w:top w:val="single" w:color="000000" w:themeColor="text1" w:themeTint="80" w:sz="4" w:space="0"/>
-          <w:left w:val="none"/>
-          <w:bottom w:val="none"/>
-          <w:right w:val="none"/>
+          <w:left w:val="none" w:color="000000" w:sz="4" w:space="0"/>
+          <w:bottom w:val="none" w:color="000000" w:sz="4" w:space="0"/>
+          <w:right w:val="none" w:color="000000" w:sz="4" w:space="0"/>
         </w:tcBorders>
       </w:tcPr>
     </w:tblStylePr>
@@ -14992,9 +15034,9 @@
       </w:tcPr>
     </w:tblStylePr>
   </w:style>
-  <w:style w:type="table" w:styleId="62">
+  <w:style w:type="table" w:styleId="755">
     <w:name w:val="Grid Table 7 Colorful - Accent 1"/>
-    <w:basedOn w:val="665"/>
+    <w:basedOn w:val="891"/>
     <w:uiPriority w:val="99"/>
     <w:pPr>
       <w:pBdr/>
@@ -15096,11 +15138,11 @@
         <w:tblBorders/>
       </w:tblPr>
       <w:tcPr>
-        <w:shd w:color="ffffff"/>
+        <w:shd w:val="clear" w:color="ffffff"/>
         <w:tcBorders>
-          <w:top w:val="none"/>
-          <w:left w:val="none"/>
-          <w:bottom w:val="none"/>
+          <w:top w:val="none" w:color="000000" w:sz="4" w:space="0"/>
+          <w:left w:val="none" w:color="000000" w:sz="4" w:space="0"/>
+          <w:bottom w:val="none" w:color="000000" w:sz="4" w:space="0"/>
           <w:right w:val="single" w:color="000000" w:themeColor="accent1" w:themeTint="80" w:sz="4" w:space="0"/>
         </w:tcBorders>
       </w:tcPr>
@@ -15123,10 +15165,10 @@
       <w:tcPr>
         <w:shd w:val="clear" w:color="ffffff" w:themeColor="light1" w:fill="ffffff" w:themeFill="light1"/>
         <w:tcBorders>
-          <w:top w:val="none"/>
-          <w:left w:val="none"/>
+          <w:top w:val="none" w:color="000000" w:sz="4" w:space="0"/>
+          <w:left w:val="none" w:color="000000" w:sz="4" w:space="0"/>
           <w:bottom w:val="single" w:color="000000" w:themeColor="accent1" w:themeTint="80" w:sz="4" w:space="0"/>
-          <w:right w:val="none"/>
+          <w:right w:val="none" w:color="000000" w:sz="4" w:space="0"/>
         </w:tcBorders>
       </w:tcPr>
     </w:tblStylePr>
@@ -15146,12 +15188,12 @@
         <w:tblBorders/>
       </w:tblPr>
       <w:tcPr>
-        <w:shd w:color="ffffff"/>
+        <w:shd w:val="clear" w:color="ffffff"/>
         <w:tcBorders>
-          <w:top w:val="none"/>
+          <w:top w:val="none" w:color="000000" w:sz="4" w:space="0"/>
           <w:left w:val="single" w:color="000000" w:themeColor="accent1" w:themeTint="80" w:sz="4" w:space="0"/>
-          <w:bottom w:val="none"/>
-          <w:right w:val="none"/>
+          <w:bottom w:val="none" w:color="000000" w:sz="4" w:space="0"/>
+          <w:right w:val="none" w:color="000000" w:sz="4" w:space="0"/>
         </w:tcBorders>
       </w:tcPr>
     </w:tblStylePr>
@@ -15174,9 +15216,9 @@
         <w:shd w:val="clear" w:color="ffffff" w:themeColor="light1" w:fill="ffffff" w:themeFill="light1"/>
         <w:tcBorders>
           <w:top w:val="single" w:color="000000" w:themeColor="accent1" w:themeTint="80" w:sz="4" w:space="0"/>
-          <w:left w:val="none"/>
-          <w:bottom w:val="none"/>
-          <w:right w:val="none"/>
+          <w:left w:val="none" w:color="000000" w:sz="4" w:space="0"/>
+          <w:bottom w:val="none" w:color="000000" w:sz="4" w:space="0"/>
+          <w:right w:val="none" w:color="000000" w:sz="4" w:space="0"/>
         </w:tcBorders>
       </w:tcPr>
     </w:tblStylePr>
@@ -15246,9 +15288,9 @@
       </w:tcPr>
     </w:tblStylePr>
   </w:style>
-  <w:style w:type="table" w:styleId="63">
+  <w:style w:type="table" w:styleId="756">
     <w:name w:val="Grid Table 7 Colorful - Accent 2"/>
-    <w:basedOn w:val="665"/>
+    <w:basedOn w:val="891"/>
     <w:uiPriority w:val="99"/>
     <w:pPr>
       <w:pBdr/>
@@ -15350,11 +15392,11 @@
         <w:tblBorders/>
       </w:tblPr>
       <w:tcPr>
-        <w:shd w:color="ffffff"/>
+        <w:shd w:val="clear" w:color="ffffff"/>
         <w:tcBorders>
-          <w:top w:val="none"/>
-          <w:left w:val="none"/>
-          <w:bottom w:val="none"/>
+          <w:top w:val="none" w:color="000000" w:sz="4" w:space="0"/>
+          <w:left w:val="none" w:color="000000" w:sz="4" w:space="0"/>
+          <w:bottom w:val="none" w:color="000000" w:sz="4" w:space="0"/>
           <w:right w:val="single" w:color="000000" w:themeColor="accent2" w:themeTint="97" w:sz="4" w:space="0"/>
         </w:tcBorders>
       </w:tcPr>
@@ -15377,10 +15419,10 @@
       <w:tcPr>
         <w:shd w:val="clear" w:color="ffffff" w:themeColor="light1" w:fill="ffffff" w:themeFill="light1"/>
         <w:tcBorders>
-          <w:top w:val="none"/>
-          <w:left w:val="none"/>
+          <w:top w:val="none" w:color="000000" w:sz="4" w:space="0"/>
+          <w:left w:val="none" w:color="000000" w:sz="4" w:space="0"/>
           <w:bottom w:val="single" w:color="000000" w:themeColor="accent2" w:themeTint="97" w:sz="4" w:space="0"/>
-          <w:right w:val="none"/>
+          <w:right w:val="none" w:color="000000" w:sz="4" w:space="0"/>
         </w:tcBorders>
       </w:tcPr>
     </w:tblStylePr>
@@ -15400,12 +15442,12 @@
         <w:tblBorders/>
       </w:tblPr>
       <w:tcPr>
-        <w:shd w:color="ffffff"/>
+        <w:shd w:val="clear" w:color="ffffff"/>
         <w:tcBorders>
-          <w:top w:val="none"/>
+          <w:top w:val="none" w:color="000000" w:sz="4" w:space="0"/>
           <w:left w:val="single" w:color="000000" w:themeColor="accent2" w:themeTint="97" w:sz="4" w:space="0"/>
-          <w:bottom w:val="none"/>
-          <w:right w:val="none"/>
+          <w:bottom w:val="none" w:color="000000" w:sz="4" w:space="0"/>
+          <w:right w:val="none" w:color="000000" w:sz="4" w:space="0"/>
         </w:tcBorders>
       </w:tcPr>
     </w:tblStylePr>
@@ -15428,9 +15470,9 @@
         <w:shd w:val="clear" w:color="ffffff" w:themeColor="light1" w:fill="ffffff" w:themeFill="light1"/>
         <w:tcBorders>
           <w:top w:val="single" w:color="000000" w:themeColor="accent2" w:themeTint="97" w:sz="4" w:space="0"/>
-          <w:left w:val="none"/>
-          <w:bottom w:val="none"/>
-          <w:right w:val="none"/>
+          <w:left w:val="none" w:color="000000" w:sz="4" w:space="0"/>
+          <w:bottom w:val="none" w:color="000000" w:sz="4" w:space="0"/>
+          <w:right w:val="none" w:color="000000" w:sz="4" w:space="0"/>
         </w:tcBorders>
       </w:tcPr>
     </w:tblStylePr>
@@ -15500,9 +15542,9 @@
       </w:tcPr>
     </w:tblStylePr>
   </w:style>
-  <w:style w:type="table" w:styleId="64">
+  <w:style w:type="table" w:styleId="757">
     <w:name w:val="Grid Table 7 Colorful - Accent 3"/>
-    <w:basedOn w:val="665"/>
+    <w:basedOn w:val="891"/>
     <w:uiPriority w:val="99"/>
     <w:pPr>
       <w:pBdr/>
@@ -15604,11 +15646,11 @@
         <w:tblBorders/>
       </w:tblPr>
       <w:tcPr>
-        <w:shd w:color="ffffff"/>
+        <w:shd w:val="clear" w:color="ffffff"/>
         <w:tcBorders>
-          <w:top w:val="none"/>
-          <w:left w:val="none"/>
-          <w:bottom w:val="none"/>
+          <w:top w:val="none" w:color="000000" w:sz="4" w:space="0"/>
+          <w:left w:val="none" w:color="000000" w:sz="4" w:space="0"/>
+          <w:bottom w:val="none" w:color="000000" w:sz="4" w:space="0"/>
           <w:right w:val="single" w:color="000000" w:themeColor="accent3" w:themeTint="FE" w:sz="4" w:space="0"/>
         </w:tcBorders>
       </w:tcPr>
@@ -15631,10 +15673,10 @@
       <w:tcPr>
         <w:shd w:val="clear" w:color="ffffff" w:themeColor="light1" w:fill="ffffff" w:themeFill="light1"/>
         <w:tcBorders>
-          <w:top w:val="none"/>
-          <w:left w:val="none"/>
+          <w:top w:val="none" w:color="000000" w:sz="4" w:space="0"/>
+          <w:left w:val="none" w:color="000000" w:sz="4" w:space="0"/>
           <w:bottom w:val="single" w:color="000000" w:themeColor="accent3" w:themeTint="FE" w:sz="4" w:space="0"/>
-          <w:right w:val="none"/>
+          <w:right w:val="none" w:color="000000" w:sz="4" w:space="0"/>
         </w:tcBorders>
       </w:tcPr>
     </w:tblStylePr>
@@ -15654,12 +15696,12 @@
         <w:tblBorders/>
       </w:tblPr>
       <w:tcPr>
-        <w:shd w:color="ffffff"/>
+        <w:shd w:val="clear" w:color="ffffff"/>
         <w:tcBorders>
-          <w:top w:val="none"/>
+          <w:top w:val="none" w:color="000000" w:sz="4" w:space="0"/>
           <w:left w:val="single" w:color="000000" w:themeColor="accent3" w:themeTint="FE" w:sz="4" w:space="0"/>
-          <w:bottom w:val="none"/>
-          <w:right w:val="none"/>
+          <w:bottom w:val="none" w:color="000000" w:sz="4" w:space="0"/>
+          <w:right w:val="none" w:color="000000" w:sz="4" w:space="0"/>
         </w:tcBorders>
       </w:tcPr>
     </w:tblStylePr>
@@ -15682,9 +15724,9 @@
         <w:shd w:val="clear" w:color="ffffff" w:themeColor="light1" w:fill="ffffff" w:themeFill="light1"/>
         <w:tcBorders>
           <w:top w:val="single" w:color="000000" w:themeColor="accent3" w:themeTint="FE" w:sz="4" w:space="0"/>
-          <w:left w:val="none"/>
-          <w:bottom w:val="none"/>
-          <w:right w:val="none"/>
+          <w:left w:val="none" w:color="000000" w:sz="4" w:space="0"/>
+          <w:bottom w:val="none" w:color="000000" w:sz="4" w:space="0"/>
+          <w:right w:val="none" w:color="000000" w:sz="4" w:space="0"/>
         </w:tcBorders>
       </w:tcPr>
     </w:tblStylePr>
@@ -15754,9 +15796,9 @@
       </w:tcPr>
     </w:tblStylePr>
   </w:style>
-  <w:style w:type="table" w:styleId="65">
+  <w:style w:type="table" w:styleId="758">
     <w:name w:val="Grid Table 7 Colorful - Accent 4"/>
-    <w:basedOn w:val="665"/>
+    <w:basedOn w:val="891"/>
     <w:uiPriority w:val="99"/>
     <w:pPr>
       <w:pBdr/>
@@ -15858,11 +15900,11 @@
         <w:tblBorders/>
       </w:tblPr>
       <w:tcPr>
-        <w:shd w:color="ffffff"/>
+        <w:shd w:val="clear" w:color="ffffff"/>
         <w:tcBorders>
-          <w:top w:val="none"/>
-          <w:left w:val="none"/>
-          <w:bottom w:val="none"/>
+          <w:top w:val="none" w:color="000000" w:sz="4" w:space="0"/>
+          <w:left w:val="none" w:color="000000" w:sz="4" w:space="0"/>
+          <w:bottom w:val="none" w:color="000000" w:sz="4" w:space="0"/>
           <w:right w:val="single" w:color="000000" w:themeColor="accent4" w:themeTint="9A" w:sz="4" w:space="0"/>
         </w:tcBorders>
       </w:tcPr>
@@ -15885,10 +15927,10 @@
       <w:tcPr>
         <w:shd w:val="clear" w:color="ffffff" w:themeColor="light1" w:fill="ffffff" w:themeFill="light1"/>
         <w:tcBorders>
-          <w:top w:val="none"/>
-          <w:left w:val="none"/>
+          <w:top w:val="none" w:color="000000" w:sz="4" w:space="0"/>
+          <w:left w:val="none" w:color="000000" w:sz="4" w:space="0"/>
           <w:bottom w:val="single" w:color="000000" w:themeColor="accent4" w:themeTint="9A" w:sz="4" w:space="0"/>
-          <w:right w:val="none"/>
+          <w:right w:val="none" w:color="000000" w:sz="4" w:space="0"/>
         </w:tcBorders>
       </w:tcPr>
     </w:tblStylePr>
@@ -15908,12 +15950,12 @@
         <w:tblBorders/>
       </w:tblPr>
       <w:tcPr>
-        <w:shd w:color="ffffff"/>
+        <w:shd w:val="clear" w:color="ffffff"/>
         <w:tcBorders>
-          <w:top w:val="none"/>
+          <w:top w:val="none" w:color="000000" w:sz="4" w:space="0"/>
           <w:left w:val="single" w:color="000000" w:themeColor="accent4" w:themeTint="9A" w:sz="4" w:space="0"/>
-          <w:bottom w:val="none"/>
-          <w:right w:val="none"/>
+          <w:bottom w:val="none" w:color="000000" w:sz="4" w:space="0"/>
+          <w:right w:val="none" w:color="000000" w:sz="4" w:space="0"/>
         </w:tcBorders>
       </w:tcPr>
     </w:tblStylePr>
@@ -15936,9 +15978,9 @@
         <w:shd w:val="clear" w:color="ffffff" w:themeColor="light1" w:fill="ffffff" w:themeFill="light1"/>
         <w:tcBorders>
           <w:top w:val="single" w:color="000000" w:themeColor="accent4" w:themeTint="9A" w:sz="4" w:space="0"/>
-          <w:left w:val="none"/>
-          <w:bottom w:val="none"/>
-          <w:right w:val="none"/>
+          <w:left w:val="none" w:color="000000" w:sz="4" w:space="0"/>
+          <w:bottom w:val="none" w:color="000000" w:sz="4" w:space="0"/>
+          <w:right w:val="none" w:color="000000" w:sz="4" w:space="0"/>
         </w:tcBorders>
       </w:tcPr>
     </w:tblStylePr>
@@ -16008,9 +16050,9 @@
       </w:tcPr>
     </w:tblStylePr>
   </w:style>
-  <w:style w:type="table" w:styleId="66">
+  <w:style w:type="table" w:styleId="759">
     <w:name w:val="Grid Table 7 Colorful - Accent 5"/>
-    <w:basedOn w:val="665"/>
+    <w:basedOn w:val="891"/>
     <w:uiPriority w:val="99"/>
     <w:pPr>
       <w:pBdr/>
@@ -16112,11 +16154,11 @@
         <w:tblBorders/>
       </w:tblPr>
       <w:tcPr>
-        <w:shd w:color="ffffff"/>
+        <w:shd w:val="clear" w:color="ffffff"/>
         <w:tcBorders>
-          <w:top w:val="none"/>
-          <w:left w:val="none"/>
-          <w:bottom w:val="none"/>
+          <w:top w:val="none" w:color="000000" w:sz="4" w:space="0"/>
+          <w:left w:val="none" w:color="000000" w:sz="4" w:space="0"/>
+          <w:bottom w:val="none" w:color="000000" w:sz="4" w:space="0"/>
           <w:right w:val="single" w:color="000000" w:themeColor="accent5" w:themeTint="90" w:sz="4" w:space="0"/>
         </w:tcBorders>
       </w:tcPr>
@@ -16139,10 +16181,10 @@
       <w:tcPr>
         <w:shd w:val="clear" w:color="ffffff" w:themeColor="light1" w:fill="ffffff" w:themeFill="light1"/>
         <w:tcBorders>
-          <w:top w:val="none"/>
-          <w:left w:val="none"/>
+          <w:top w:val="none" w:color="000000" w:sz="4" w:space="0"/>
+          <w:left w:val="none" w:color="000000" w:sz="4" w:space="0"/>
           <w:bottom w:val="single" w:color="000000" w:themeColor="accent5" w:themeTint="90" w:sz="4" w:space="0"/>
-          <w:right w:val="none"/>
+          <w:right w:val="none" w:color="000000" w:sz="4" w:space="0"/>
         </w:tcBorders>
       </w:tcPr>
     </w:tblStylePr>
@@ -16162,12 +16204,12 @@
         <w:tblBorders/>
       </w:tblPr>
       <w:tcPr>
-        <w:shd w:color="ffffff"/>
+        <w:shd w:val="clear" w:color="ffffff"/>
         <w:tcBorders>
-          <w:top w:val="none"/>
+          <w:top w:val="none" w:color="000000" w:sz="4" w:space="0"/>
           <w:left w:val="single" w:color="000000" w:themeColor="accent5" w:themeTint="90" w:sz="4" w:space="0"/>
-          <w:bottom w:val="none"/>
-          <w:right w:val="none"/>
+          <w:bottom w:val="none" w:color="000000" w:sz="4" w:space="0"/>
+          <w:right w:val="none" w:color="000000" w:sz="4" w:space="0"/>
         </w:tcBorders>
       </w:tcPr>
     </w:tblStylePr>
@@ -16190,9 +16232,9 @@
         <w:shd w:val="clear" w:color="ffffff" w:themeColor="light1" w:fill="ffffff" w:themeFill="light1"/>
         <w:tcBorders>
           <w:top w:val="single" w:color="000000" w:themeColor="accent5" w:themeTint="90" w:sz="4" w:space="0"/>
-          <w:left w:val="none"/>
-          <w:bottom w:val="none"/>
-          <w:right w:val="none"/>
+          <w:left w:val="none" w:color="000000" w:sz="4" w:space="0"/>
+          <w:bottom w:val="none" w:color="000000" w:sz="4" w:space="0"/>
+          <w:right w:val="none" w:color="000000" w:sz="4" w:space="0"/>
         </w:tcBorders>
       </w:tcPr>
     </w:tblStylePr>
@@ -16262,9 +16304,9 @@
       </w:tcPr>
     </w:tblStylePr>
   </w:style>
-  <w:style w:type="table" w:styleId="67">
+  <w:style w:type="table" w:styleId="760">
     <w:name w:val="Grid Table 7 Colorful - Accent 6"/>
-    <w:basedOn w:val="665"/>
+    <w:basedOn w:val="891"/>
     <w:uiPriority w:val="99"/>
     <w:pPr>
       <w:pBdr/>
@@ -16366,11 +16408,11 @@
         <w:tblBorders/>
       </w:tblPr>
       <w:tcPr>
-        <w:shd w:color="ffffff"/>
+        <w:shd w:val="clear" w:color="ffffff"/>
         <w:tcBorders>
-          <w:top w:val="none"/>
-          <w:left w:val="none"/>
-          <w:bottom w:val="none"/>
+          <w:top w:val="none" w:color="000000" w:sz="4" w:space="0"/>
+          <w:left w:val="none" w:color="000000" w:sz="4" w:space="0"/>
+          <w:bottom w:val="none" w:color="000000" w:sz="4" w:space="0"/>
           <w:right w:val="single" w:color="000000" w:themeColor="accent6" w:themeTint="90" w:sz="4" w:space="0"/>
         </w:tcBorders>
       </w:tcPr>
@@ -16393,10 +16435,10 @@
       <w:tcPr>
         <w:shd w:val="clear" w:color="ffffff" w:themeColor="light1" w:fill="ffffff" w:themeFill="light1"/>
         <w:tcBorders>
-          <w:top w:val="none"/>
-          <w:left w:val="none"/>
+          <w:top w:val="none" w:color="000000" w:sz="4" w:space="0"/>
+          <w:left w:val="none" w:color="000000" w:sz="4" w:space="0"/>
           <w:bottom w:val="single" w:color="000000" w:themeColor="accent6" w:themeTint="90" w:sz="4" w:space="0"/>
-          <w:right w:val="none"/>
+          <w:right w:val="none" w:color="000000" w:sz="4" w:space="0"/>
         </w:tcBorders>
       </w:tcPr>
     </w:tblStylePr>
@@ -16416,12 +16458,12 @@
         <w:tblBorders/>
       </w:tblPr>
       <w:tcPr>
-        <w:shd w:color="ffffff"/>
+        <w:shd w:val="clear" w:color="ffffff"/>
         <w:tcBorders>
-          <w:top w:val="none"/>
+          <w:top w:val="none" w:color="000000" w:sz="4" w:space="0"/>
           <w:left w:val="single" w:color="000000" w:themeColor="accent6" w:themeTint="90" w:sz="4" w:space="0"/>
-          <w:bottom w:val="none"/>
-          <w:right w:val="none"/>
+          <w:bottom w:val="none" w:color="000000" w:sz="4" w:space="0"/>
+          <w:right w:val="none" w:color="000000" w:sz="4" w:space="0"/>
         </w:tcBorders>
       </w:tcPr>
     </w:tblStylePr>
@@ -16444,9 +16486,9 @@
         <w:shd w:val="clear" w:color="ffffff" w:themeColor="light1" w:fill="ffffff" w:themeFill="light1"/>
         <w:tcBorders>
           <w:top w:val="single" w:color="000000" w:themeColor="accent6" w:themeTint="90" w:sz="4" w:space="0"/>
-          <w:left w:val="none"/>
-          <w:bottom w:val="none"/>
-          <w:right w:val="none"/>
+          <w:left w:val="none" w:color="000000" w:sz="4" w:space="0"/>
+          <w:bottom w:val="none" w:color="000000" w:sz="4" w:space="0"/>
+          <w:right w:val="none" w:color="000000" w:sz="4" w:space="0"/>
         </w:tcBorders>
       </w:tcPr>
     </w:tblStylePr>
@@ -16516,9 +16558,9 @@
       </w:tcPr>
     </w:tblStylePr>
   </w:style>
-  <w:style w:type="table" w:styleId="68">
+  <w:style w:type="table" w:styleId="761">
     <w:name w:val="List Table 1 Light"/>
-    <w:basedOn w:val="665"/>
+    <w:basedOn w:val="891"/>
     <w:uiPriority w:val="99"/>
     <w:pPr>
       <w:pBdr/>
@@ -16732,9 +16774,9 @@
       </w:tcPr>
     </w:tblStylePr>
   </w:style>
-  <w:style w:type="table" w:styleId="69">
+  <w:style w:type="table" w:styleId="762">
     <w:name w:val="List Table 1 Light - Accent 1"/>
-    <w:basedOn w:val="665"/>
+    <w:basedOn w:val="891"/>
     <w:uiPriority w:val="99"/>
     <w:pPr>
       <w:pBdr/>
@@ -16948,9 +16990,9 @@
       </w:tcPr>
     </w:tblStylePr>
   </w:style>
-  <w:style w:type="table" w:styleId="70">
+  <w:style w:type="table" w:styleId="763">
     <w:name w:val="List Table 1 Light - Accent 2"/>
-    <w:basedOn w:val="665"/>
+    <w:basedOn w:val="891"/>
     <w:uiPriority w:val="99"/>
     <w:pPr>
       <w:pBdr/>
@@ -17164,9 +17206,9 @@
       </w:tcPr>
     </w:tblStylePr>
   </w:style>
-  <w:style w:type="table" w:styleId="71">
+  <w:style w:type="table" w:styleId="764">
     <w:name w:val="List Table 1 Light - Accent 3"/>
-    <w:basedOn w:val="665"/>
+    <w:basedOn w:val="891"/>
     <w:uiPriority w:val="99"/>
     <w:pPr>
       <w:pBdr/>
@@ -17380,9 +17422,9 @@
       </w:tcPr>
     </w:tblStylePr>
   </w:style>
-  <w:style w:type="table" w:styleId="72">
+  <w:style w:type="table" w:styleId="765">
     <w:name w:val="List Table 1 Light - Accent 4"/>
-    <w:basedOn w:val="665"/>
+    <w:basedOn w:val="891"/>
     <w:uiPriority w:val="99"/>
     <w:pPr>
       <w:pBdr/>
@@ -17596,9 +17638,9 @@
       </w:tcPr>
     </w:tblStylePr>
   </w:style>
-  <w:style w:type="table" w:styleId="73">
+  <w:style w:type="table" w:styleId="766">
     <w:name w:val="List Table 1 Light - Accent 5"/>
-    <w:basedOn w:val="665"/>
+    <w:basedOn w:val="891"/>
     <w:uiPriority w:val="99"/>
     <w:pPr>
       <w:pBdr/>
@@ -17812,9 +17854,9 @@
       </w:tcPr>
     </w:tblStylePr>
   </w:style>
-  <w:style w:type="table" w:styleId="74">
+  <w:style w:type="table" w:styleId="767">
     <w:name w:val="List Table 1 Light - Accent 6"/>
-    <w:basedOn w:val="665"/>
+    <w:basedOn w:val="891"/>
     <w:uiPriority w:val="99"/>
     <w:pPr>
       <w:pBdr/>
@@ -18028,9 +18070,9 @@
       </w:tcPr>
     </w:tblStylePr>
   </w:style>
-  <w:style w:type="table" w:styleId="75">
+  <w:style w:type="table" w:styleId="768">
     <w:name w:val="List Table 2"/>
-    <w:basedOn w:val="665"/>
+    <w:basedOn w:val="891"/>
     <w:uiPriority w:val="99"/>
     <w:pPr>
       <w:pBdr/>
@@ -18266,9 +18308,9 @@
       </w:tcPr>
     </w:tblStylePr>
   </w:style>
-  <w:style w:type="table" w:styleId="76">
+  <w:style w:type="table" w:styleId="769">
     <w:name w:val="List Table 2 - Accent 1"/>
-    <w:basedOn w:val="665"/>
+    <w:basedOn w:val="891"/>
     <w:uiPriority w:val="99"/>
     <w:pPr>
       <w:pBdr/>
@@ -18504,9 +18546,9 @@
       </w:tcPr>
     </w:tblStylePr>
   </w:style>
-  <w:style w:type="table" w:styleId="77">
+  <w:style w:type="table" w:styleId="770">
     <w:name w:val="List Table 2 - Accent 2"/>
-    <w:basedOn w:val="665"/>
+    <w:basedOn w:val="891"/>
     <w:uiPriority w:val="99"/>
     <w:pPr>
       <w:pBdr/>
@@ -18742,9 +18784,9 @@
       </w:tcPr>
     </w:tblStylePr>
   </w:style>
-  <w:style w:type="table" w:styleId="78">
+  <w:style w:type="table" w:styleId="771">
     <w:name w:val="List Table 2 - Accent 3"/>
-    <w:basedOn w:val="665"/>
+    <w:basedOn w:val="891"/>
     <w:uiPriority w:val="99"/>
     <w:pPr>
       <w:pBdr/>
@@ -18980,9 +19022,9 @@
       </w:tcPr>
     </w:tblStylePr>
   </w:style>
-  <w:style w:type="table" w:styleId="79">
+  <w:style w:type="table" w:styleId="772">
     <w:name w:val="List Table 2 - Accent 4"/>
-    <w:basedOn w:val="665"/>
+    <w:basedOn w:val="891"/>
     <w:uiPriority w:val="99"/>
     <w:pPr>
       <w:pBdr/>
@@ -19218,9 +19260,9 @@
       </w:tcPr>
     </w:tblStylePr>
   </w:style>
-  <w:style w:type="table" w:styleId="80">
+  <w:style w:type="table" w:styleId="773">
     <w:name w:val="List Table 2 - Accent 5"/>
-    <w:basedOn w:val="665"/>
+    <w:basedOn w:val="891"/>
     <w:uiPriority w:val="99"/>
     <w:pPr>
       <w:pBdr/>
@@ -19456,9 +19498,9 @@
       </w:tcPr>
     </w:tblStylePr>
   </w:style>
-  <w:style w:type="table" w:styleId="81">
+  <w:style w:type="table" w:styleId="774">
     <w:name w:val="List Table 2 - Accent 6"/>
-    <w:basedOn w:val="665"/>
+    <w:basedOn w:val="891"/>
     <w:uiPriority w:val="99"/>
     <w:pPr>
       <w:pBdr/>
@@ -19694,9 +19736,9 @@
       </w:tcPr>
     </w:tblStylePr>
   </w:style>
-  <w:style w:type="table" w:styleId="82">
+  <w:style w:type="table" w:styleId="775">
     <w:name w:val="List Table 3"/>
-    <w:basedOn w:val="665"/>
+    <w:basedOn w:val="891"/>
     <w:uiPriority w:val="99"/>
     <w:pPr>
       <w:pBdr/>
@@ -19922,9 +19964,9 @@
       </w:tcPr>
     </w:tblStylePr>
   </w:style>
-  <w:style w:type="table" w:styleId="83">
+  <w:style w:type="table" w:styleId="776">
     <w:name w:val="List Table 3 - Accent 1"/>
-    <w:basedOn w:val="665"/>
+    <w:basedOn w:val="891"/>
     <w:uiPriority w:val="99"/>
     <w:pPr>
       <w:pBdr/>
@@ -20150,9 +20192,9 @@
       </w:tcPr>
     </w:tblStylePr>
   </w:style>
-  <w:style w:type="table" w:styleId="84">
+  <w:style w:type="table" w:styleId="777">
     <w:name w:val="List Table 3 - Accent 2"/>
-    <w:basedOn w:val="665"/>
+    <w:basedOn w:val="891"/>
     <w:uiPriority w:val="99"/>
     <w:pPr>
       <w:pBdr/>
@@ -20378,9 +20420,9 @@
       </w:tcPr>
     </w:tblStylePr>
   </w:style>
-  <w:style w:type="table" w:styleId="85">
+  <w:style w:type="table" w:styleId="778">
     <w:name w:val="List Table 3 - Accent 3"/>
-    <w:basedOn w:val="665"/>
+    <w:basedOn w:val="891"/>
     <w:uiPriority w:val="99"/>
     <w:pPr>
       <w:pBdr/>
@@ -20606,9 +20648,9 @@
       </w:tcPr>
     </w:tblStylePr>
   </w:style>
-  <w:style w:type="table" w:styleId="86">
+  <w:style w:type="table" w:styleId="779">
     <w:name w:val="List Table 3 - Accent 4"/>
-    <w:basedOn w:val="665"/>
+    <w:basedOn w:val="891"/>
     <w:uiPriority w:val="99"/>
     <w:pPr>
       <w:pBdr/>
@@ -20834,9 +20876,9 @@
       </w:tcPr>
     </w:tblStylePr>
   </w:style>
-  <w:style w:type="table" w:styleId="87">
+  <w:style w:type="table" w:styleId="780">
     <w:name w:val="List Table 3 - Accent 5"/>
-    <w:basedOn w:val="665"/>
+    <w:basedOn w:val="891"/>
     <w:uiPriority w:val="99"/>
     <w:pPr>
       <w:pBdr/>
@@ -21062,9 +21104,9 @@
       </w:tcPr>
     </w:tblStylePr>
   </w:style>
-  <w:style w:type="table" w:styleId="88">
+  <w:style w:type="table" w:styleId="781">
     <w:name w:val="List Table 3 - Accent 6"/>
-    <w:basedOn w:val="665"/>
+    <w:basedOn w:val="891"/>
     <w:uiPriority w:val="99"/>
     <w:pPr>
       <w:pBdr/>
@@ -21290,9 +21332,9 @@
       </w:tcPr>
     </w:tblStylePr>
   </w:style>
-  <w:style w:type="table" w:styleId="89">
+  <w:style w:type="table" w:styleId="782">
     <w:name w:val="List Table 4"/>
-    <w:basedOn w:val="665"/>
+    <w:basedOn w:val="891"/>
     <w:uiPriority w:val="99"/>
     <w:pPr>
       <w:pBdr/>
@@ -21515,9 +21557,9 @@
       </w:tcPr>
     </w:tblStylePr>
   </w:style>
-  <w:style w:type="table" w:styleId="90">
+  <w:style w:type="table" w:styleId="783">
     <w:name w:val="List Table 4 - Accent 1"/>
-    <w:basedOn w:val="665"/>
+    <w:basedOn w:val="891"/>
     <w:uiPriority w:val="99"/>
     <w:pPr>
       <w:pBdr/>
@@ -21740,9 +21782,9 @@
       </w:tcPr>
     </w:tblStylePr>
   </w:style>
-  <w:style w:type="table" w:styleId="91">
+  <w:style w:type="table" w:styleId="784">
     <w:name w:val="List Table 4 - Accent 2"/>
-    <w:basedOn w:val="665"/>
+    <w:basedOn w:val="891"/>
     <w:uiPriority w:val="99"/>
     <w:pPr>
       <w:pBdr/>
@@ -21965,9 +22007,9 @@
       </w:tcPr>
     </w:tblStylePr>
   </w:style>
-  <w:style w:type="table" w:styleId="92">
+  <w:style w:type="table" w:styleId="785">
     <w:name w:val="List Table 4 - Accent 3"/>
-    <w:basedOn w:val="665"/>
+    <w:basedOn w:val="891"/>
     <w:uiPriority w:val="99"/>
     <w:pPr>
       <w:pBdr/>
@@ -22190,9 +22232,9 @@
       </w:tcPr>
     </w:tblStylePr>
   </w:style>
-  <w:style w:type="table" w:styleId="93">
+  <w:style w:type="table" w:styleId="786">
     <w:name w:val="List Table 4 - Accent 4"/>
-    <w:basedOn w:val="665"/>
+    <w:basedOn w:val="891"/>
     <w:uiPriority w:val="99"/>
     <w:pPr>
       <w:pBdr/>
@@ -22415,9 +22457,9 @@
       </w:tcPr>
     </w:tblStylePr>
   </w:style>
-  <w:style w:type="table" w:styleId="94">
+  <w:style w:type="table" w:styleId="787">
     <w:name w:val="List Table 4 - Accent 5"/>
-    <w:basedOn w:val="665"/>
+    <w:basedOn w:val="891"/>
     <w:uiPriority w:val="99"/>
     <w:pPr>
       <w:pBdr/>
@@ -22640,9 +22682,9 @@
       </w:tcPr>
     </w:tblStylePr>
   </w:style>
-  <w:style w:type="table" w:styleId="95">
+  <w:style w:type="table" w:styleId="788">
     <w:name w:val="List Table 4 - Accent 6"/>
-    <w:basedOn w:val="665"/>
+    <w:basedOn w:val="891"/>
     <w:uiPriority w:val="99"/>
     <w:pPr>
       <w:pBdr/>
@@ -22865,9 +22907,9 @@
       </w:tcPr>
     </w:tblStylePr>
   </w:style>
-  <w:style w:type="table" w:styleId="96">
+  <w:style w:type="table" w:styleId="789">
     <w:name w:val="List Table 5 Dark"/>
-    <w:basedOn w:val="665"/>
+    <w:basedOn w:val="891"/>
     <w:uiPriority w:val="99"/>
     <w:pPr>
       <w:pBdr/>
@@ -23107,9 +23149,9 @@
       </w:tcPr>
     </w:tblStylePr>
   </w:style>
-  <w:style w:type="table" w:styleId="97">
+  <w:style w:type="table" w:styleId="790">
     <w:name w:val="List Table 5 Dark - Accent 1"/>
-    <w:basedOn w:val="665"/>
+    <w:basedOn w:val="891"/>
     <w:uiPriority w:val="99"/>
     <w:pPr>
       <w:pBdr/>
@@ -23349,9 +23391,9 @@
       </w:tcPr>
     </w:tblStylePr>
   </w:style>
-  <w:style w:type="table" w:styleId="98">
+  <w:style w:type="table" w:styleId="791">
     <w:name w:val="List Table 5 Dark - Accent 2"/>
-    <w:basedOn w:val="665"/>
+    <w:basedOn w:val="891"/>
     <w:uiPriority w:val="99"/>
     <w:pPr>
       <w:pBdr/>
@@ -23591,9 +23633,9 @@
       </w:tcPr>
     </w:tblStylePr>
   </w:style>
-  <w:style w:type="table" w:styleId="99">
+  <w:style w:type="table" w:styleId="792">
     <w:name w:val="List Table 5 Dark - Accent 3"/>
-    <w:basedOn w:val="665"/>
+    <w:basedOn w:val="891"/>
     <w:uiPriority w:val="99"/>
     <w:pPr>
       <w:pBdr/>
@@ -23833,9 +23875,9 @@
       </w:tcPr>
     </w:tblStylePr>
   </w:style>
-  <w:style w:type="table" w:styleId="100">
+  <w:style w:type="table" w:styleId="793">
     <w:name w:val="List Table 5 Dark - Accent 4"/>
-    <w:basedOn w:val="665"/>
+    <w:basedOn w:val="891"/>
     <w:uiPriority w:val="99"/>
     <w:pPr>
       <w:pBdr/>
@@ -24075,9 +24117,9 @@
       </w:tcPr>
     </w:tblStylePr>
   </w:style>
-  <w:style w:type="table" w:styleId="101">
+  <w:style w:type="table" w:styleId="794">
     <w:name w:val="List Table 5 Dark - Accent 5"/>
-    <w:basedOn w:val="665"/>
+    <w:basedOn w:val="891"/>
     <w:uiPriority w:val="99"/>
     <w:pPr>
       <w:pBdr/>
@@ -24317,9 +24359,9 @@
       </w:tcPr>
     </w:tblStylePr>
   </w:style>
-  <w:style w:type="table" w:styleId="102">
+  <w:style w:type="table" w:styleId="795">
     <w:name w:val="List Table 5 Dark - Accent 6"/>
-    <w:basedOn w:val="665"/>
+    <w:basedOn w:val="891"/>
     <w:uiPriority w:val="99"/>
     <w:pPr>
       <w:pBdr/>
@@ -24559,9 +24601,9 @@
       </w:tcPr>
     </w:tblStylePr>
   </w:style>
-  <w:style w:type="table" w:styleId="103">
+  <w:style w:type="table" w:styleId="796">
     <w:name w:val="List Table 6 Colorful"/>
-    <w:basedOn w:val="665"/>
+    <w:basedOn w:val="891"/>
     <w:uiPriority w:val="99"/>
     <w:pPr>
       <w:pBdr/>
@@ -24782,9 +24824,9 @@
       </w:tcPr>
     </w:tblStylePr>
   </w:style>
-  <w:style w:type="table" w:styleId="104">
+  <w:style w:type="table" w:styleId="797">
     <w:name w:val="List Table 6 Colorful - Accent 1"/>
-    <w:basedOn w:val="665"/>
+    <w:basedOn w:val="891"/>
     <w:uiPriority w:val="99"/>
     <w:pPr>
       <w:pBdr/>
@@ -25005,9 +25047,9 @@
       </w:tcPr>
     </w:tblStylePr>
   </w:style>
-  <w:style w:type="table" w:styleId="105">
+  <w:style w:type="table" w:styleId="798">
     <w:name w:val="List Table 6 Colorful - Accent 2"/>
-    <w:basedOn w:val="665"/>
+    <w:basedOn w:val="891"/>
     <w:uiPriority w:val="99"/>
     <w:pPr>
       <w:pBdr/>
@@ -25228,9 +25270,9 @@
       </w:tcPr>
     </w:tblStylePr>
   </w:style>
-  <w:style w:type="table" w:styleId="106">
+  <w:style w:type="table" w:styleId="799">
     <w:name w:val="List Table 6 Colorful - Accent 3"/>
-    <w:basedOn w:val="665"/>
+    <w:basedOn w:val="891"/>
     <w:uiPriority w:val="99"/>
     <w:pPr>
       <w:pBdr/>
@@ -25451,9 +25493,9 @@
       </w:tcPr>
     </w:tblStylePr>
   </w:style>
-  <w:style w:type="table" w:styleId="107">
+  <w:style w:type="table" w:styleId="800">
     <w:name w:val="List Table 6 Colorful - Accent 4"/>
-    <w:basedOn w:val="665"/>
+    <w:basedOn w:val="891"/>
     <w:uiPriority w:val="99"/>
     <w:pPr>
       <w:pBdr/>
@@ -25674,9 +25716,9 @@
       </w:tcPr>
     </w:tblStylePr>
   </w:style>
-  <w:style w:type="table" w:styleId="108">
+  <w:style w:type="table" w:styleId="801">
     <w:name w:val="List Table 6 Colorful - Accent 5"/>
-    <w:basedOn w:val="665"/>
+    <w:basedOn w:val="891"/>
     <w:uiPriority w:val="99"/>
     <w:pPr>
       <w:pBdr/>
@@ -25897,9 +25939,9 @@
       </w:tcPr>
     </w:tblStylePr>
   </w:style>
-  <w:style w:type="table" w:styleId="109">
+  <w:style w:type="table" w:styleId="802">
     <w:name w:val="List Table 6 Colorful - Accent 6"/>
-    <w:basedOn w:val="665"/>
+    <w:basedOn w:val="891"/>
     <w:uiPriority w:val="99"/>
     <w:pPr>
       <w:pBdr/>
@@ -26120,9 +26162,9 @@
       </w:tcPr>
     </w:tblStylePr>
   </w:style>
-  <w:style w:type="table" w:styleId="110">
+  <w:style w:type="table" w:styleId="803">
     <w:name w:val="List Table 7 Colorful"/>
-    <w:basedOn w:val="665"/>
+    <w:basedOn w:val="891"/>
     <w:uiPriority w:val="99"/>
     <w:pPr>
       <w:pBdr/>
@@ -26221,11 +26263,11 @@
         <w:tblBorders/>
       </w:tblPr>
       <w:tcPr>
-        <w:shd w:color="ffffff"/>
+        <w:shd w:val="clear" w:color="ffffff"/>
         <w:tcBorders>
-          <w:top w:val="none"/>
-          <w:left w:val="none"/>
-          <w:bottom w:val="none"/>
+          <w:top w:val="none" w:color="000000" w:sz="4" w:space="0"/>
+          <w:left w:val="none" w:color="000000" w:sz="4" w:space="0"/>
+          <w:bottom w:val="none" w:color="000000" w:sz="4" w:space="0"/>
           <w:right w:val="single" w:color="000000" w:themeColor="text1" w:themeTint="80" w:sz="4" w:space="0"/>
         </w:tcBorders>
       </w:tcPr>
@@ -26248,10 +26290,10 @@
       <w:tcPr>
         <w:shd w:val="clear" w:color="ffffff" w:themeColor="light1" w:fill="ffffff" w:themeFill="light1"/>
         <w:tcBorders>
-          <w:top w:val="none"/>
-          <w:left w:val="none"/>
+          <w:top w:val="none" w:color="000000" w:sz="4" w:space="0"/>
+          <w:left w:val="none" w:color="000000" w:sz="4" w:space="0"/>
           <w:bottom w:val="single" w:color="000000" w:themeColor="text1" w:themeTint="80" w:sz="4" w:space="0"/>
-          <w:right w:val="none"/>
+          <w:right w:val="none" w:color="000000" w:sz="4" w:space="0"/>
         </w:tcBorders>
       </w:tcPr>
     </w:tblStylePr>
@@ -26271,12 +26313,12 @@
         <w:tblBorders/>
       </w:tblPr>
       <w:tcPr>
-        <w:shd w:color="ffffff"/>
+        <w:shd w:val="clear" w:color="ffffff"/>
         <w:tcBorders>
-          <w:top w:val="none"/>
+          <w:top w:val="none" w:color="000000" w:sz="4" w:space="0"/>
           <w:left w:val="single" w:color="000000" w:themeColor="text1" w:themeTint="80" w:sz="4" w:space="0"/>
-          <w:bottom w:val="none"/>
-          <w:right w:val="none"/>
+          <w:bottom w:val="none" w:color="000000" w:sz="4" w:space="0"/>
+          <w:right w:val="none" w:color="000000" w:sz="4" w:space="0"/>
         </w:tcBorders>
       </w:tcPr>
     </w:tblStylePr>
@@ -26299,9 +26341,9 @@
         <w:shd w:val="clear" w:color="ffffff" w:themeColor="light1" w:fill="ffffff" w:themeFill="light1"/>
         <w:tcBorders>
           <w:top w:val="single" w:color="000000" w:themeColor="text1" w:themeTint="80" w:sz="4" w:space="0"/>
-          <w:left w:val="none"/>
-          <w:bottom w:val="none"/>
-          <w:right w:val="none"/>
+          <w:left w:val="none" w:color="000000" w:sz="4" w:space="0"/>
+          <w:bottom w:val="none" w:color="000000" w:sz="4" w:space="0"/>
+          <w:right w:val="none" w:color="000000" w:sz="4" w:space="0"/>
         </w:tcBorders>
       </w:tcPr>
     </w:tblStylePr>
@@ -26376,9 +26418,9 @@
       </w:tcPr>
     </w:tblStylePr>
   </w:style>
-  <w:style w:type="table" w:styleId="111">
+  <w:style w:type="table" w:styleId="804">
     <w:name w:val="List Table 7 Colorful - Accent 1"/>
-    <w:basedOn w:val="665"/>
+    <w:basedOn w:val="891"/>
     <w:uiPriority w:val="99"/>
     <w:pPr>
       <w:pBdr/>
@@ -26477,11 +26519,11 @@
         <w:tblBorders/>
       </w:tblPr>
       <w:tcPr>
-        <w:shd w:color="ffffff"/>
+        <w:shd w:val="clear" w:color="ffffff"/>
         <w:tcBorders>
-          <w:top w:val="none"/>
-          <w:left w:val="none"/>
-          <w:bottom w:val="none"/>
+          <w:top w:val="none" w:color="000000" w:sz="4" w:space="0"/>
+          <w:left w:val="none" w:color="000000" w:sz="4" w:space="0"/>
+          <w:bottom w:val="none" w:color="000000" w:sz="4" w:space="0"/>
           <w:right w:val="single" w:color="000000" w:themeColor="accent1" w:sz="4" w:space="0"/>
         </w:tcBorders>
       </w:tcPr>
@@ -26504,10 +26546,10 @@
       <w:tcPr>
         <w:shd w:val="clear" w:color="ffffff" w:themeColor="light1" w:fill="ffffff" w:themeFill="light1"/>
         <w:tcBorders>
-          <w:top w:val="none"/>
-          <w:left w:val="none"/>
+          <w:top w:val="none" w:color="000000" w:sz="4" w:space="0"/>
+          <w:left w:val="none" w:color="000000" w:sz="4" w:space="0"/>
           <w:bottom w:val="single" w:color="000000" w:themeColor="accent1" w:sz="4" w:space="0"/>
-          <w:right w:val="none"/>
+          <w:right w:val="none" w:color="000000" w:sz="4" w:space="0"/>
         </w:tcBorders>
       </w:tcPr>
     </w:tblStylePr>
@@ -26527,12 +26569,12 @@
         <w:tblBorders/>
       </w:tblPr>
       <w:tcPr>
-        <w:shd w:color="ffffff"/>
+        <w:shd w:val="clear" w:color="ffffff"/>
         <w:tcBorders>
-          <w:top w:val="none"/>
+          <w:top w:val="none" w:color="000000" w:sz="4" w:space="0"/>
           <w:left w:val="single" w:color="000000" w:themeColor="accent1" w:sz="4" w:space="0"/>
-          <w:bottom w:val="none"/>
-          <w:right w:val="none"/>
+          <w:bottom w:val="none" w:color="000000" w:sz="4" w:space="0"/>
+          <w:right w:val="none" w:color="000000" w:sz="4" w:space="0"/>
         </w:tcBorders>
       </w:tcPr>
     </w:tblStylePr>
@@ -26555,9 +26597,9 @@
         <w:shd w:val="clear" w:color="ffffff" w:themeColor="light1" w:fill="ffffff" w:themeFill="light1"/>
         <w:tcBorders>
           <w:top w:val="single" w:color="000000" w:themeColor="accent1" w:sz="4" w:space="0"/>
-          <w:left w:val="none"/>
-          <w:bottom w:val="none"/>
-          <w:right w:val="none"/>
+          <w:left w:val="none" w:color="000000" w:sz="4" w:space="0"/>
+          <w:bottom w:val="none" w:color="000000" w:sz="4" w:space="0"/>
+          <w:right w:val="none" w:color="000000" w:sz="4" w:space="0"/>
         </w:tcBorders>
       </w:tcPr>
     </w:tblStylePr>
@@ -26632,9 +26674,9 @@
       </w:tcPr>
     </w:tblStylePr>
   </w:style>
-  <w:style w:type="table" w:styleId="112">
+  <w:style w:type="table" w:styleId="805">
     <w:name w:val="List Table 7 Colorful - Accent 2"/>
-    <w:basedOn w:val="665"/>
+    <w:basedOn w:val="891"/>
     <w:uiPriority w:val="99"/>
     <w:pPr>
       <w:pBdr/>
@@ -26733,11 +26775,11 @@
         <w:tblBorders/>
       </w:tblPr>
       <w:tcPr>
-        <w:shd w:color="ffffff"/>
+        <w:shd w:val="clear" w:color="ffffff"/>
         <w:tcBorders>
-          <w:top w:val="none"/>
-          <w:left w:val="none"/>
-          <w:bottom w:val="none"/>
+          <w:top w:val="none" w:color="000000" w:sz="4" w:space="0"/>
+          <w:left w:val="none" w:color="000000" w:sz="4" w:space="0"/>
+          <w:bottom w:val="none" w:color="000000" w:sz="4" w:space="0"/>
           <w:right w:val="single" w:color="000000" w:themeColor="accent2" w:themeTint="97" w:sz="4" w:space="0"/>
         </w:tcBorders>
       </w:tcPr>
@@ -26760,10 +26802,10 @@
       <w:tcPr>
         <w:shd w:val="clear" w:color="ffffff" w:themeColor="light1" w:fill="ffffff" w:themeFill="light1"/>
         <w:tcBorders>
-          <w:top w:val="none"/>
-          <w:left w:val="none"/>
+          <w:top w:val="none" w:color="000000" w:sz="4" w:space="0"/>
+          <w:left w:val="none" w:color="000000" w:sz="4" w:space="0"/>
           <w:bottom w:val="single" w:color="000000" w:themeColor="accent2" w:themeTint="97" w:sz="4" w:space="0"/>
-          <w:right w:val="none"/>
+          <w:right w:val="none" w:color="000000" w:sz="4" w:space="0"/>
         </w:tcBorders>
       </w:tcPr>
     </w:tblStylePr>
@@ -26783,12 +26825,12 @@
         <w:tblBorders/>
       </w:tblPr>
       <w:tcPr>
-        <w:shd w:color="ffffff"/>
+        <w:shd w:val="clear" w:color="ffffff"/>
         <w:tcBorders>
-          <w:top w:val="none"/>
+          <w:top w:val="none" w:color="000000" w:sz="4" w:space="0"/>
           <w:left w:val="single" w:color="000000" w:themeColor="accent2" w:themeTint="97" w:sz="4" w:space="0"/>
-          <w:bottom w:val="none"/>
-          <w:right w:val="none"/>
+          <w:bottom w:val="none" w:color="000000" w:sz="4" w:space="0"/>
+          <w:right w:val="none" w:color="000000" w:sz="4" w:space="0"/>
         </w:tcBorders>
       </w:tcPr>
     </w:tblStylePr>
@@ -26811,9 +26853,9 @@
         <w:shd w:val="clear" w:color="ffffff" w:themeColor="light1" w:fill="ffffff" w:themeFill="light1"/>
         <w:tcBorders>
           <w:top w:val="single" w:color="000000" w:themeColor="accent2" w:themeTint="97" w:sz="4" w:space="0"/>
-          <w:left w:val="none"/>
-          <w:bottom w:val="none"/>
-          <w:right w:val="none"/>
+          <w:left w:val="none" w:color="000000" w:sz="4" w:space="0"/>
+          <w:bottom w:val="none" w:color="000000" w:sz="4" w:space="0"/>
+          <w:right w:val="none" w:color="000000" w:sz="4" w:space="0"/>
         </w:tcBorders>
       </w:tcPr>
     </w:tblStylePr>
@@ -26888,9 +26930,9 @@
       </w:tcPr>
     </w:tblStylePr>
   </w:style>
-  <w:style w:type="table" w:styleId="113">
+  <w:style w:type="table" w:styleId="806">
     <w:name w:val="List Table 7 Colorful - Accent 3"/>
-    <w:basedOn w:val="665"/>
+    <w:basedOn w:val="891"/>
     <w:uiPriority w:val="99"/>
     <w:pPr>
       <w:pBdr/>
@@ -26989,11 +27031,11 @@
         <w:tblBorders/>
       </w:tblPr>
       <w:tcPr>
-        <w:shd w:color="ffffff"/>
+        <w:shd w:val="clear" w:color="ffffff"/>
         <w:tcBorders>
-          <w:top w:val="none"/>
-          <w:left w:val="none"/>
-          <w:bottom w:val="none"/>
+          <w:top w:val="none" w:color="000000" w:sz="4" w:space="0"/>
+          <w:left w:val="none" w:color="000000" w:sz="4" w:space="0"/>
+          <w:bottom w:val="none" w:color="000000" w:sz="4" w:space="0"/>
           <w:right w:val="single" w:color="000000" w:themeColor="accent3" w:themeTint="98" w:sz="4" w:space="0"/>
         </w:tcBorders>
       </w:tcPr>
@@ -27016,10 +27058,10 @@
       <w:tcPr>
         <w:shd w:val="clear" w:color="ffffff" w:themeColor="light1" w:fill="ffffff" w:themeFill="light1"/>
         <w:tcBorders>
-          <w:top w:val="none"/>
-          <w:left w:val="none"/>
+          <w:top w:val="none" w:color="000000" w:sz="4" w:space="0"/>
+          <w:left w:val="none" w:color="000000" w:sz="4" w:space="0"/>
           <w:bottom w:val="single" w:color="000000" w:themeColor="accent3" w:themeTint="98" w:sz="4" w:space="0"/>
-          <w:right w:val="none"/>
+          <w:right w:val="none" w:color="000000" w:sz="4" w:space="0"/>
         </w:tcBorders>
       </w:tcPr>
     </w:tblStylePr>
@@ -27039,12 +27081,12 @@
         <w:tblBorders/>
       </w:tblPr>
       <w:tcPr>
-        <w:shd w:color="ffffff"/>
+        <w:shd w:val="clear" w:color="ffffff"/>
         <w:tcBorders>
-          <w:top w:val="none"/>
+          <w:top w:val="none" w:color="000000" w:sz="4" w:space="0"/>
           <w:left w:val="single" w:color="000000" w:themeColor="accent3" w:themeTint="98" w:sz="4" w:space="0"/>
-          <w:bottom w:val="none"/>
-          <w:right w:val="none"/>
+          <w:bottom w:val="none" w:color="000000" w:sz="4" w:space="0"/>
+          <w:right w:val="none" w:color="000000" w:sz="4" w:space="0"/>
         </w:tcBorders>
       </w:tcPr>
     </w:tblStylePr>
@@ -27067,9 +27109,9 @@
         <w:shd w:val="clear" w:color="ffffff" w:themeColor="light1" w:fill="ffffff" w:themeFill="light1"/>
         <w:tcBorders>
           <w:top w:val="single" w:color="000000" w:themeColor="accent3" w:themeTint="98" w:sz="4" w:space="0"/>
-          <w:left w:val="none"/>
-          <w:bottom w:val="none"/>
-          <w:right w:val="none"/>
+          <w:left w:val="none" w:color="000000" w:sz="4" w:space="0"/>
+          <w:bottom w:val="none" w:color="000000" w:sz="4" w:space="0"/>
+          <w:right w:val="none" w:color="000000" w:sz="4" w:space="0"/>
         </w:tcBorders>
       </w:tcPr>
     </w:tblStylePr>
@@ -27144,9 +27186,9 @@
       </w:tcPr>
     </w:tblStylePr>
   </w:style>
-  <w:style w:type="table" w:styleId="114">
+  <w:style w:type="table" w:styleId="807">
     <w:name w:val="List Table 7 Colorful - Accent 4"/>
-    <w:basedOn w:val="665"/>
+    <w:basedOn w:val="891"/>
     <w:uiPriority w:val="99"/>
     <w:pPr>
       <w:pBdr/>
@@ -27245,11 +27287,11 @@
         <w:tblBorders/>
       </w:tblPr>
       <w:tcPr>
-        <w:shd w:color="ffffff"/>
+        <w:shd w:val="clear" w:color="ffffff"/>
         <w:tcBorders>
-          <w:top w:val="none"/>
-          <w:left w:val="none"/>
-          <w:bottom w:val="none"/>
+          <w:top w:val="none" w:color="000000" w:sz="4" w:space="0"/>
+          <w:left w:val="none" w:color="000000" w:sz="4" w:space="0"/>
+          <w:bottom w:val="none" w:color="000000" w:sz="4" w:space="0"/>
           <w:right w:val="single" w:color="000000" w:themeColor="accent4" w:themeTint="9A" w:sz="4" w:space="0"/>
         </w:tcBorders>
       </w:tcPr>
@@ -27272,10 +27314,10 @@
       <w:tcPr>
         <w:shd w:val="clear" w:color="ffffff" w:themeColor="light1" w:fill="ffffff" w:themeFill="light1"/>
         <w:tcBorders>
-          <w:top w:val="none"/>
-          <w:left w:val="none"/>
+          <w:top w:val="none" w:color="000000" w:sz="4" w:space="0"/>
+          <w:left w:val="none" w:color="000000" w:sz="4" w:space="0"/>
           <w:bottom w:val="single" w:color="000000" w:themeColor="accent4" w:themeTint="9A" w:sz="4" w:space="0"/>
-          <w:right w:val="none"/>
+          <w:right w:val="none" w:color="000000" w:sz="4" w:space="0"/>
         </w:tcBorders>
       </w:tcPr>
     </w:tblStylePr>
@@ -27295,12 +27337,12 @@
         <w:tblBorders/>
       </w:tblPr>
       <w:tcPr>
-        <w:shd w:color="ffffff"/>
+        <w:shd w:val="clear" w:color="ffffff"/>
         <w:tcBorders>
-          <w:top w:val="none"/>
+          <w:top w:val="none" w:color="000000" w:sz="4" w:space="0"/>
           <w:left w:val="single" w:color="000000" w:themeColor="accent4" w:themeTint="9A" w:sz="4" w:space="0"/>
-          <w:bottom w:val="none"/>
-          <w:right w:val="none"/>
+          <w:bottom w:val="none" w:color="000000" w:sz="4" w:space="0"/>
+          <w:right w:val="none" w:color="000000" w:sz="4" w:space="0"/>
         </w:tcBorders>
       </w:tcPr>
     </w:tblStylePr>
@@ -27323,9 +27365,9 @@
         <w:shd w:val="clear" w:color="ffffff" w:themeColor="light1" w:fill="ffffff" w:themeFill="light1"/>
         <w:tcBorders>
           <w:top w:val="single" w:color="000000" w:themeColor="accent4" w:themeTint="9A" w:sz="4" w:space="0"/>
-          <w:left w:val="none"/>
-          <w:bottom w:val="none"/>
-          <w:right w:val="none"/>
+          <w:left w:val="none" w:color="000000" w:sz="4" w:space="0"/>
+          <w:bottom w:val="none" w:color="000000" w:sz="4" w:space="0"/>
+          <w:right w:val="none" w:color="000000" w:sz="4" w:space="0"/>
         </w:tcBorders>
       </w:tcPr>
     </w:tblStylePr>
@@ -27400,9 +27442,9 @@
       </w:tcPr>
     </w:tblStylePr>
   </w:style>
-  <w:style w:type="table" w:styleId="115">
+  <w:style w:type="table" w:styleId="808">
     <w:name w:val="List Table 7 Colorful - Accent 5"/>
-    <w:basedOn w:val="665"/>
+    <w:basedOn w:val="891"/>
     <w:uiPriority w:val="99"/>
     <w:pPr>
       <w:pBdr/>
@@ -27501,11 +27543,11 @@
         <w:tblBorders/>
       </w:tblPr>
       <w:tcPr>
-        <w:shd w:color="ffffff"/>
+        <w:shd w:val="clear" w:color="ffffff"/>
         <w:tcBorders>
-          <w:top w:val="none"/>
-          <w:left w:val="none"/>
-          <w:bottom w:val="none"/>
+          <w:top w:val="none" w:color="000000" w:sz="4" w:space="0"/>
+          <w:left w:val="none" w:color="000000" w:sz="4" w:space="0"/>
+          <w:bottom w:val="none" w:color="000000" w:sz="4" w:space="0"/>
           <w:right w:val="single" w:color="000000" w:themeColor="accent5" w:themeTint="9A" w:sz="4" w:space="0"/>
         </w:tcBorders>
       </w:tcPr>
@@ -27528,10 +27570,10 @@
       <w:tcPr>
         <w:shd w:val="clear" w:color="ffffff" w:themeColor="light1" w:fill="ffffff" w:themeFill="light1"/>
         <w:tcBorders>
-          <w:top w:val="none"/>
-          <w:left w:val="none"/>
+          <w:top w:val="none" w:color="000000" w:sz="4" w:space="0"/>
+          <w:left w:val="none" w:color="000000" w:sz="4" w:space="0"/>
           <w:bottom w:val="single" w:color="000000" w:themeColor="accent5" w:themeTint="9A" w:sz="4" w:space="0"/>
-          <w:right w:val="none"/>
+          <w:right w:val="none" w:color="000000" w:sz="4" w:space="0"/>
         </w:tcBorders>
       </w:tcPr>
     </w:tblStylePr>
@@ -27551,12 +27593,12 @@
         <w:tblBorders/>
       </w:tblPr>
       <w:tcPr>
-        <w:shd w:color="ffffff"/>
+        <w:shd w:val="clear" w:color="ffffff"/>
         <w:tcBorders>
-          <w:top w:val="none"/>
+          <w:top w:val="none" w:color="000000" w:sz="4" w:space="0"/>
           <w:left w:val="single" w:color="000000" w:themeColor="accent5" w:themeTint="9A" w:sz="4" w:space="0"/>
-          <w:bottom w:val="none"/>
-          <w:right w:val="none"/>
+          <w:bottom w:val="none" w:color="000000" w:sz="4" w:space="0"/>
+          <w:right w:val="none" w:color="000000" w:sz="4" w:space="0"/>
         </w:tcBorders>
       </w:tcPr>
     </w:tblStylePr>
@@ -27579,9 +27621,9 @@
         <w:shd w:val="clear" w:color="ffffff" w:themeColor="light1" w:fill="ffffff" w:themeFill="light1"/>
         <w:tcBorders>
           <w:top w:val="single" w:color="000000" w:themeColor="accent5" w:themeTint="9A" w:sz="4" w:space="0"/>
-          <w:left w:val="none"/>
-          <w:bottom w:val="none"/>
-          <w:right w:val="none"/>
+          <w:left w:val="none" w:color="000000" w:sz="4" w:space="0"/>
+          <w:bottom w:val="none" w:color="000000" w:sz="4" w:space="0"/>
+          <w:right w:val="none" w:color="000000" w:sz="4" w:space="0"/>
         </w:tcBorders>
       </w:tcPr>
     </w:tblStylePr>
@@ -27656,9 +27698,9 @@
       </w:tcPr>
     </w:tblStylePr>
   </w:style>
-  <w:style w:type="table" w:styleId="116">
+  <w:style w:type="table" w:styleId="809">
     <w:name w:val="List Table 7 Colorful - Accent 6"/>
-    <w:basedOn w:val="665"/>
+    <w:basedOn w:val="891"/>
     <w:uiPriority w:val="99"/>
     <w:pPr>
       <w:pBdr/>
@@ -27757,11 +27799,11 @@
         <w:tblBorders/>
       </w:tblPr>
       <w:tcPr>
-        <w:shd w:color="ffffff"/>
+        <w:shd w:val="clear" w:color="ffffff"/>
         <w:tcBorders>
-          <w:top w:val="none"/>
-          <w:left w:val="none"/>
-          <w:bottom w:val="none"/>
+          <w:top w:val="none" w:color="000000" w:sz="4" w:space="0"/>
+          <w:left w:val="none" w:color="000000" w:sz="4" w:space="0"/>
+          <w:bottom w:val="none" w:color="000000" w:sz="4" w:space="0"/>
           <w:right w:val="single" w:color="000000" w:themeColor="accent6" w:themeTint="98" w:sz="4" w:space="0"/>
         </w:tcBorders>
       </w:tcPr>
@@ -27784,10 +27826,10 @@
       <w:tcPr>
         <w:shd w:val="clear" w:color="ffffff" w:themeColor="light1" w:fill="ffffff" w:themeFill="light1"/>
         <w:tcBorders>
-          <w:top w:val="none"/>
-          <w:left w:val="none"/>
+          <w:top w:val="none" w:color="000000" w:sz="4" w:space="0"/>
+          <w:left w:val="none" w:color="000000" w:sz="4" w:space="0"/>
           <w:bottom w:val="single" w:color="000000" w:themeColor="accent6" w:themeTint="98" w:sz="4" w:space="0"/>
-          <w:right w:val="none"/>
+          <w:right w:val="none" w:color="000000" w:sz="4" w:space="0"/>
         </w:tcBorders>
       </w:tcPr>
     </w:tblStylePr>
@@ -27807,12 +27849,12 @@
         <w:tblBorders/>
       </w:tblPr>
       <w:tcPr>
-        <w:shd w:color="ffffff"/>
+        <w:shd w:val="clear" w:color="ffffff"/>
         <w:tcBorders>
-          <w:top w:val="none"/>
+          <w:top w:val="none" w:color="000000" w:sz="4" w:space="0"/>
           <w:left w:val="single" w:color="000000" w:themeColor="accent6" w:themeTint="98" w:sz="4" w:space="0"/>
-          <w:bottom w:val="none"/>
-          <w:right w:val="none"/>
+          <w:bottom w:val="none" w:color="000000" w:sz="4" w:space="0"/>
+          <w:right w:val="none" w:color="000000" w:sz="4" w:space="0"/>
         </w:tcBorders>
       </w:tcPr>
     </w:tblStylePr>
@@ -27835,9 +27877,9 @@
         <w:shd w:val="clear" w:color="ffffff" w:themeColor="light1" w:fill="ffffff" w:themeFill="light1"/>
         <w:tcBorders>
           <w:top w:val="single" w:color="000000" w:themeColor="accent6" w:themeTint="98" w:sz="4" w:space="0"/>
-          <w:left w:val="none"/>
-          <w:bottom w:val="none"/>
-          <w:right w:val="none"/>
+          <w:left w:val="none" w:color="000000" w:sz="4" w:space="0"/>
+          <w:bottom w:val="none" w:color="000000" w:sz="4" w:space="0"/>
+          <w:right w:val="none" w:color="000000" w:sz="4" w:space="0"/>
         </w:tcBorders>
       </w:tcPr>
     </w:tblStylePr>
@@ -27912,9 +27954,9 @@
       </w:tcPr>
     </w:tblStylePr>
   </w:style>
-  <w:style w:type="table" w:styleId="117">
+  <w:style w:type="table" w:styleId="810">
     <w:name w:val="Lined - Accent"/>
-    <w:basedOn w:val="665"/>
+    <w:basedOn w:val="891"/>
     <w:uiPriority w:val="99"/>
     <w:pPr>
       <w:pBdr/>
@@ -28149,9 +28191,9 @@
       </w:tcPr>
     </w:tblStylePr>
   </w:style>
-  <w:style w:type="table" w:styleId="118">
+  <w:style w:type="table" w:styleId="811">
     <w:name w:val="Lined - Accent 1"/>
-    <w:basedOn w:val="665"/>
+    <w:basedOn w:val="891"/>
     <w:uiPriority w:val="99"/>
     <w:pPr>
       <w:pBdr/>
@@ -28386,9 +28428,9 @@
       </w:tcPr>
     </w:tblStylePr>
   </w:style>
-  <w:style w:type="table" w:styleId="119">
+  <w:style w:type="table" w:styleId="812">
     <w:name w:val="Lined - Accent 2"/>
-    <w:basedOn w:val="665"/>
+    <w:basedOn w:val="891"/>
     <w:uiPriority w:val="99"/>
     <w:pPr>
       <w:pBdr/>
@@ -28623,9 +28665,9 @@
       </w:tcPr>
     </w:tblStylePr>
   </w:style>
-  <w:style w:type="table" w:styleId="120">
+  <w:style w:type="table" w:styleId="813">
     <w:name w:val="Lined - Accent 3"/>
-    <w:basedOn w:val="665"/>
+    <w:basedOn w:val="891"/>
     <w:uiPriority w:val="99"/>
     <w:pPr>
       <w:pBdr/>
@@ -28860,9 +28902,9 @@
       </w:tcPr>
     </w:tblStylePr>
   </w:style>
-  <w:style w:type="table" w:styleId="121">
+  <w:style w:type="table" w:styleId="814">
     <w:name w:val="Lined - Accent 4"/>
-    <w:basedOn w:val="665"/>
+    <w:basedOn w:val="891"/>
     <w:uiPriority w:val="99"/>
     <w:pPr>
       <w:pBdr/>
@@ -29097,9 +29139,9 @@
       </w:tcPr>
     </w:tblStylePr>
   </w:style>
-  <w:style w:type="table" w:styleId="122">
+  <w:style w:type="table" w:styleId="815">
     <w:name w:val="Lined - Accent 5"/>
-    <w:basedOn w:val="665"/>
+    <w:basedOn w:val="891"/>
     <w:uiPriority w:val="99"/>
     <w:pPr>
       <w:pBdr/>
@@ -29334,9 +29376,9 @@
       </w:tcPr>
     </w:tblStylePr>
   </w:style>
-  <w:style w:type="table" w:styleId="123">
+  <w:style w:type="table" w:styleId="816">
     <w:name w:val="Lined - Accent 6"/>
-    <w:basedOn w:val="665"/>
+    <w:basedOn w:val="891"/>
     <w:uiPriority w:val="99"/>
     <w:pPr>
       <w:pBdr/>
@@ -29571,9 +29613,9 @@
       </w:tcPr>
     </w:tblStylePr>
   </w:style>
-  <w:style w:type="table" w:styleId="124">
+  <w:style w:type="table" w:styleId="817">
     <w:name w:val="Bordered &amp; Lined - Accent"/>
-    <w:basedOn w:val="665"/>
+    <w:basedOn w:val="891"/>
     <w:uiPriority w:val="99"/>
     <w:pPr>
       <w:pBdr/>
@@ -29815,9 +29857,9 @@
       </w:tcPr>
     </w:tblStylePr>
   </w:style>
-  <w:style w:type="table" w:styleId="125">
+  <w:style w:type="table" w:styleId="818">
     <w:name w:val="Bordered &amp; Lined - Accent 1"/>
-    <w:basedOn w:val="665"/>
+    <w:basedOn w:val="891"/>
     <w:uiPriority w:val="99"/>
     <w:pPr>
       <w:pBdr/>
@@ -30059,9 +30101,9 @@
       </w:tcPr>
     </w:tblStylePr>
   </w:style>
-  <w:style w:type="table" w:styleId="126">
+  <w:style w:type="table" w:styleId="819">
     <w:name w:val="Bordered &amp; Lined - Accent 2"/>
-    <w:basedOn w:val="665"/>
+    <w:basedOn w:val="891"/>
     <w:uiPriority w:val="99"/>
     <w:pPr>
       <w:pBdr/>
@@ -30303,9 +30345,9 @@
       </w:tcPr>
     </w:tblStylePr>
   </w:style>
-  <w:style w:type="table" w:styleId="127">
+  <w:style w:type="table" w:styleId="820">
     <w:name w:val="Bordered &amp; Lined - Accent 3"/>
-    <w:basedOn w:val="665"/>
+    <w:basedOn w:val="891"/>
     <w:uiPriority w:val="99"/>
     <w:pPr>
       <w:pBdr/>
@@ -30547,9 +30589,9 @@
       </w:tcPr>
     </w:tblStylePr>
   </w:style>
-  <w:style w:type="table" w:styleId="128">
+  <w:style w:type="table" w:styleId="821">
     <w:name w:val="Bordered &amp; Lined - Accent 4"/>
-    <w:basedOn w:val="665"/>
+    <w:basedOn w:val="891"/>
     <w:uiPriority w:val="99"/>
     <w:pPr>
       <w:pBdr/>
@@ -30791,9 +30833,9 @@
       </w:tcPr>
     </w:tblStylePr>
   </w:style>
-  <w:style w:type="table" w:styleId="129">
+  <w:style w:type="table" w:styleId="822">
     <w:name w:val="Bordered &amp; Lined - Accent 5"/>
-    <w:basedOn w:val="665"/>
+    <w:basedOn w:val="891"/>
     <w:uiPriority w:val="99"/>
     <w:pPr>
       <w:pBdr/>
@@ -31035,9 +31077,9 @@
       </w:tcPr>
     </w:tblStylePr>
   </w:style>
-  <w:style w:type="table" w:styleId="130">
+  <w:style w:type="table" w:styleId="823">
     <w:name w:val="Bordered &amp; Lined - Accent 6"/>
-    <w:basedOn w:val="665"/>
+    <w:basedOn w:val="891"/>
     <w:uiPriority w:val="99"/>
     <w:pPr>
       <w:pBdr/>
@@ -31279,9 +31321,9 @@
       </w:tcPr>
     </w:tblStylePr>
   </w:style>
-  <w:style w:type="table" w:styleId="131">
+  <w:style w:type="table" w:styleId="824">
     <w:name w:val="Bordered"/>
-    <w:basedOn w:val="665"/>
+    <w:basedOn w:val="891"/>
     <w:uiPriority w:val="99"/>
     <w:pPr>
       <w:pBdr/>
@@ -31510,9 +31552,9 @@
       </w:tcPr>
     </w:tblStylePr>
   </w:style>
-  <w:style w:type="table" w:styleId="132">
+  <w:style w:type="table" w:styleId="825">
     <w:name w:val="Bordered - Accent 1"/>
-    <w:basedOn w:val="665"/>
+    <w:basedOn w:val="891"/>
     <w:uiPriority w:val="99"/>
     <w:pPr>
       <w:pBdr/>
@@ -31741,9 +31783,9 @@
       </w:tcPr>
     </w:tblStylePr>
   </w:style>
-  <w:style w:type="table" w:styleId="133">
+  <w:style w:type="table" w:styleId="826">
     <w:name w:val="Bordered - Accent 2"/>
-    <w:basedOn w:val="665"/>
+    <w:basedOn w:val="891"/>
     <w:uiPriority w:val="99"/>
     <w:pPr>
       <w:pBdr/>
@@ -31972,9 +32014,9 @@
       </w:tcPr>
     </w:tblStylePr>
   </w:style>
-  <w:style w:type="table" w:styleId="134">
+  <w:style w:type="table" w:styleId="827">
     <w:name w:val="Bordered - Accent 3"/>
-    <w:basedOn w:val="665"/>
+    <w:basedOn w:val="891"/>
     <w:uiPriority w:val="99"/>
     <w:pPr>
       <w:pBdr/>
@@ -32203,9 +32245,9 @@
       </w:tcPr>
     </w:tblStylePr>
   </w:style>
-  <w:style w:type="table" w:styleId="135">
+  <w:style w:type="table" w:styleId="828">
     <w:name w:val="Bordered - Accent 4"/>
-    <w:basedOn w:val="665"/>
+    <w:basedOn w:val="891"/>
     <w:uiPriority w:val="99"/>
     <w:pPr>
       <w:pBdr/>
@@ -32434,9 +32476,9 @@
       </w:tcPr>
     </w:tblStylePr>
   </w:style>
-  <w:style w:type="table" w:styleId="136">
+  <w:style w:type="table" w:styleId="829">
     <w:name w:val="Bordered - Accent 5"/>
-    <w:basedOn w:val="665"/>
+    <w:basedOn w:val="891"/>
     <w:uiPriority w:val="99"/>
     <w:pPr>
       <w:pBdr/>
@@ -32665,9 +32707,9 @@
       </w:tcPr>
     </w:tblStylePr>
   </w:style>
-  <w:style w:type="table" w:styleId="137">
+  <w:style w:type="table" w:styleId="830">
     <w:name w:val="Bordered - Accent 6"/>
-    <w:basedOn w:val="665"/>
+    <w:basedOn w:val="891"/>
     <w:uiPriority w:val="99"/>
     <w:pPr>
       <w:pBdr/>
@@ -32896,11 +32938,11 @@
       </w:tcPr>
     </w:tblStylePr>
   </w:style>
-  <w:style w:type="paragraph" w:styleId="139">
+  <w:style w:type="paragraph" w:styleId="831">
     <w:name w:val="Heading 1"/>
-    <w:basedOn w:val="664"/>
-    <w:next w:val="664"/>
-    <w:link w:val="150"/>
+    <w:basedOn w:val="890"/>
+    <w:next w:val="890"/>
+    <w:link w:val="841"/>
     <w:uiPriority w:val="9"/>
     <w:qFormat/>
     <w:pPr>
@@ -32918,11 +32960,11 @@
       <w:szCs w:val="40"/>
     </w:rPr>
   </w:style>
-  <w:style w:type="paragraph" w:styleId="140">
+  <w:style w:type="paragraph" w:styleId="832">
     <w:name w:val="Heading 2"/>
-    <w:basedOn w:val="664"/>
-    <w:next w:val="664"/>
-    <w:link w:val="151"/>
+    <w:basedOn w:val="890"/>
+    <w:next w:val="890"/>
+    <w:link w:val="842"/>
     <w:uiPriority w:val="9"/>
     <w:unhideWhenUsed/>
     <w:qFormat/>
@@ -32941,11 +32983,11 @@
       <w:szCs w:val="32"/>
     </w:rPr>
   </w:style>
-  <w:style w:type="paragraph" w:styleId="141">
+  <w:style w:type="paragraph" w:styleId="833">
     <w:name w:val="Heading 3"/>
-    <w:basedOn w:val="664"/>
-    <w:next w:val="664"/>
-    <w:link w:val="152"/>
+    <w:basedOn w:val="890"/>
+    <w:next w:val="890"/>
+    <w:link w:val="843"/>
     <w:uiPriority w:val="9"/>
     <w:unhideWhenUsed/>
     <w:qFormat/>
@@ -32964,11 +33006,11 @@
       <w:szCs w:val="28"/>
     </w:rPr>
   </w:style>
-  <w:style w:type="paragraph" w:styleId="142">
+  <w:style w:type="paragraph" w:styleId="834">
     <w:name w:val="Heading 4"/>
-    <w:basedOn w:val="664"/>
-    <w:next w:val="664"/>
-    <w:link w:val="153"/>
+    <w:basedOn w:val="890"/>
+    <w:next w:val="890"/>
+    <w:link w:val="844"/>
     <w:uiPriority w:val="9"/>
     <w:unhideWhenUsed/>
     <w:qFormat/>
@@ -32987,11 +33029,11 @@
       <w:color w:val="0f4761" w:themeColor="accent1" w:themeShade="BF"/>
     </w:rPr>
   </w:style>
-  <w:style w:type="paragraph" w:styleId="143">
+  <w:style w:type="paragraph" w:styleId="835">
     <w:name w:val="Heading 5"/>
-    <w:basedOn w:val="664"/>
-    <w:next w:val="664"/>
-    <w:link w:val="154"/>
+    <w:basedOn w:val="890"/>
+    <w:next w:val="890"/>
+    <w:link w:val="845"/>
     <w:uiPriority w:val="9"/>
     <w:unhideWhenUsed/>
     <w:qFormat/>
@@ -33008,11 +33050,11 @@
       <w:color w:val="0f4761" w:themeColor="accent1" w:themeShade="BF"/>
     </w:rPr>
   </w:style>
-  <w:style w:type="paragraph" w:styleId="144">
+  <w:style w:type="paragraph" w:styleId="836">
     <w:name w:val="Heading 6"/>
-    <w:basedOn w:val="664"/>
-    <w:next w:val="664"/>
-    <w:link w:val="155"/>
+    <w:basedOn w:val="890"/>
+    <w:next w:val="890"/>
+    <w:link w:val="846"/>
     <w:uiPriority w:val="9"/>
     <w:unhideWhenUsed/>
     <w:qFormat/>
@@ -33031,11 +33073,11 @@
       <w:color w:val="595959" w:themeColor="text1" w:themeTint="A6"/>
     </w:rPr>
   </w:style>
-  <w:style w:type="paragraph" w:styleId="145">
+  <w:style w:type="paragraph" w:styleId="837">
     <w:name w:val="Heading 7"/>
-    <w:basedOn w:val="664"/>
-    <w:next w:val="664"/>
-    <w:link w:val="156"/>
+    <w:basedOn w:val="890"/>
+    <w:next w:val="890"/>
+    <w:link w:val="847"/>
     <w:uiPriority w:val="9"/>
     <w:unhideWhenUsed/>
     <w:qFormat/>
@@ -33052,11 +33094,11 @@
       <w:color w:val="595959" w:themeColor="text1" w:themeTint="A6"/>
     </w:rPr>
   </w:style>
-  <w:style w:type="paragraph" w:styleId="146">
+  <w:style w:type="paragraph" w:styleId="838">
     <w:name w:val="Heading 8"/>
-    <w:basedOn w:val="664"/>
-    <w:next w:val="664"/>
-    <w:link w:val="157"/>
+    <w:basedOn w:val="890"/>
+    <w:next w:val="890"/>
+    <w:link w:val="848"/>
     <w:uiPriority w:val="9"/>
     <w:unhideWhenUsed/>
     <w:qFormat/>
@@ -33075,11 +33117,11 @@
       <w:color w:val="272727" w:themeColor="text1" w:themeTint="D8"/>
     </w:rPr>
   </w:style>
-  <w:style w:type="paragraph" w:styleId="147">
+  <w:style w:type="paragraph" w:styleId="839">
     <w:name w:val="Heading 9"/>
-    <w:basedOn w:val="664"/>
-    <w:next w:val="664"/>
-    <w:link w:val="158"/>
+    <w:basedOn w:val="890"/>
+    <w:next w:val="890"/>
+    <w:link w:val="849"/>
     <w:uiPriority w:val="9"/>
     <w:unhideWhenUsed/>
     <w:qFormat/>
@@ -33098,7 +33140,7 @@
       <w:color w:val="272727" w:themeColor="text1" w:themeTint="D8"/>
     </w:rPr>
   </w:style>
-  <w:style w:type="character" w:styleId="148" w:default="1">
+  <w:style w:type="character" w:styleId="840" w:default="1">
     <w:name w:val="Default Paragraph Font"/>
     <w:uiPriority w:val="1"/>
     <w:semiHidden/>
@@ -33109,10 +33151,10 @@
       <w:ind/>
     </w:pPr>
   </w:style>
-  <w:style w:type="character" w:styleId="150">
+  <w:style w:type="character" w:styleId="841">
     <w:name w:val="Heading 1 Char"/>
-    <w:basedOn w:val="148"/>
-    <w:link w:val="139"/>
+    <w:basedOn w:val="840"/>
+    <w:link w:val="831"/>
     <w:uiPriority w:val="9"/>
     <w:pPr>
       <w:pBdr/>
@@ -33126,10 +33168,10 @@
       <w:szCs w:val="40"/>
     </w:rPr>
   </w:style>
-  <w:style w:type="character" w:styleId="151">
+  <w:style w:type="character" w:styleId="842">
     <w:name w:val="Heading 2 Char"/>
-    <w:basedOn w:val="148"/>
-    <w:link w:val="140"/>
+    <w:basedOn w:val="840"/>
+    <w:link w:val="832"/>
     <w:uiPriority w:val="9"/>
     <w:pPr>
       <w:pBdr/>
@@ -33143,10 +33185,10 @@
       <w:szCs w:val="32"/>
     </w:rPr>
   </w:style>
-  <w:style w:type="character" w:styleId="152">
+  <w:style w:type="character" w:styleId="843">
     <w:name w:val="Heading 3 Char"/>
-    <w:basedOn w:val="148"/>
-    <w:link w:val="141"/>
+    <w:basedOn w:val="840"/>
+    <w:link w:val="833"/>
     <w:uiPriority w:val="9"/>
     <w:pPr>
       <w:pBdr/>
@@ -33160,10 +33202,10 @@
       <w:szCs w:val="28"/>
     </w:rPr>
   </w:style>
-  <w:style w:type="character" w:styleId="153">
+  <w:style w:type="character" w:styleId="844">
     <w:name w:val="Heading 4 Char"/>
-    <w:basedOn w:val="148"/>
-    <w:link w:val="142"/>
+    <w:basedOn w:val="840"/>
+    <w:link w:val="834"/>
     <w:uiPriority w:val="9"/>
     <w:pPr>
       <w:pBdr/>
@@ -33177,10 +33219,10 @@
       <w:color w:val="0f4761" w:themeColor="accent1" w:themeShade="BF"/>
     </w:rPr>
   </w:style>
-  <w:style w:type="character" w:styleId="154">
+  <w:style w:type="character" w:styleId="845">
     <w:name w:val="Heading 5 Char"/>
-    <w:basedOn w:val="148"/>
-    <w:link w:val="143"/>
+    <w:basedOn w:val="840"/>
+    <w:link w:val="835"/>
     <w:uiPriority w:val="9"/>
     <w:pPr>
       <w:pBdr/>
@@ -33192,10 +33234,10 @@
       <w:color w:val="0f4761" w:themeColor="accent1" w:themeShade="BF"/>
     </w:rPr>
   </w:style>
-  <w:style w:type="character" w:styleId="155">
+  <w:style w:type="character" w:styleId="846">
     <w:name w:val="Heading 6 Char"/>
-    <w:basedOn w:val="148"/>
-    <w:link w:val="144"/>
+    <w:basedOn w:val="840"/>
+    <w:link w:val="836"/>
     <w:uiPriority w:val="9"/>
     <w:pPr>
       <w:pBdr/>
@@ -33209,10 +33251,10 @@
       <w:color w:val="595959" w:themeColor="text1" w:themeTint="A6"/>
     </w:rPr>
   </w:style>
-  <w:style w:type="character" w:styleId="156">
+  <w:style w:type="character" w:styleId="847">
     <w:name w:val="Heading 7 Char"/>
-    <w:basedOn w:val="148"/>
-    <w:link w:val="145"/>
+    <w:basedOn w:val="840"/>
+    <w:link w:val="837"/>
     <w:uiPriority w:val="9"/>
     <w:pPr>
       <w:pBdr/>
@@ -33224,10 +33266,10 @@
       <w:color w:val="595959" w:themeColor="text1" w:themeTint="A6"/>
     </w:rPr>
   </w:style>
-  <w:style w:type="character" w:styleId="157">
+  <w:style w:type="character" w:styleId="848">
     <w:name w:val="Heading 8 Char"/>
-    <w:basedOn w:val="148"/>
-    <w:link w:val="146"/>
+    <w:basedOn w:val="840"/>
+    <w:link w:val="838"/>
     <w:uiPriority w:val="9"/>
     <w:pPr>
       <w:pBdr/>
@@ -33241,10 +33283,10 @@
       <w:color w:val="272727" w:themeColor="text1" w:themeTint="D8"/>
     </w:rPr>
   </w:style>
-  <w:style w:type="character" w:styleId="158">
+  <w:style w:type="character" w:styleId="849">
     <w:name w:val="Heading 9 Char"/>
-    <w:basedOn w:val="148"/>
-    <w:link w:val="147"/>
+    <w:basedOn w:val="840"/>
+    <w:link w:val="839"/>
     <w:uiPriority w:val="9"/>
     <w:pPr>
       <w:pBdr/>
@@ -33258,11 +33300,11 @@
       <w:color w:val="272727" w:themeColor="text1" w:themeTint="D8"/>
     </w:rPr>
   </w:style>
-  <w:style w:type="paragraph" w:styleId="159">
+  <w:style w:type="paragraph" w:styleId="850">
     <w:name w:val="Title"/>
-    <w:basedOn w:val="664"/>
-    <w:next w:val="664"/>
-    <w:link w:val="160"/>
+    <w:basedOn w:val="890"/>
+    <w:next w:val="890"/>
+    <w:link w:val="851"/>
     <w:uiPriority w:val="10"/>
     <w:qFormat/>
     <w:pPr>
@@ -33278,10 +33320,10 @@
       <w:szCs w:val="56"/>
     </w:rPr>
   </w:style>
-  <w:style w:type="character" w:styleId="160">
+  <w:style w:type="character" w:styleId="851">
     <w:name w:val="Title Char"/>
-    <w:basedOn w:val="148"/>
-    <w:link w:val="159"/>
+    <w:basedOn w:val="840"/>
+    <w:link w:val="850"/>
     <w:uiPriority w:val="10"/>
     <w:pPr>
       <w:pBdr/>
@@ -33295,11 +33337,11 @@
       <w:szCs w:val="56"/>
     </w:rPr>
   </w:style>
-  <w:style w:type="paragraph" w:styleId="161">
+  <w:style w:type="paragraph" w:styleId="852">
     <w:name w:val="Subtitle"/>
-    <w:basedOn w:val="664"/>
-    <w:next w:val="664"/>
-    <w:link w:val="162"/>
+    <w:basedOn w:val="890"/>
+    <w:next w:val="890"/>
+    <w:link w:val="853"/>
     <w:uiPriority w:val="11"/>
     <w:qFormat/>
     <w:pPr>
@@ -33317,10 +33359,10 @@
       <w:szCs w:val="28"/>
     </w:rPr>
   </w:style>
-  <w:style w:type="character" w:styleId="162">
+  <w:style w:type="character" w:styleId="853">
     <w:name w:val="Subtitle Char"/>
-    <w:basedOn w:val="148"/>
-    <w:link w:val="161"/>
+    <w:basedOn w:val="840"/>
+    <w:link w:val="852"/>
     <w:uiPriority w:val="11"/>
     <w:pPr>
       <w:pBdr/>
@@ -33334,11 +33376,11 @@
       <w:szCs w:val="28"/>
     </w:rPr>
   </w:style>
-  <w:style w:type="paragraph" w:styleId="163">
+  <w:style w:type="paragraph" w:styleId="854">
     <w:name w:val="Quote"/>
-    <w:basedOn w:val="664"/>
-    <w:next w:val="664"/>
-    <w:link w:val="164"/>
+    <w:basedOn w:val="890"/>
+    <w:next w:val="890"/>
+    <w:link w:val="855"/>
     <w:uiPriority w:val="29"/>
     <w:qFormat/>
     <w:pPr>
@@ -33353,10 +33395,10 @@
       <w:color w:val="404040" w:themeColor="text1" w:themeTint="BF"/>
     </w:rPr>
   </w:style>
-  <w:style w:type="character" w:styleId="164">
+  <w:style w:type="character" w:styleId="855">
     <w:name w:val="Quote Char"/>
-    <w:basedOn w:val="148"/>
-    <w:link w:val="163"/>
+    <w:basedOn w:val="840"/>
+    <w:link w:val="854"/>
     <w:uiPriority w:val="29"/>
     <w:pPr>
       <w:pBdr/>
@@ -33369,9 +33411,9 @@
       <w:color w:val="404040" w:themeColor="text1" w:themeTint="BF"/>
     </w:rPr>
   </w:style>
-  <w:style w:type="character" w:styleId="166">
+  <w:style w:type="character" w:styleId="856">
     <w:name w:val="Intense Emphasis"/>
-    <w:basedOn w:val="148"/>
+    <w:basedOn w:val="840"/>
     <w:uiPriority w:val="21"/>
     <w:qFormat/>
     <w:pPr>
@@ -33385,11 +33427,11 @@
       <w:color w:val="0f4761" w:themeColor="accent1" w:themeShade="BF"/>
     </w:rPr>
   </w:style>
-  <w:style w:type="paragraph" w:styleId="167">
+  <w:style w:type="paragraph" w:styleId="857">
     <w:name w:val="Intense Quote"/>
-    <w:basedOn w:val="664"/>
-    <w:next w:val="664"/>
-    <w:link w:val="168"/>
+    <w:basedOn w:val="890"/>
+    <w:next w:val="890"/>
+    <w:link w:val="858"/>
     <w:uiPriority w:val="30"/>
     <w:qFormat/>
     <w:pPr>
@@ -33407,10 +33449,10 @@
       <w:color w:val="0f4761" w:themeColor="accent1" w:themeShade="BF"/>
     </w:rPr>
   </w:style>
-  <w:style w:type="character" w:styleId="168">
+  <w:style w:type="character" w:styleId="858">
     <w:name w:val="Intense Quote Char"/>
-    <w:basedOn w:val="148"/>
-    <w:link w:val="167"/>
+    <w:basedOn w:val="840"/>
+    <w:link w:val="857"/>
     <w:uiPriority w:val="30"/>
     <w:pPr>
       <w:pBdr/>
@@ -33423,9 +33465,9 @@
       <w:color w:val="0f4761" w:themeColor="accent1" w:themeShade="BF"/>
     </w:rPr>
   </w:style>
-  <w:style w:type="character" w:styleId="169">
+  <w:style w:type="character" w:styleId="859">
     <w:name w:val="Intense Reference"/>
-    <w:basedOn w:val="148"/>
+    <w:basedOn w:val="840"/>
     <w:uiPriority w:val="32"/>
     <w:qFormat/>
     <w:pPr>
@@ -33441,9 +33483,9 @@
       <w:spacing w:val="5"/>
     </w:rPr>
   </w:style>
-  <w:style w:type="character" w:styleId="171">
+  <w:style w:type="character" w:styleId="860">
     <w:name w:val="Subtle Emphasis"/>
-    <w:basedOn w:val="148"/>
+    <w:basedOn w:val="840"/>
     <w:uiPriority w:val="19"/>
     <w:qFormat/>
     <w:pPr>
@@ -33457,9 +33499,9 @@
       <w:color w:val="404040" w:themeColor="text1" w:themeTint="BF"/>
     </w:rPr>
   </w:style>
-  <w:style w:type="character" w:styleId="172">
+  <w:style w:type="character" w:styleId="861">
     <w:name w:val="Emphasis"/>
-    <w:basedOn w:val="148"/>
+    <w:basedOn w:val="840"/>
     <w:uiPriority w:val="20"/>
     <w:qFormat/>
     <w:pPr>
@@ -33472,9 +33514,9 @@
       <w:iCs/>
     </w:rPr>
   </w:style>
-  <w:style w:type="character" w:styleId="173">
+  <w:style w:type="character" w:styleId="862">
     <w:name w:val="Strong"/>
-    <w:basedOn w:val="148"/>
+    <w:basedOn w:val="840"/>
     <w:uiPriority w:val="22"/>
     <w:qFormat/>
     <w:pPr>
@@ -33487,9 +33529,9 @@
       <w:bCs/>
     </w:rPr>
   </w:style>
-  <w:style w:type="character" w:styleId="174">
+  <w:style w:type="character" w:styleId="863">
     <w:name w:val="Subtle Reference"/>
-    <w:basedOn w:val="148"/>
+    <w:basedOn w:val="840"/>
     <w:uiPriority w:val="31"/>
     <w:qFormat/>
     <w:pPr>
@@ -33502,9 +33544,9 @@
       <w:color w:val="5a5a5a" w:themeColor="text1" w:themeTint="A5"/>
     </w:rPr>
   </w:style>
-  <w:style w:type="character" w:styleId="175">
+  <w:style w:type="character" w:styleId="864">
     <w:name w:val="Book Title"/>
-    <w:basedOn w:val="148"/>
+    <w:basedOn w:val="840"/>
     <w:uiPriority w:val="33"/>
     <w:qFormat/>
     <w:pPr>
@@ -33520,10 +33562,10 @@
       <w:spacing w:val="5"/>
     </w:rPr>
   </w:style>
-  <w:style w:type="paragraph" w:styleId="176">
+  <w:style w:type="paragraph" w:styleId="865">
     <w:name w:val="Header"/>
-    <w:basedOn w:val="664"/>
-    <w:link w:val="177"/>
+    <w:basedOn w:val="890"/>
+    <w:link w:val="866"/>
     <w:uiPriority w:val="99"/>
     <w:unhideWhenUsed/>
     <w:pPr>
@@ -33536,10 +33578,10 @@
       <w:ind/>
     </w:pPr>
   </w:style>
-  <w:style w:type="character" w:styleId="177">
+  <w:style w:type="character" w:styleId="866">
     <w:name w:val="Header Char"/>
-    <w:basedOn w:val="148"/>
-    <w:link w:val="176"/>
+    <w:basedOn w:val="840"/>
+    <w:link w:val="865"/>
     <w:uiPriority w:val="99"/>
     <w:pPr>
       <w:pBdr/>
@@ -33547,10 +33589,10 @@
       <w:ind/>
     </w:pPr>
   </w:style>
-  <w:style w:type="paragraph" w:styleId="178">
+  <w:style w:type="paragraph" w:styleId="867">
     <w:name w:val="Footer"/>
-    <w:basedOn w:val="664"/>
-    <w:link w:val="179"/>
+    <w:basedOn w:val="890"/>
+    <w:link w:val="868"/>
     <w:uiPriority w:val="99"/>
     <w:unhideWhenUsed/>
     <w:pPr>
@@ -33563,10 +33605,10 @@
       <w:ind/>
     </w:pPr>
   </w:style>
-  <w:style w:type="character" w:styleId="179">
+  <w:style w:type="character" w:styleId="868">
     <w:name w:val="Footer Char"/>
-    <w:basedOn w:val="148"/>
-    <w:link w:val="178"/>
+    <w:basedOn w:val="840"/>
+    <w:link w:val="867"/>
     <w:uiPriority w:val="99"/>
     <w:pPr>
       <w:pBdr/>
@@ -33574,10 +33616,10 @@
       <w:ind/>
     </w:pPr>
   </w:style>
-  <w:style w:type="paragraph" w:styleId="180">
+  <w:style w:type="paragraph" w:styleId="869">
     <w:name w:val="Caption"/>
-    <w:basedOn w:val="664"/>
-    <w:next w:val="664"/>
+    <w:basedOn w:val="890"/>
+    <w:next w:val="890"/>
     <w:uiPriority w:val="35"/>
     <w:unhideWhenUsed/>
     <w:qFormat/>
@@ -33594,10 +33636,10 @@
       <w:szCs w:val="18"/>
     </w:rPr>
   </w:style>
-  <w:style w:type="paragraph" w:styleId="181">
+  <w:style w:type="paragraph" w:styleId="870">
     <w:name w:val="footnote text"/>
-    <w:basedOn w:val="664"/>
-    <w:link w:val="182"/>
+    <w:basedOn w:val="890"/>
+    <w:link w:val="871"/>
     <w:uiPriority w:val="99"/>
     <w:semiHidden/>
     <w:unhideWhenUsed/>
@@ -33611,10 +33653,10 @@
       <w:szCs w:val="20"/>
     </w:rPr>
   </w:style>
-  <w:style w:type="character" w:styleId="182">
+  <w:style w:type="character" w:styleId="871">
     <w:name w:val="Footnote Text Char"/>
-    <w:basedOn w:val="148"/>
-    <w:link w:val="181"/>
+    <w:basedOn w:val="840"/>
+    <w:link w:val="870"/>
     <w:uiPriority w:val="99"/>
     <w:semiHidden/>
     <w:pPr>
@@ -33627,9 +33669,9 @@
       <w:szCs w:val="20"/>
     </w:rPr>
   </w:style>
-  <w:style w:type="character" w:styleId="183">
+  <w:style w:type="character" w:styleId="872">
     <w:name w:val="footnote reference"/>
-    <w:basedOn w:val="148"/>
+    <w:basedOn w:val="840"/>
     <w:uiPriority w:val="99"/>
     <w:semiHidden/>
     <w:unhideWhenUsed/>
@@ -33642,10 +33684,10 @@
       <w:vertAlign w:val="superscript"/>
     </w:rPr>
   </w:style>
-  <w:style w:type="paragraph" w:styleId="184">
+  <w:style w:type="paragraph" w:styleId="873">
     <w:name w:val="endnote text"/>
-    <w:basedOn w:val="664"/>
-    <w:link w:val="185"/>
+    <w:basedOn w:val="890"/>
+    <w:link w:val="874"/>
     <w:uiPriority w:val="99"/>
     <w:semiHidden/>
     <w:unhideWhenUsed/>
@@ -33659,10 +33701,10 @@
       <w:szCs w:val="20"/>
     </w:rPr>
   </w:style>
-  <w:style w:type="character" w:styleId="185">
+  <w:style w:type="character" w:styleId="874">
     <w:name w:val="Endnote Text Char"/>
-    <w:basedOn w:val="148"/>
-    <w:link w:val="184"/>
+    <w:basedOn w:val="840"/>
+    <w:link w:val="873"/>
     <w:uiPriority w:val="99"/>
     <w:semiHidden/>
     <w:pPr>
@@ -33675,9 +33717,9 @@
       <w:szCs w:val="20"/>
     </w:rPr>
   </w:style>
-  <w:style w:type="character" w:styleId="186">
+  <w:style w:type="character" w:styleId="875">
     <w:name w:val="endnote reference"/>
-    <w:basedOn w:val="148"/>
+    <w:basedOn w:val="840"/>
     <w:uiPriority w:val="99"/>
     <w:semiHidden/>
     <w:unhideWhenUsed/>
@@ -33690,9 +33732,9 @@
       <w:vertAlign w:val="superscript"/>
     </w:rPr>
   </w:style>
-  <w:style w:type="character" w:styleId="187">
+  <w:style w:type="character" w:styleId="876">
     <w:name w:val="Hyperlink"/>
-    <w:basedOn w:val="148"/>
+    <w:basedOn w:val="840"/>
     <w:uiPriority w:val="99"/>
     <w:unhideWhenUsed/>
     <w:pPr>
@@ -33705,9 +33747,9 @@
       <w:u w:val="single"/>
     </w:rPr>
   </w:style>
-  <w:style w:type="character" w:styleId="188">
+  <w:style w:type="character" w:styleId="877">
     <w:name w:val="FollowedHyperlink"/>
-    <w:basedOn w:val="148"/>
+    <w:basedOn w:val="840"/>
     <w:uiPriority w:val="99"/>
     <w:semiHidden/>
     <w:unhideWhenUsed/>
@@ -33721,10 +33763,10 @@
       <w:u w:val="single"/>
     </w:rPr>
   </w:style>
-  <w:style w:type="paragraph" w:styleId="189">
+  <w:style w:type="paragraph" w:styleId="878">
     <w:name w:val="toc 1"/>
-    <w:basedOn w:val="664"/>
-    <w:next w:val="664"/>
+    <w:basedOn w:val="890"/>
+    <w:next w:val="890"/>
     <w:uiPriority w:val="39"/>
     <w:unhideWhenUsed/>
     <w:pPr>
@@ -33733,10 +33775,10 @@
       <w:ind/>
     </w:pPr>
   </w:style>
-  <w:style w:type="paragraph" w:styleId="190">
+  <w:style w:type="paragraph" w:styleId="879">
     <w:name w:val="toc 2"/>
-    <w:basedOn w:val="664"/>
-    <w:next w:val="664"/>
+    <w:basedOn w:val="890"/>
+    <w:next w:val="890"/>
     <w:uiPriority w:val="39"/>
     <w:unhideWhenUsed/>
     <w:pPr>
@@ -33745,10 +33787,10 @@
       <w:ind w:left="220"/>
     </w:pPr>
   </w:style>
-  <w:style w:type="paragraph" w:styleId="191">
+  <w:style w:type="paragraph" w:styleId="880">
     <w:name w:val="toc 3"/>
-    <w:basedOn w:val="664"/>
-    <w:next w:val="664"/>
+    <w:basedOn w:val="890"/>
+    <w:next w:val="890"/>
     <w:uiPriority w:val="39"/>
     <w:unhideWhenUsed/>
     <w:pPr>
@@ -33757,10 +33799,10 @@
       <w:ind w:left="440"/>
     </w:pPr>
   </w:style>
-  <w:style w:type="paragraph" w:styleId="192">
+  <w:style w:type="paragraph" w:styleId="881">
     <w:name w:val="toc 4"/>
-    <w:basedOn w:val="664"/>
-    <w:next w:val="664"/>
+    <w:basedOn w:val="890"/>
+    <w:next w:val="890"/>
     <w:uiPriority w:val="39"/>
     <w:unhideWhenUsed/>
     <w:pPr>
@@ -33769,10 +33811,10 @@
       <w:ind w:left="660"/>
     </w:pPr>
   </w:style>
-  <w:style w:type="paragraph" w:styleId="193">
+  <w:style w:type="paragraph" w:styleId="882">
     <w:name w:val="toc 5"/>
-    <w:basedOn w:val="664"/>
-    <w:next w:val="664"/>
+    <w:basedOn w:val="890"/>
+    <w:next w:val="890"/>
     <w:uiPriority w:val="39"/>
     <w:unhideWhenUsed/>
     <w:pPr>
@@ -33781,10 +33823,10 @@
       <w:ind w:left="880"/>
     </w:pPr>
   </w:style>
-  <w:style w:type="paragraph" w:styleId="194">
+  <w:style w:type="paragraph" w:styleId="883">
     <w:name w:val="toc 6"/>
-    <w:basedOn w:val="664"/>
-    <w:next w:val="664"/>
+    <w:basedOn w:val="890"/>
+    <w:next w:val="890"/>
     <w:uiPriority w:val="39"/>
     <w:unhideWhenUsed/>
     <w:pPr>
@@ -33793,10 +33835,10 @@
       <w:ind w:left="1100"/>
     </w:pPr>
   </w:style>
-  <w:style w:type="paragraph" w:styleId="195">
+  <w:style w:type="paragraph" w:styleId="884">
     <w:name w:val="toc 7"/>
-    <w:basedOn w:val="664"/>
-    <w:next w:val="664"/>
+    <w:basedOn w:val="890"/>
+    <w:next w:val="890"/>
     <w:uiPriority w:val="39"/>
     <w:unhideWhenUsed/>
     <w:pPr>
@@ -33805,10 +33847,10 @@
       <w:ind w:left="1320"/>
     </w:pPr>
   </w:style>
-  <w:style w:type="paragraph" w:styleId="196">
+  <w:style w:type="paragraph" w:styleId="885">
     <w:name w:val="toc 8"/>
-    <w:basedOn w:val="664"/>
-    <w:next w:val="664"/>
+    <w:basedOn w:val="890"/>
+    <w:next w:val="890"/>
     <w:uiPriority w:val="39"/>
     <w:unhideWhenUsed/>
     <w:pPr>
@@ -33817,10 +33859,10 @@
       <w:ind w:left="1540"/>
     </w:pPr>
   </w:style>
-  <w:style w:type="paragraph" w:styleId="197">
+  <w:style w:type="paragraph" w:styleId="886">
     <w:name w:val="toc 9"/>
-    <w:basedOn w:val="664"/>
-    <w:next w:val="664"/>
+    <w:basedOn w:val="890"/>
+    <w:next w:val="890"/>
     <w:uiPriority w:val="39"/>
     <w:unhideWhenUsed/>
     <w:pPr>
@@ -33829,9 +33871,9 @@
       <w:ind w:left="1760"/>
     </w:pPr>
   </w:style>
-  <w:style w:type="character" w:styleId="198">
+  <w:style w:type="character" w:styleId="887">
     <w:name w:val="Placeholder Text"/>
-    <w:basedOn w:val="148"/>
+    <w:basedOn w:val="840"/>
     <w:uiPriority w:val="99"/>
     <w:semiHidden/>
     <w:pPr>
@@ -33843,7 +33885,7 @@
       <w:color w:val="666666"/>
     </w:rPr>
   </w:style>
-  <w:style w:type="paragraph" w:styleId="208">
+  <w:style w:type="paragraph" w:styleId="888">
     <w:name w:val="TOC Heading"/>
     <w:uiPriority w:val="39"/>
     <w:unhideWhenUsed/>
@@ -33853,10 +33895,10 @@
       <w:ind/>
     </w:pPr>
   </w:style>
-  <w:style w:type="paragraph" w:styleId="209">
+  <w:style w:type="paragraph" w:styleId="889">
     <w:name w:val="table of figures"/>
-    <w:basedOn w:val="664"/>
-    <w:next w:val="664"/>
+    <w:basedOn w:val="890"/>
+    <w:next w:val="890"/>
     <w:uiPriority w:val="99"/>
     <w:unhideWhenUsed/>
     <w:pPr>
@@ -33865,7 +33907,7 @@
       <w:ind/>
     </w:pPr>
   </w:style>
-  <w:style w:type="paragraph" w:styleId="664" w:default="1">
+  <w:style w:type="paragraph" w:styleId="890" w:default="1">
     <w:name w:val="Normal"/>
     <w:qFormat/>
     <w:pPr>
@@ -33874,7 +33916,7 @@
       <w:ind/>
     </w:pPr>
   </w:style>
-  <w:style w:type="table" w:styleId="665" w:default="1">
+  <w:style w:type="table" w:styleId="891" w:default="1">
     <w:name w:val="Normal Table"/>
     <w:uiPriority w:val="99"/>
     <w:semiHidden/>
@@ -34067,7 +34109,7 @@
       </w:tcPr>
     </w:tblStylePr>
   </w:style>
-  <w:style w:type="numbering" w:styleId="666" w:default="1">
+  <w:style w:type="numbering" w:styleId="892" w:default="1">
     <w:name w:val="No List"/>
     <w:uiPriority w:val="99"/>
     <w:semiHidden/>
@@ -34078,9 +34120,9 @@
       <w:ind/>
     </w:pPr>
   </w:style>
-  <w:style w:type="paragraph" w:styleId="667">
+  <w:style w:type="paragraph" w:styleId="893">
     <w:name w:val="No Spacing"/>
-    <w:basedOn w:val="664"/>
+    <w:basedOn w:val="890"/>
     <w:uiPriority w:val="1"/>
     <w:qFormat/>
     <w:pPr>
@@ -34089,9 +34131,9 @@
       <w:ind/>
     </w:pPr>
   </w:style>
-  <w:style w:type="paragraph" w:styleId="668">
+  <w:style w:type="paragraph" w:styleId="894">
     <w:name w:val="List Paragraph"/>
-    <w:basedOn w:val="664"/>
+    <w:basedOn w:val="890"/>
     <w:uiPriority w:val="34"/>
     <w:qFormat/>
     <w:pPr>

--- a/Overdracht.docx
+++ b/Overdracht.docx
@@ -31,6 +31,7 @@
           <w:bCs/>
           <w:sz w:val="36"/>
           <w:szCs w:val="36"/>
+          <w:highlight w:val="none"/>
         </w:rPr>
       </w:r>
       <w:r>
@@ -120,6 +121,7 @@
           <w:bCs w:val="0"/>
           <w:sz w:val="22"/>
           <w:szCs w:val="22"/>
+          <w:highlight w:val="none"/>
         </w:rPr>
       </w:r>
       <w:r>
@@ -2122,8 +2124,10 @@
       </w:r>
       <w:r>
         <w:rPr>
-          <w:sz w:val="22"/>
-          <w:szCs w:val="22"/>
+          <w:b/>
+          <w:bCs/>
+          <w:sz w:val="36"/>
+          <w:szCs w:val="36"/>
           <w:highlight w:val="none"/>
         </w:rPr>
       </w:r>
@@ -2177,7 +2181,15 @@
           <w:highlight w:val="none"/>
         </w:rPr>
         <w:br/>
-        <w:t xml:space="preserve">Probeer dan als het mogelijk is en jullie er zeker van zijn dat het lukt een simulatie te maken van de kart en de testbaan zodat jullie altijd iets kunnen testen.</w:t>
+        <w:t xml:space="preserve">Probeer dan als het mogelijk is en jullie er zeker van zijn dat het lukt een simulatie te maken van de kar</w:t>
+      </w:r>
+      <w:r>
+        <w:rPr>
+          <w:sz w:val="22"/>
+          <w:szCs w:val="22"/>
+          <w:highlight w:val="none"/>
+        </w:rPr>
+        <w:t xml:space="preserve">t en de testbaan zodat jullie altijd iets kunnen testen.</w:t>
         <w:br/>
         <w:t xml:space="preserve">Probeer ook in de huidige code iets te maken die beelden opneemt om makkelijker te zien wat waar fout gaat. Zo voorkomen jullie te moeten gokken wat er is gebeurt wanneer er toch iets niet goed gaat.</w:t>
       </w:r>
@@ -2198,7 +2210,6 @@
           <w:highlight w:val="none"/>
         </w:rPr>
       </w:r>
-      <w:r/>
       <w:r>
         <w:rPr>
           <w:sz w:val="22"/>
@@ -2933,6 +2944,45 @@
           <w:tab w:val="left" w:leader="none" w:pos="3962"/>
         </w:tabs>
         <w:spacing/>
+        <w:ind w:firstLine="0" w:left="0"/>
+        <w:jc w:val="left"/>
+        <w:rPr>
+          <w:sz w:val="22"/>
+          <w:szCs w:val="22"/>
+          <w:highlight w:val="none"/>
+        </w:rPr>
+      </w:pPr>
+      <w:r>
+        <w:rPr>
+          <w:sz w:val="22"/>
+          <w:szCs w:val="22"/>
+          <w:highlight w:val="none"/>
+        </w:rPr>
+        <w:t xml:space="preserve">In de Code folder is een ander folder te vinden genaamd old_code. Hier zitten wat </w:t>
+      </w:r>
+      <w:r>
+        <w:rPr>
+          <w:sz w:val="22"/>
+          <w:szCs w:val="22"/>
+          <w:highlight w:val="none"/>
+        </w:rPr>
+        <w:t xml:space="preserve">stukken code in die handig kunnen zijn om bepaalde instellingen te testen of om naar kleinere stukken van de code te kijken.</w:t>
+      </w:r>
+      <w:r>
+        <w:rPr>
+          <w:sz w:val="22"/>
+          <w:szCs w:val="22"/>
+          <w:highlight w:val="none"/>
+        </w:rPr>
+      </w:r>
+    </w:p>
+    <w:p>
+      <w:pPr>
+        <w:pBdr/>
+        <w:tabs>
+          <w:tab w:val="left" w:leader="none" w:pos="3962"/>
+        </w:tabs>
+        <w:spacing/>
         <w:ind/>
         <w:jc w:val="left"/>
         <w:rPr>
@@ -2952,10 +3002,8 @@
       </w:r>
       <w:r>
         <w:rPr>
-          <w:b/>
-          <w:bCs/>
-          <w:sz w:val="36"/>
-          <w:szCs w:val="36"/>
+          <w:sz w:val="22"/>
+          <w:szCs w:val="22"/>
           <w:highlight w:val="none"/>
         </w:rPr>
       </w:r>
